--- a/treasury-platform/docs/57-RELEASE.docx
+++ b/treasury-platform/docs/57-RELEASE.docx
@@ -17,7 +17,7 @@
           <w:szCs w:val="48"/>
           <w:rtl/>
         </w:rPr>
-        <w:t xml:space="preserve">إصدارات التشغيل التجريبي، والإصدار الحالي 1.0.1 (الصفان 60 و62 في </w:t>
+        <w:t xml:space="preserve">إصدارات التشغيل التجريبي، والإصدار الحالي 1.0.2 (الصفوف 60 و62 و66 في </w:t>
       </w:r>
       <w:r>
         <w:rPr>
@@ -58,7 +58,7 @@
           <w:szCs w:val="21"/>
           <w:rtl/>
         </w:rPr>
-        <w:t xml:space="preserve">التاريخ: 2026-10-25. كتبه وكيل ذكاء اصطناعي.</w:t>
+        <w:t xml:space="preserve">التاريخ: 2026-10-26. كتبه وكيل ذكاء اصطناعي.</w:t>
       </w:r>
     </w:p>
     <w:p>
@@ -123,6 +123,28 @@
           <w:rtl/>
         </w:rPr>
         <w:t xml:space="preserve">الإصدار 1.0.1: «نعم أصدر 1.0.1».</w:t>
+      </w:r>
+    </w:p>
+    <w:p>
+      <w:pPr>
+        <w:pStyle w:val="ListParagraph"/>
+        <w:numPr>
+          <w:ilvl w:val="0"/>
+          <w:numId w:val="2"/>
+        </w:numPr>
+        <w:bidi/>
+        <w:spacing w:after="70" w:before="0" w:line="300"/>
+      </w:pPr>
+      <w:r>
+        <w:rPr>
+          <w:rFonts w:ascii="Arial" w:cs="Arial" w:eastAsia="Arial" w:hAnsi="Arial"/>
+          <w:b w:val="false"/>
+          <w:bCs w:val="false"/>
+          <w:sz w:val="21"/>
+          <w:szCs w:val="21"/>
+          <w:rtl/>
+        </w:rPr>
+        <w:t xml:space="preserve">الإصدار 1.0.2: «اعطني تقرير بالعربي ثم اكمل»، بعد عرض إصدار 1.0.2 بتغييرات UCP.</w:t>
       </w:r>
     </w:p>
     <w:p>
@@ -165,9 +187,9 @@
         </w:tblBorders>
       </w:tblPr>
       <w:tblGrid>
-        <w:gridCol w:w="2062"/>
-        <w:gridCol w:w="2946"/>
-        <w:gridCol w:w="4856"/>
+        <w:gridCol w:w="1972"/>
+        <w:gridCol w:w="2818"/>
+        <w:gridCol w:w="5074"/>
       </w:tblGrid>
       <w:tr>
         <w:trPr>
@@ -176,7 +198,7 @@
         </w:trPr>
         <w:tc>
           <w:tcPr>
-            <w:tcW w:type="dxa" w:w="2062"/>
+            <w:tcW w:type="dxa" w:w="1972"/>
             <w:tcBorders>
               <w:top w:val="single" w:color="BFC9D6" w:sz="4"/>
               <w:left w:val="single" w:color="BFC9D6" w:sz="4"/>
@@ -214,7 +236,7 @@
         </w:tc>
         <w:tc>
           <w:tcPr>
-            <w:tcW w:type="dxa" w:w="2946"/>
+            <w:tcW w:type="dxa" w:w="2818"/>
             <w:tcBorders>
               <w:top w:val="single" w:color="BFC9D6" w:sz="4"/>
               <w:left w:val="single" w:color="BFC9D6" w:sz="4"/>
@@ -252,7 +274,7 @@
         </w:tc>
         <w:tc>
           <w:tcPr>
-            <w:tcW w:type="dxa" w:w="4856"/>
+            <w:tcW w:type="dxa" w:w="5074"/>
             <w:tcBorders>
               <w:top w:val="single" w:color="BFC9D6" w:sz="4"/>
               <w:left w:val="single" w:color="BFC9D6" w:sz="4"/>
@@ -295,7 +317,7 @@
         </w:trPr>
         <w:tc>
           <w:tcPr>
-            <w:tcW w:type="dxa" w:w="2062"/>
+            <w:tcW w:type="dxa" w:w="1972"/>
             <w:tcBorders>
               <w:top w:val="single" w:color="BFC9D6" w:sz="4"/>
               <w:left w:val="single" w:color="BFC9D6" w:sz="4"/>
@@ -325,13 +347,13 @@
                 <w:szCs w:val="18"/>
                 <w:rtl/>
               </w:rPr>
-              <w:t xml:space="preserve">1.0.1</w:t>
-            </w:r>
-          </w:p>
-        </w:tc>
-        <w:tc>
-          <w:tcPr>
-            <w:tcW w:type="dxa" w:w="2946"/>
+              <w:t xml:space="preserve">1.0.2</w:t>
+            </w:r>
+          </w:p>
+        </w:tc>
+        <w:tc>
+          <w:tcPr>
+            <w:tcW w:type="dxa" w:w="2818"/>
             <w:tcBorders>
               <w:top w:val="single" w:color="BFC9D6" w:sz="4"/>
               <w:left w:val="single" w:color="BFC9D6" w:sz="4"/>
@@ -361,13 +383,13 @@
                 <w:szCs w:val="18"/>
                 <w:rtl/>
               </w:rPr>
-              <w:t xml:space="preserve">2026-10-25</w:t>
-            </w:r>
-          </w:p>
-        </w:tc>
-        <w:tc>
-          <w:tcPr>
-            <w:tcW w:type="dxa" w:w="4856"/>
+              <w:t xml:space="preserve">2026-10-26</w:t>
+            </w:r>
+          </w:p>
+        </w:tc>
+        <w:tc>
+          <w:tcPr>
+            <w:tcW w:type="dxa" w:w="5074"/>
             <w:tcBorders>
               <w:top w:val="single" w:color="BFC9D6" w:sz="4"/>
               <w:left w:val="single" w:color="BFC9D6" w:sz="4"/>
@@ -397,7 +419,7 @@
                 <w:szCs w:val="18"/>
                 <w:rtl/>
               </w:rPr>
-              <w:t xml:space="preserve">تقرير التقييم الائتماني المطبوع بغلافه وصفحاته الداخلية على الهوية (</w:t>
+              <w:t xml:space="preserve">مراجع UCP 600 بجانب حقول شروط الاعتماد ومستنداته، وفحوص المواد 28 و29 و31-32 و19-24 (</w:t>
             </w:r>
             <w:r>
               <w:rPr>
@@ -410,18 +432,127 @@
                 <w:shd w:fill="F1F3F5" w:color="auto" w:val="clear"/>
                 <w:rtl/>
               </w:rPr>
-              <w:t xml:space="preserve">‎docs/56‎</w:t>
-            </w:r>
-            <w:r>
-              <w:rPr>
-                <w:rFonts w:ascii="Arial" w:cs="Arial" w:eastAsia="Arial" w:hAnsi="Arial"/>
-                <w:b w:val="false"/>
-                <w:bCs w:val="false"/>
-                <w:sz w:val="18"/>
-                <w:szCs w:val="18"/>
-                <w:rtl/>
-              </w:rPr>
-              <w:t xml:space="preserve"> §7)، برابطي «طباعة التقرير» و«تنزيل PDF» في شاشة التقييم. ودليل التثبيت صار جزءًا من كل إصدار باسم ثابت</w:t>
+              <w:t xml:space="preserve">‎docs/60‎</w:t>
+            </w:r>
+            <w:r>
+              <w:rPr>
+                <w:rFonts w:ascii="Arial" w:cs="Arial" w:eastAsia="Arial" w:hAnsi="Arial"/>
+                <w:b w:val="false"/>
+                <w:bCs w:val="false"/>
+                <w:sz w:val="18"/>
+                <w:szCs w:val="18"/>
+                <w:rtl/>
+              </w:rPr>
+              <w:t xml:space="preserve">). ودعم الخادم الواحد للتجربة (</w:t>
+            </w:r>
+            <w:r>
+              <w:rPr>
+                <w:rFonts w:ascii="Courier New" w:cs="Courier New" w:eastAsia="Courier New" w:hAnsi="Courier New"/>
+                <w:b w:val="false"/>
+                <w:bCs w:val="false"/>
+                <w:color w:val="1F2937"/>
+                <w:sz w:val="16"/>
+                <w:szCs w:val="16"/>
+                <w:shd w:fill="F1F3F5" w:color="auto" w:val="clear"/>
+                <w:rtl/>
+              </w:rPr>
+              <w:t xml:space="preserve">‎docs/58‎</w:t>
+            </w:r>
+            <w:r>
+              <w:rPr>
+                <w:rFonts w:ascii="Arial" w:cs="Arial" w:eastAsia="Arial" w:hAnsi="Arial"/>
+                <w:b w:val="false"/>
+                <w:bCs w:val="false"/>
+                <w:sz w:val="18"/>
+                <w:szCs w:val="18"/>
+                <w:rtl/>
+              </w:rPr>
+              <w:t xml:space="preserve">): </w:t>
+            </w:r>
+            <w:r>
+              <w:rPr>
+                <w:rFonts w:ascii="Courier New" w:cs="Courier New" w:eastAsia="Courier New" w:hAnsi="Courier New"/>
+                <w:b w:val="false"/>
+                <w:bCs w:val="false"/>
+                <w:color w:val="1F2937"/>
+                <w:sz w:val="16"/>
+                <w:szCs w:val="16"/>
+                <w:shd w:fill="F1F3F5" w:color="auto" w:val="clear"/>
+                <w:rtl/>
+              </w:rPr>
+              <w:t xml:space="preserve">‎DB_ADDRESS‎</w:t>
+            </w:r>
+            <w:r>
+              <w:rPr>
+                <w:rFonts w:ascii="Arial" w:cs="Arial" w:eastAsia="Arial" w:hAnsi="Arial"/>
+                <w:b w:val="false"/>
+                <w:bCs w:val="false"/>
+                <w:sz w:val="18"/>
+                <w:szCs w:val="18"/>
+                <w:rtl/>
+              </w:rPr>
+              <w:t xml:space="preserve"> في </w:t>
+            </w:r>
+            <w:r>
+              <w:rPr>
+                <w:rFonts w:ascii="Courier New" w:cs="Courier New" w:eastAsia="Courier New" w:hAnsi="Courier New"/>
+                <w:b w:val="false"/>
+                <w:bCs w:val="false"/>
+                <w:color w:val="1F2937"/>
+                <w:sz w:val="16"/>
+                <w:szCs w:val="16"/>
+                <w:shd w:fill="F1F3F5" w:color="auto" w:val="clear"/>
+                <w:rtl/>
+              </w:rPr>
+              <w:t xml:space="preserve">‎site.conf‎</w:t>
+            </w:r>
+            <w:r>
+              <w:rPr>
+                <w:rFonts w:ascii="Arial" w:cs="Arial" w:eastAsia="Arial" w:hAnsi="Arial"/>
+                <w:b w:val="false"/>
+                <w:bCs w:val="false"/>
+                <w:sz w:val="18"/>
+                <w:szCs w:val="18"/>
+                <w:rtl/>
+              </w:rPr>
+              <w:t xml:space="preserve">، و</w:t>
+            </w:r>
+            <w:r>
+              <w:rPr>
+                <w:rFonts w:ascii="Courier New" w:cs="Courier New" w:eastAsia="Courier New" w:hAnsi="Courier New"/>
+                <w:b w:val="false"/>
+                <w:bCs w:val="false"/>
+                <w:color w:val="1F2937"/>
+                <w:sz w:val="16"/>
+                <w:szCs w:val="16"/>
+                <w:shd w:fill="F1F3F5" w:color="auto" w:val="clear"/>
+                <w:rtl/>
+              </w:rPr>
+              <w:t xml:space="preserve">‎DB_ON_THIS_HOST=1‎</w:t>
+            </w:r>
+            <w:r>
+              <w:rPr>
+                <w:rFonts w:ascii="Arial" w:cs="Arial" w:eastAsia="Arial" w:hAnsi="Arial"/>
+                <w:b w:val="false"/>
+                <w:bCs w:val="false"/>
+                <w:sz w:val="18"/>
+                <w:szCs w:val="18"/>
+                <w:rtl/>
+              </w:rPr>
+              <w:t xml:space="preserve"> في </w:t>
+            </w:r>
+            <w:r>
+              <w:rPr>
+                <w:rFonts w:ascii="Courier New" w:cs="Courier New" w:eastAsia="Courier New" w:hAnsi="Courier New"/>
+                <w:b w:val="false"/>
+                <w:bCs w:val="false"/>
+                <w:color w:val="1F2937"/>
+                <w:sz w:val="16"/>
+                <w:szCs w:val="16"/>
+                <w:shd w:fill="F1F3F5" w:color="auto" w:val="clear"/>
+                <w:rtl/>
+              </w:rPr>
+              <w:t xml:space="preserve">‎ufw.sh‎</w:t>
             </w:r>
           </w:p>
         </w:tc>
@@ -432,7 +563,7 @@
         </w:trPr>
         <w:tc>
           <w:tcPr>
-            <w:tcW w:type="dxa" w:w="2062"/>
+            <w:tcW w:type="dxa" w:w="1972"/>
             <w:tcBorders>
               <w:top w:val="single" w:color="BFC9D6" w:sz="4"/>
               <w:left w:val="single" w:color="BFC9D6" w:sz="4"/>
@@ -463,20 +594,158 @@
                 <w:szCs w:val="18"/>
                 <w:rtl/>
               </w:rPr>
+              <w:t xml:space="preserve">1.0.1</w:t>
+            </w:r>
+          </w:p>
+        </w:tc>
+        <w:tc>
+          <w:tcPr>
+            <w:tcW w:type="dxa" w:w="2818"/>
+            <w:tcBorders>
+              <w:top w:val="single" w:color="BFC9D6" w:sz="4"/>
+              <w:left w:val="single" w:color="BFC9D6" w:sz="4"/>
+              <w:bottom w:val="single" w:color="BFC9D6" w:sz="4"/>
+              <w:right w:val="single" w:color="BFC9D6" w:sz="4"/>
+            </w:tcBorders>
+            <w:shd w:fill="F5F8FC" w:color="auto" w:val="clear"/>
+            <w:tcMar>
+              <w:top w:type="dxa" w:w="50"/>
+              <w:left w:type="dxa" w:w="90"/>
+              <w:bottom w:type="dxa" w:w="50"/>
+              <w:right w:type="dxa" w:w="90"/>
+            </w:tcMar>
+            <w:vAlign w:val="top"/>
+          </w:tcPr>
+          <w:p>
+            <w:pPr>
+              <w:keepNext w:val="false"/>
+              <w:bidi/>
+              <w:spacing w:after="30" w:before="30" w:line="264"/>
+            </w:pPr>
+            <w:r>
+              <w:rPr>
+                <w:rFonts w:ascii="Arial" w:cs="Arial" w:eastAsia="Arial" w:hAnsi="Arial"/>
+                <w:b w:val="false"/>
+                <w:bCs w:val="false"/>
+                <w:sz w:val="18"/>
+                <w:szCs w:val="18"/>
+                <w:rtl/>
+              </w:rPr>
+              <w:t xml:space="preserve">2026-10-25</w:t>
+            </w:r>
+          </w:p>
+        </w:tc>
+        <w:tc>
+          <w:tcPr>
+            <w:tcW w:type="dxa" w:w="5074"/>
+            <w:tcBorders>
+              <w:top w:val="single" w:color="BFC9D6" w:sz="4"/>
+              <w:left w:val="single" w:color="BFC9D6" w:sz="4"/>
+              <w:bottom w:val="single" w:color="BFC9D6" w:sz="4"/>
+              <w:right w:val="single" w:color="BFC9D6" w:sz="4"/>
+            </w:tcBorders>
+            <w:shd w:fill="F5F8FC" w:color="auto" w:val="clear"/>
+            <w:tcMar>
+              <w:top w:type="dxa" w:w="50"/>
+              <w:left w:type="dxa" w:w="90"/>
+              <w:bottom w:type="dxa" w:w="50"/>
+              <w:right w:type="dxa" w:w="90"/>
+            </w:tcMar>
+            <w:vAlign w:val="top"/>
+          </w:tcPr>
+          <w:p>
+            <w:pPr>
+              <w:keepNext w:val="false"/>
+              <w:bidi/>
+              <w:spacing w:after="30" w:before="30" w:line="264"/>
+            </w:pPr>
+            <w:r>
+              <w:rPr>
+                <w:rFonts w:ascii="Arial" w:cs="Arial" w:eastAsia="Arial" w:hAnsi="Arial"/>
+                <w:b w:val="false"/>
+                <w:bCs w:val="false"/>
+                <w:sz w:val="18"/>
+                <w:szCs w:val="18"/>
+                <w:rtl/>
+              </w:rPr>
+              <w:t xml:space="preserve">تقرير التقييم الائتماني المطبوع بغلافه وصفحاته الداخلية على الهوية (</w:t>
+            </w:r>
+            <w:r>
+              <w:rPr>
+                <w:rFonts w:ascii="Courier New" w:cs="Courier New" w:eastAsia="Courier New" w:hAnsi="Courier New"/>
+                <w:b w:val="false"/>
+                <w:bCs w:val="false"/>
+                <w:color w:val="1F2937"/>
+                <w:sz w:val="16"/>
+                <w:szCs w:val="16"/>
+                <w:shd w:fill="F1F3F5" w:color="auto" w:val="clear"/>
+                <w:rtl/>
+              </w:rPr>
+              <w:t xml:space="preserve">‎docs/56‎</w:t>
+            </w:r>
+            <w:r>
+              <w:rPr>
+                <w:rFonts w:ascii="Arial" w:cs="Arial" w:eastAsia="Arial" w:hAnsi="Arial"/>
+                <w:b w:val="false"/>
+                <w:bCs w:val="false"/>
+                <w:sz w:val="18"/>
+                <w:szCs w:val="18"/>
+                <w:rtl/>
+              </w:rPr>
+              <w:t xml:space="preserve"> §7)، برابطي «طباعة التقرير» و«تنزيل PDF» في شاشة التقييم. ودليل التثبيت صار جزءًا من كل إصدار باسم ثابت</w:t>
+            </w:r>
+          </w:p>
+        </w:tc>
+      </w:tr>
+      <w:tr>
+        <w:trPr>
+          <w:cantSplit/>
+        </w:trPr>
+        <w:tc>
+          <w:tcPr>
+            <w:tcW w:type="dxa" w:w="1972"/>
+            <w:tcBorders>
+              <w:top w:val="single" w:color="BFC9D6" w:sz="4"/>
+              <w:left w:val="single" w:color="BFC9D6" w:sz="4"/>
+              <w:bottom w:val="single" w:color="BFC9D6" w:sz="4"/>
+              <w:right w:val="single" w:color="BFC9D6" w:sz="4"/>
+            </w:tcBorders>
+            <w:tcMar>
+              <w:top w:type="dxa" w:w="50"/>
+              <w:left w:type="dxa" w:w="90"/>
+              <w:bottom w:type="dxa" w:w="50"/>
+              <w:right w:type="dxa" w:w="90"/>
+            </w:tcMar>
+            <w:vAlign w:val="top"/>
+          </w:tcPr>
+          <w:p>
+            <w:pPr>
+              <w:keepNext w:val="false"/>
+              <w:bidi/>
+              <w:spacing w:after="30" w:before="30" w:line="264"/>
+            </w:pPr>
+            <w:r>
+              <w:rPr>
+                <w:rFonts w:ascii="Arial" w:cs="Arial" w:eastAsia="Arial" w:hAnsi="Arial"/>
+                <w:b w:val="false"/>
+                <w:bCs w:val="false"/>
+                <w:sz w:val="18"/>
+                <w:szCs w:val="18"/>
+                <w:rtl/>
+              </w:rPr>
               <w:t xml:space="preserve">1.0.0</w:t>
             </w:r>
           </w:p>
         </w:tc>
         <w:tc>
           <w:tcPr>
-            <w:tcW w:type="dxa" w:w="2946"/>
-            <w:tcBorders>
-              <w:top w:val="single" w:color="BFC9D6" w:sz="4"/>
-              <w:left w:val="single" w:color="BFC9D6" w:sz="4"/>
-              <w:bottom w:val="single" w:color="BFC9D6" w:sz="4"/>
-              <w:right w:val="single" w:color="BFC9D6" w:sz="4"/>
-            </w:tcBorders>
-            <w:shd w:fill="F5F8FC" w:color="auto" w:val="clear"/>
+            <w:tcW w:type="dxa" w:w="2818"/>
+            <w:tcBorders>
+              <w:top w:val="single" w:color="BFC9D6" w:sz="4"/>
+              <w:left w:val="single" w:color="BFC9D6" w:sz="4"/>
+              <w:bottom w:val="single" w:color="BFC9D6" w:sz="4"/>
+              <w:right w:val="single" w:color="BFC9D6" w:sz="4"/>
+            </w:tcBorders>
             <w:tcMar>
               <w:top w:type="dxa" w:w="50"/>
               <w:left w:type="dxa" w:w="90"/>
@@ -506,14 +775,13 @@
         </w:tc>
         <w:tc>
           <w:tcPr>
-            <w:tcW w:type="dxa" w:w="4856"/>
-            <w:tcBorders>
-              <w:top w:val="single" w:color="BFC9D6" w:sz="4"/>
-              <w:left w:val="single" w:color="BFC9D6" w:sz="4"/>
-              <w:bottom w:val="single" w:color="BFC9D6" w:sz="4"/>
-              <w:right w:val="single" w:color="BFC9D6" w:sz="4"/>
-            </w:tcBorders>
-            <w:shd w:fill="F5F8FC" w:color="auto" w:val="clear"/>
+            <w:tcW w:type="dxa" w:w="5074"/>
+            <w:tcBorders>
+              <w:top w:val="single" w:color="BFC9D6" w:sz="4"/>
+              <w:left w:val="single" w:color="BFC9D6" w:sz="4"/>
+              <w:bottom w:val="single" w:color="BFC9D6" w:sz="4"/>
+              <w:right w:val="single" w:color="BFC9D6" w:sz="4"/>
+            </w:tcBorders>
             <w:tcMar>
               <w:top w:type="dxa" w:w="50"/>
               <w:left w:type="dxa" w:w="90"/>
@@ -720,6 +988,106 @@
     <w:p>
       <w:r>
         <w:br w:type="page"/>
+      </w:r>
+    </w:p>
+    <w:p>
+      <w:pPr>
+        <w:bidi/>
+        <w:spacing w:after="110" w:before="0" w:line="312"/>
+      </w:pPr>
+      <w:r>
+        <w:rPr>
+          <w:rFonts w:ascii="Arial" w:cs="Arial" w:eastAsia="Arial" w:hAnsi="Arial"/>
+          <w:b/>
+          <w:bCs/>
+          <w:sz w:val="21"/>
+          <w:szCs w:val="21"/>
+          <w:rtl/>
+        </w:rPr>
+        <w:t xml:space="preserve">الترقية من 1.0.1 إلى 1.0.2:</w:t>
+      </w:r>
+      <w:r>
+        <w:rPr>
+          <w:rFonts w:ascii="Arial" w:cs="Arial" w:eastAsia="Arial" w:hAnsi="Arial"/>
+          <w:b w:val="false"/>
+          <w:bCs w:val="false"/>
+          <w:sz w:val="21"/>
+          <w:szCs w:val="21"/>
+          <w:rtl/>
+        </w:rPr>
+        <w:t xml:space="preserve"> لا تغيير في قاعدة البيانات. تُحمَّل الصورتان الجديدتان، ثم يُغيَّر رقم الإصدار في </w:t>
+      </w:r>
+      <w:r>
+        <w:rPr>
+          <w:rFonts w:ascii="Courier New" w:cs="Courier New" w:eastAsia="Courier New" w:hAnsi="Courier New"/>
+          <w:b w:val="false"/>
+          <w:bCs w:val="false"/>
+          <w:color w:val="1F2937"/>
+          <w:sz w:val="18"/>
+          <w:szCs w:val="18"/>
+          <w:shd w:fill="F1F3F5" w:color="auto" w:val="clear"/>
+          <w:rtl/>
+        </w:rPr>
+        <w:t xml:space="preserve">‎compose.yml‎</w:t>
+      </w:r>
+      <w:r>
+        <w:rPr>
+          <w:rFonts w:ascii="Arial" w:cs="Arial" w:eastAsia="Arial" w:hAnsi="Arial"/>
+          <w:b w:val="false"/>
+          <w:bCs w:val="false"/>
+          <w:sz w:val="21"/>
+          <w:szCs w:val="21"/>
+          <w:rtl/>
+        </w:rPr>
+        <w:t xml:space="preserve">، ثم </w:t>
+      </w:r>
+      <w:r>
+        <w:rPr>
+          <w:rFonts w:ascii="Courier New" w:cs="Courier New" w:eastAsia="Courier New" w:hAnsi="Courier New"/>
+          <w:b w:val="false"/>
+          <w:bCs w:val="false"/>
+          <w:color w:val="1F2937"/>
+          <w:sz w:val="18"/>
+          <w:szCs w:val="18"/>
+          <w:shd w:fill="F1F3F5" w:color="auto" w:val="clear"/>
+          <w:rtl/>
+        </w:rPr>
+        <w:t xml:space="preserve">‎sudo docker compose up -d‎</w:t>
+      </w:r>
+      <w:r>
+        <w:rPr>
+          <w:rFonts w:ascii="Arial" w:cs="Arial" w:eastAsia="Arial" w:hAnsi="Arial"/>
+          <w:b w:val="false"/>
+          <w:bCs w:val="false"/>
+          <w:sz w:val="21"/>
+          <w:szCs w:val="21"/>
+          <w:rtl/>
+        </w:rPr>
+        <w:t xml:space="preserve">. ومن ينقل التجربة إلى خادم واحد يتبع </w:t>
+      </w:r>
+      <w:r>
+        <w:rPr>
+          <w:rFonts w:ascii="Courier New" w:cs="Courier New" w:eastAsia="Courier New" w:hAnsi="Courier New"/>
+          <w:b w:val="false"/>
+          <w:bCs w:val="false"/>
+          <w:color w:val="1F2937"/>
+          <w:sz w:val="18"/>
+          <w:szCs w:val="18"/>
+          <w:shd w:fill="F1F3F5" w:color="auto" w:val="clear"/>
+          <w:rtl/>
+        </w:rPr>
+        <w:t xml:space="preserve">‎docs/58‎</w:t>
+      </w:r>
+      <w:r>
+        <w:rPr>
+          <w:rFonts w:ascii="Arial" w:cs="Arial" w:eastAsia="Arial" w:hAnsi="Arial"/>
+          <w:b w:val="false"/>
+          <w:bCs w:val="false"/>
+          <w:sz w:val="21"/>
+          <w:szCs w:val="21"/>
+          <w:rtl/>
+        </w:rPr>
+        <w:t xml:space="preserve">.</w:t>
       </w:r>
     </w:p>
     <w:p>
@@ -1595,7 +1963,7 @@
           <w:shd w:fill="F1F3F5" w:color="auto" w:val="clear"/>
           <w:rtl/>
         </w:rPr>
-        <w:t xml:space="preserve">‎bankfas-v1.0.1‎</w:t>
+        <w:t xml:space="preserve">‎bankfas-v1.0.2‎</w:t>
       </w:r>
       <w:r>
         <w:rPr>
@@ -1746,7 +2114,7 @@
                 <w:shd w:fill="F1F3F5" w:color="auto" w:val="clear"/>
                 <w:rtl/>
               </w:rPr>
-              <w:t xml:space="preserve">‎bankfas-api-1.0.1.tar.gz‎</w:t>
+              <w:t xml:space="preserve">‎bankfas-api-1.0.2.tar.gz‎</w:t>
             </w:r>
           </w:p>
         </w:tc>
@@ -1826,7 +2194,7 @@
                 <w:shd w:fill="F1F3F5" w:color="auto" w:val="clear"/>
                 <w:rtl/>
               </w:rPr>
-              <w:t xml:space="preserve">‎bankfas-worker-1.0.1.tar.gz‎</w:t>
+              <w:t xml:space="preserve">‎bankfas-worker-1.0.2.tar.gz‎</w:t>
             </w:r>
           </w:p>
         </w:tc>
@@ -1906,7 +2274,7 @@
                 <w:shd w:fill="F1F3F5" w:color="auto" w:val="clear"/>
                 <w:rtl/>
               </w:rPr>
-              <w:t xml:space="preserve">‎bankfas-source-1.0.1.tar.gz‎</w:t>
+              <w:t xml:space="preserve">‎bankfas-source-1.0.2.tar.gz‎</w:t>
             </w:r>
           </w:p>
         </w:tc>
@@ -2445,7 +2813,7 @@
           <w:szCs w:val="17"/>
           <w:rtl w:val="false"/>
         </w:rPr>
-        <w:t xml:space="preserve">cd ~/bankfas-1.0.1</w:t>
+        <w:t xml:space="preserve">cd ~/bankfas-1.0.2</w:t>
       </w:r>
     </w:p>
     <w:p>
@@ -2499,7 +2867,7 @@
           <w:szCs w:val="17"/>
           <w:rtl w:val="false"/>
         </w:rPr>
-        <w:t xml:space="preserve">tar -xzf bankfas-source-1.0.1.tar.gz</w:t>
+        <w:t xml:space="preserve">tar -xzf bankfas-source-1.0.2.tar.gz</w:t>
       </w:r>
     </w:p>
     <w:p>
@@ -2681,7 +3049,7 @@
           <w:szCs w:val="17"/>
           <w:rtl w:val="false"/>
         </w:rPr>
-        <w:t xml:space="preserve">sudo docker load -i ~/bankfas-1.0.1/bankfas-api-1.0.1.tar.gz</w:t>
+        <w:t xml:space="preserve">sudo docker load -i ~/bankfas-1.0.2/bankfas-api-1.0.2.tar.gz</w:t>
       </w:r>
     </w:p>
     <w:p>
@@ -2708,7 +3076,7 @@
           <w:szCs w:val="17"/>
           <w:rtl w:val="false"/>
         </w:rPr>
-        <w:t xml:space="preserve">sudo docker load -i ~/bankfas-1.0.1/bankfas-worker-1.0.1.tar.gz</w:t>
+        <w:t xml:space="preserve">sudo docker load -i ~/bankfas-1.0.2/bankfas-worker-1.0.2.tar.gz</w:t>
       </w:r>
     </w:p>
     <w:p>
@@ -2735,7 +3103,7 @@
           <w:szCs w:val="17"/>
           <w:rtl w:val="false"/>
         </w:rPr>
-        <w:t xml:space="preserve">sudo docker image ls | grep bankfas    # bankfas-api:1.0.1 و bankfas-worker:1.0.1</w:t>
+        <w:t xml:space="preserve">sudo docker image ls | grep bankfas    # bankfas-api:1.0.2 و bankfas-worker:1.0.2</w:t>
       </w:r>
     </w:p>
     <w:p>
@@ -2800,7 +3168,7 @@
           <w:shd w:fill="F1F3F5" w:color="auto" w:val="clear"/>
           <w:rtl/>
         </w:rPr>
-        <w:t xml:space="preserve">‎bankfas-api:1.0.1‎</w:t>
+        <w:t xml:space="preserve">‎bankfas-api:1.0.2‎</w:t>
       </w:r>
       <w:r>
         <w:rPr>
@@ -2824,7 +3192,7 @@
           <w:shd w:fill="F1F3F5" w:color="auto" w:val="clear"/>
           <w:rtl/>
         </w:rPr>
-        <w:t xml:space="preserve">‎bankfas-worker:1.0.1‎</w:t>
+        <w:t xml:space="preserve">‎bankfas-worker:1.0.2‎</w:t>
       </w:r>
       <w:r>
         <w:rPr>

--- a/treasury-platform/docs/57-RELEASE.docx
+++ b/treasury-platform/docs/57-RELEASE.docx
@@ -17,7 +17,7 @@
           <w:szCs w:val="48"/>
           <w:rtl/>
         </w:rPr>
-        <w:t xml:space="preserve">إصدارات التشغيل التجريبي، والإصدار الحالي 1.0.2 (الصفوف 60 و62 و66 في </w:t>
+        <w:t xml:space="preserve">إصدارات التشغيل التجريبي، والإصدار الحالي 1.0.3 (الصفوف 60 و62 و66 و68 في </w:t>
       </w:r>
       <w:r>
         <w:rPr>
@@ -145,6 +145,28 @@
           <w:rtl/>
         </w:rPr>
         <w:t xml:space="preserve">الإصدار 1.0.2: «اعطني تقرير بالعربي ثم اكمل»، بعد عرض إصدار 1.0.2 بتغييرات UCP.</w:t>
+      </w:r>
+    </w:p>
+    <w:p>
+      <w:pPr>
+        <w:pStyle w:val="ListParagraph"/>
+        <w:numPr>
+          <w:ilvl w:val="0"/>
+          <w:numId w:val="2"/>
+        </w:numPr>
+        <w:bidi/>
+        <w:spacing w:after="70" w:before="0" w:line="300"/>
+      </w:pPr>
+      <w:r>
+        <w:rPr>
+          <w:rFonts w:ascii="Arial" w:cs="Arial" w:eastAsia="Arial" w:hAnsi="Arial"/>
+          <w:b w:val="false"/>
+          <w:bCs w:val="false"/>
+          <w:sz w:val="21"/>
+          <w:szCs w:val="21"/>
+          <w:rtl/>
+        </w:rPr>
+        <w:t xml:space="preserve">الإصدار 1.0.3: «نعم طبقه على المطبوع وأصدر 1.0.3».</w:t>
       </w:r>
     </w:p>
     <w:p>
@@ -347,7 +369,7 @@
                 <w:szCs w:val="18"/>
                 <w:rtl/>
               </w:rPr>
-              <w:t xml:space="preserve">1.0.2</w:t>
+              <w:t xml:space="preserve">1.0.3</w:t>
             </w:r>
           </w:p>
         </w:tc>
@@ -419,7 +441,7 @@
                 <w:szCs w:val="18"/>
                 <w:rtl/>
               </w:rPr>
-              <w:t xml:space="preserve">مراجع UCP 600 بجانب حقول شروط الاعتماد ومستنداته، وفحوص المواد 28 و29 و31-32 و19-24 (</w:t>
+              <w:t xml:space="preserve">شروط الاعتماد برمز حقل سويفت MT700 بدل مراجع UCP في الشاشة والمطبوع، والقيم بالعربية، وكل حقول MT700 في القاموس، منها 47A و44A و44B و40A و58a. ولا أيام تأجيل لاعتماد الاطلاع (</w:t>
             </w:r>
             <w:r>
               <w:rPr>
@@ -443,116 +465,7 @@
                 <w:szCs w:val="18"/>
                 <w:rtl/>
               </w:rPr>
-              <w:t xml:space="preserve">). ودعم الخادم الواحد للتجربة (</w:t>
-            </w:r>
-            <w:r>
-              <w:rPr>
-                <w:rFonts w:ascii="Courier New" w:cs="Courier New" w:eastAsia="Courier New" w:hAnsi="Courier New"/>
-                <w:b w:val="false"/>
-                <w:bCs w:val="false"/>
-                <w:color w:val="1F2937"/>
-                <w:sz w:val="16"/>
-                <w:szCs w:val="16"/>
-                <w:shd w:fill="F1F3F5" w:color="auto" w:val="clear"/>
-                <w:rtl/>
-              </w:rPr>
-              <w:t xml:space="preserve">‎docs/58‎</w:t>
-            </w:r>
-            <w:r>
-              <w:rPr>
-                <w:rFonts w:ascii="Arial" w:cs="Arial" w:eastAsia="Arial" w:hAnsi="Arial"/>
-                <w:b w:val="false"/>
-                <w:bCs w:val="false"/>
-                <w:sz w:val="18"/>
-                <w:szCs w:val="18"/>
-                <w:rtl/>
-              </w:rPr>
-              <w:t xml:space="preserve">): </w:t>
-            </w:r>
-            <w:r>
-              <w:rPr>
-                <w:rFonts w:ascii="Courier New" w:cs="Courier New" w:eastAsia="Courier New" w:hAnsi="Courier New"/>
-                <w:b w:val="false"/>
-                <w:bCs w:val="false"/>
-                <w:color w:val="1F2937"/>
-                <w:sz w:val="16"/>
-                <w:szCs w:val="16"/>
-                <w:shd w:fill="F1F3F5" w:color="auto" w:val="clear"/>
-                <w:rtl/>
-              </w:rPr>
-              <w:t xml:space="preserve">‎DB_ADDRESS‎</w:t>
-            </w:r>
-            <w:r>
-              <w:rPr>
-                <w:rFonts w:ascii="Arial" w:cs="Arial" w:eastAsia="Arial" w:hAnsi="Arial"/>
-                <w:b w:val="false"/>
-                <w:bCs w:val="false"/>
-                <w:sz w:val="18"/>
-                <w:szCs w:val="18"/>
-                <w:rtl/>
-              </w:rPr>
-              <w:t xml:space="preserve"> في </w:t>
-            </w:r>
-            <w:r>
-              <w:rPr>
-                <w:rFonts w:ascii="Courier New" w:cs="Courier New" w:eastAsia="Courier New" w:hAnsi="Courier New"/>
-                <w:b w:val="false"/>
-                <w:bCs w:val="false"/>
-                <w:color w:val="1F2937"/>
-                <w:sz w:val="16"/>
-                <w:szCs w:val="16"/>
-                <w:shd w:fill="F1F3F5" w:color="auto" w:val="clear"/>
-                <w:rtl/>
-              </w:rPr>
-              <w:t xml:space="preserve">‎site.conf‎</w:t>
-            </w:r>
-            <w:r>
-              <w:rPr>
-                <w:rFonts w:ascii="Arial" w:cs="Arial" w:eastAsia="Arial" w:hAnsi="Arial"/>
-                <w:b w:val="false"/>
-                <w:bCs w:val="false"/>
-                <w:sz w:val="18"/>
-                <w:szCs w:val="18"/>
-                <w:rtl/>
-              </w:rPr>
-              <w:t xml:space="preserve">، و</w:t>
-            </w:r>
-            <w:r>
-              <w:rPr>
-                <w:rFonts w:ascii="Courier New" w:cs="Courier New" w:eastAsia="Courier New" w:hAnsi="Courier New"/>
-                <w:b w:val="false"/>
-                <w:bCs w:val="false"/>
-                <w:color w:val="1F2937"/>
-                <w:sz w:val="16"/>
-                <w:szCs w:val="16"/>
-                <w:shd w:fill="F1F3F5" w:color="auto" w:val="clear"/>
-                <w:rtl/>
-              </w:rPr>
-              <w:t xml:space="preserve">‎DB_ON_THIS_HOST=1‎</w:t>
-            </w:r>
-            <w:r>
-              <w:rPr>
-                <w:rFonts w:ascii="Arial" w:cs="Arial" w:eastAsia="Arial" w:hAnsi="Arial"/>
-                <w:b w:val="false"/>
-                <w:bCs w:val="false"/>
-                <w:sz w:val="18"/>
-                <w:szCs w:val="18"/>
-                <w:rtl/>
-              </w:rPr>
-              <w:t xml:space="preserve"> في </w:t>
-            </w:r>
-            <w:r>
-              <w:rPr>
-                <w:rFonts w:ascii="Courier New" w:cs="Courier New" w:eastAsia="Courier New" w:hAnsi="Courier New"/>
-                <w:b w:val="false"/>
-                <w:bCs w:val="false"/>
-                <w:color w:val="1F2937"/>
-                <w:sz w:val="16"/>
-                <w:szCs w:val="16"/>
-                <w:shd w:fill="F1F3F5" w:color="auto" w:val="clear"/>
-                <w:rtl/>
-              </w:rPr>
-              <w:t xml:space="preserve">‎ufw.sh‎</w:t>
+              <w:t xml:space="preserve"> §6 و§7)</w:t>
             </w:r>
           </w:p>
         </w:tc>
@@ -594,7 +507,7 @@
                 <w:szCs w:val="18"/>
                 <w:rtl/>
               </w:rPr>
-              <w:t xml:space="preserve">1.0.1</w:t>
+              <w:t xml:space="preserve">1.0.2</w:t>
             </w:r>
           </w:p>
         </w:tc>
@@ -631,7 +544,7 @@
                 <w:szCs w:val="18"/>
                 <w:rtl/>
               </w:rPr>
-              <w:t xml:space="preserve">2026-10-25</w:t>
+              <w:t xml:space="preserve">2026-10-26</w:t>
             </w:r>
           </w:p>
         </w:tc>
@@ -668,7 +581,7 @@
                 <w:szCs w:val="18"/>
                 <w:rtl/>
               </w:rPr>
-              <w:t xml:space="preserve">تقرير التقييم الائتماني المطبوع بغلافه وصفحاته الداخلية على الهوية (</w:t>
+              <w:t xml:space="preserve">مراجع UCP 600 بجانب حقول شروط الاعتماد ومستنداته، وفحوص المواد 28 و29 و31-32 و19-24 (</w:t>
             </w:r>
             <w:r>
               <w:rPr>
@@ -681,18 +594,127 @@
                 <w:shd w:fill="F1F3F5" w:color="auto" w:val="clear"/>
                 <w:rtl/>
               </w:rPr>
-              <w:t xml:space="preserve">‎docs/56‎</w:t>
-            </w:r>
-            <w:r>
-              <w:rPr>
-                <w:rFonts w:ascii="Arial" w:cs="Arial" w:eastAsia="Arial" w:hAnsi="Arial"/>
-                <w:b w:val="false"/>
-                <w:bCs w:val="false"/>
-                <w:sz w:val="18"/>
-                <w:szCs w:val="18"/>
-                <w:rtl/>
-              </w:rPr>
-              <w:t xml:space="preserve"> §7)، برابطي «طباعة التقرير» و«تنزيل PDF» في شاشة التقييم. ودليل التثبيت صار جزءًا من كل إصدار باسم ثابت</w:t>
+              <w:t xml:space="preserve">‎docs/60‎</w:t>
+            </w:r>
+            <w:r>
+              <w:rPr>
+                <w:rFonts w:ascii="Arial" w:cs="Arial" w:eastAsia="Arial" w:hAnsi="Arial"/>
+                <w:b w:val="false"/>
+                <w:bCs w:val="false"/>
+                <w:sz w:val="18"/>
+                <w:szCs w:val="18"/>
+                <w:rtl/>
+              </w:rPr>
+              <w:t xml:space="preserve">). ودعم الخادم الواحد للتجربة (</w:t>
+            </w:r>
+            <w:r>
+              <w:rPr>
+                <w:rFonts w:ascii="Courier New" w:cs="Courier New" w:eastAsia="Courier New" w:hAnsi="Courier New"/>
+                <w:b w:val="false"/>
+                <w:bCs w:val="false"/>
+                <w:color w:val="1F2937"/>
+                <w:sz w:val="16"/>
+                <w:szCs w:val="16"/>
+                <w:shd w:fill="F1F3F5" w:color="auto" w:val="clear"/>
+                <w:rtl/>
+              </w:rPr>
+              <w:t xml:space="preserve">‎docs/58‎</w:t>
+            </w:r>
+            <w:r>
+              <w:rPr>
+                <w:rFonts w:ascii="Arial" w:cs="Arial" w:eastAsia="Arial" w:hAnsi="Arial"/>
+                <w:b w:val="false"/>
+                <w:bCs w:val="false"/>
+                <w:sz w:val="18"/>
+                <w:szCs w:val="18"/>
+                <w:rtl/>
+              </w:rPr>
+              <w:t xml:space="preserve">): </w:t>
+            </w:r>
+            <w:r>
+              <w:rPr>
+                <w:rFonts w:ascii="Courier New" w:cs="Courier New" w:eastAsia="Courier New" w:hAnsi="Courier New"/>
+                <w:b w:val="false"/>
+                <w:bCs w:val="false"/>
+                <w:color w:val="1F2937"/>
+                <w:sz w:val="16"/>
+                <w:szCs w:val="16"/>
+                <w:shd w:fill="F1F3F5" w:color="auto" w:val="clear"/>
+                <w:rtl/>
+              </w:rPr>
+              <w:t xml:space="preserve">‎DB_ADDRESS‎</w:t>
+            </w:r>
+            <w:r>
+              <w:rPr>
+                <w:rFonts w:ascii="Arial" w:cs="Arial" w:eastAsia="Arial" w:hAnsi="Arial"/>
+                <w:b w:val="false"/>
+                <w:bCs w:val="false"/>
+                <w:sz w:val="18"/>
+                <w:szCs w:val="18"/>
+                <w:rtl/>
+              </w:rPr>
+              <w:t xml:space="preserve"> في </w:t>
+            </w:r>
+            <w:r>
+              <w:rPr>
+                <w:rFonts w:ascii="Courier New" w:cs="Courier New" w:eastAsia="Courier New" w:hAnsi="Courier New"/>
+                <w:b w:val="false"/>
+                <w:bCs w:val="false"/>
+                <w:color w:val="1F2937"/>
+                <w:sz w:val="16"/>
+                <w:szCs w:val="16"/>
+                <w:shd w:fill="F1F3F5" w:color="auto" w:val="clear"/>
+                <w:rtl/>
+              </w:rPr>
+              <w:t xml:space="preserve">‎site.conf‎</w:t>
+            </w:r>
+            <w:r>
+              <w:rPr>
+                <w:rFonts w:ascii="Arial" w:cs="Arial" w:eastAsia="Arial" w:hAnsi="Arial"/>
+                <w:b w:val="false"/>
+                <w:bCs w:val="false"/>
+                <w:sz w:val="18"/>
+                <w:szCs w:val="18"/>
+                <w:rtl/>
+              </w:rPr>
+              <w:t xml:space="preserve">، و</w:t>
+            </w:r>
+            <w:r>
+              <w:rPr>
+                <w:rFonts w:ascii="Courier New" w:cs="Courier New" w:eastAsia="Courier New" w:hAnsi="Courier New"/>
+                <w:b w:val="false"/>
+                <w:bCs w:val="false"/>
+                <w:color w:val="1F2937"/>
+                <w:sz w:val="16"/>
+                <w:szCs w:val="16"/>
+                <w:shd w:fill="F1F3F5" w:color="auto" w:val="clear"/>
+                <w:rtl/>
+              </w:rPr>
+              <w:t xml:space="preserve">‎DB_ON_THIS_HOST=1‎</w:t>
+            </w:r>
+            <w:r>
+              <w:rPr>
+                <w:rFonts w:ascii="Arial" w:cs="Arial" w:eastAsia="Arial" w:hAnsi="Arial"/>
+                <w:b w:val="false"/>
+                <w:bCs w:val="false"/>
+                <w:sz w:val="18"/>
+                <w:szCs w:val="18"/>
+                <w:rtl/>
+              </w:rPr>
+              <w:t xml:space="preserve"> في </w:t>
+            </w:r>
+            <w:r>
+              <w:rPr>
+                <w:rFonts w:ascii="Courier New" w:cs="Courier New" w:eastAsia="Courier New" w:hAnsi="Courier New"/>
+                <w:b w:val="false"/>
+                <w:bCs w:val="false"/>
+                <w:color w:val="1F2937"/>
+                <w:sz w:val="16"/>
+                <w:szCs w:val="16"/>
+                <w:shd w:fill="F1F3F5" w:color="auto" w:val="clear"/>
+                <w:rtl/>
+              </w:rPr>
+              <w:t xml:space="preserve">‎ufw.sh‎</w:t>
             </w:r>
           </w:p>
         </w:tc>
@@ -733,6 +755,144 @@
                 <w:szCs w:val="18"/>
                 <w:rtl/>
               </w:rPr>
+              <w:t xml:space="preserve">1.0.1</w:t>
+            </w:r>
+          </w:p>
+        </w:tc>
+        <w:tc>
+          <w:tcPr>
+            <w:tcW w:type="dxa" w:w="2818"/>
+            <w:tcBorders>
+              <w:top w:val="single" w:color="BFC9D6" w:sz="4"/>
+              <w:left w:val="single" w:color="BFC9D6" w:sz="4"/>
+              <w:bottom w:val="single" w:color="BFC9D6" w:sz="4"/>
+              <w:right w:val="single" w:color="BFC9D6" w:sz="4"/>
+            </w:tcBorders>
+            <w:tcMar>
+              <w:top w:type="dxa" w:w="50"/>
+              <w:left w:type="dxa" w:w="90"/>
+              <w:bottom w:type="dxa" w:w="50"/>
+              <w:right w:type="dxa" w:w="90"/>
+            </w:tcMar>
+            <w:vAlign w:val="top"/>
+          </w:tcPr>
+          <w:p>
+            <w:pPr>
+              <w:keepNext w:val="false"/>
+              <w:bidi/>
+              <w:spacing w:after="30" w:before="30" w:line="264"/>
+            </w:pPr>
+            <w:r>
+              <w:rPr>
+                <w:rFonts w:ascii="Arial" w:cs="Arial" w:eastAsia="Arial" w:hAnsi="Arial"/>
+                <w:b w:val="false"/>
+                <w:bCs w:val="false"/>
+                <w:sz w:val="18"/>
+                <w:szCs w:val="18"/>
+                <w:rtl/>
+              </w:rPr>
+              <w:t xml:space="preserve">2026-10-25</w:t>
+            </w:r>
+          </w:p>
+        </w:tc>
+        <w:tc>
+          <w:tcPr>
+            <w:tcW w:type="dxa" w:w="5074"/>
+            <w:tcBorders>
+              <w:top w:val="single" w:color="BFC9D6" w:sz="4"/>
+              <w:left w:val="single" w:color="BFC9D6" w:sz="4"/>
+              <w:bottom w:val="single" w:color="BFC9D6" w:sz="4"/>
+              <w:right w:val="single" w:color="BFC9D6" w:sz="4"/>
+            </w:tcBorders>
+            <w:tcMar>
+              <w:top w:type="dxa" w:w="50"/>
+              <w:left w:type="dxa" w:w="90"/>
+              <w:bottom w:type="dxa" w:w="50"/>
+              <w:right w:type="dxa" w:w="90"/>
+            </w:tcMar>
+            <w:vAlign w:val="top"/>
+          </w:tcPr>
+          <w:p>
+            <w:pPr>
+              <w:keepNext w:val="false"/>
+              <w:bidi/>
+              <w:spacing w:after="30" w:before="30" w:line="264"/>
+            </w:pPr>
+            <w:r>
+              <w:rPr>
+                <w:rFonts w:ascii="Arial" w:cs="Arial" w:eastAsia="Arial" w:hAnsi="Arial"/>
+                <w:b w:val="false"/>
+                <w:bCs w:val="false"/>
+                <w:sz w:val="18"/>
+                <w:szCs w:val="18"/>
+                <w:rtl/>
+              </w:rPr>
+              <w:t xml:space="preserve">تقرير التقييم الائتماني المطبوع بغلافه وصفحاته الداخلية على الهوية (</w:t>
+            </w:r>
+            <w:r>
+              <w:rPr>
+                <w:rFonts w:ascii="Courier New" w:cs="Courier New" w:eastAsia="Courier New" w:hAnsi="Courier New"/>
+                <w:b w:val="false"/>
+                <w:bCs w:val="false"/>
+                <w:color w:val="1F2937"/>
+                <w:sz w:val="16"/>
+                <w:szCs w:val="16"/>
+                <w:shd w:fill="F1F3F5" w:color="auto" w:val="clear"/>
+                <w:rtl/>
+              </w:rPr>
+              <w:t xml:space="preserve">‎docs/56‎</w:t>
+            </w:r>
+            <w:r>
+              <w:rPr>
+                <w:rFonts w:ascii="Arial" w:cs="Arial" w:eastAsia="Arial" w:hAnsi="Arial"/>
+                <w:b w:val="false"/>
+                <w:bCs w:val="false"/>
+                <w:sz w:val="18"/>
+                <w:szCs w:val="18"/>
+                <w:rtl/>
+              </w:rPr>
+              <w:t xml:space="preserve"> §7)، برابطي «طباعة التقرير» و«تنزيل PDF» في شاشة التقييم. ودليل التثبيت صار جزءًا من كل إصدار باسم ثابت</w:t>
+            </w:r>
+          </w:p>
+        </w:tc>
+      </w:tr>
+      <w:tr>
+        <w:trPr>
+          <w:cantSplit/>
+        </w:trPr>
+        <w:tc>
+          <w:tcPr>
+            <w:tcW w:type="dxa" w:w="1972"/>
+            <w:tcBorders>
+              <w:top w:val="single" w:color="BFC9D6" w:sz="4"/>
+              <w:left w:val="single" w:color="BFC9D6" w:sz="4"/>
+              <w:bottom w:val="single" w:color="BFC9D6" w:sz="4"/>
+              <w:right w:val="single" w:color="BFC9D6" w:sz="4"/>
+            </w:tcBorders>
+            <w:shd w:fill="F5F8FC" w:color="auto" w:val="clear"/>
+            <w:tcMar>
+              <w:top w:type="dxa" w:w="50"/>
+              <w:left w:type="dxa" w:w="90"/>
+              <w:bottom w:type="dxa" w:w="50"/>
+              <w:right w:type="dxa" w:w="90"/>
+            </w:tcMar>
+            <w:vAlign w:val="top"/>
+          </w:tcPr>
+          <w:p>
+            <w:pPr>
+              <w:keepNext w:val="false"/>
+              <w:bidi/>
+              <w:spacing w:after="30" w:before="30" w:line="264"/>
+            </w:pPr>
+            <w:r>
+              <w:rPr>
+                <w:rFonts w:ascii="Arial" w:cs="Arial" w:eastAsia="Arial" w:hAnsi="Arial"/>
+                <w:b w:val="false"/>
+                <w:bCs w:val="false"/>
+                <w:sz w:val="18"/>
+                <w:szCs w:val="18"/>
+                <w:rtl/>
+              </w:rPr>
               <w:t xml:space="preserve">1.0.0</w:t>
             </w:r>
           </w:p>
@@ -746,6 +906,7 @@
               <w:bottom w:val="single" w:color="BFC9D6" w:sz="4"/>
               <w:right w:val="single" w:color="BFC9D6" w:sz="4"/>
             </w:tcBorders>
+            <w:shd w:fill="F5F8FC" w:color="auto" w:val="clear"/>
             <w:tcMar>
               <w:top w:type="dxa" w:w="50"/>
               <w:left w:type="dxa" w:w="90"/>
@@ -782,6 +943,7 @@
               <w:bottom w:val="single" w:color="BFC9D6" w:sz="4"/>
               <w:right w:val="single" w:color="BFC9D6" w:sz="4"/>
             </w:tcBorders>
+            <w:shd w:fill="F5F8FC" w:color="auto" w:val="clear"/>
             <w:tcMar>
               <w:top w:type="dxa" w:w="50"/>
               <w:left w:type="dxa" w:w="90"/>
@@ -988,6 +1150,82 @@
     <w:p>
       <w:r>
         <w:br w:type="page"/>
+      </w:r>
+    </w:p>
+    <w:p>
+      <w:pPr>
+        <w:bidi/>
+        <w:spacing w:after="110" w:before="0" w:line="312"/>
+      </w:pPr>
+      <w:r>
+        <w:rPr>
+          <w:rFonts w:ascii="Arial" w:cs="Arial" w:eastAsia="Arial" w:hAnsi="Arial"/>
+          <w:b/>
+          <w:bCs/>
+          <w:sz w:val="21"/>
+          <w:szCs w:val="21"/>
+          <w:rtl/>
+        </w:rPr>
+        <w:t xml:space="preserve">الترقية من 1.0.2 إلى 1.0.3:</w:t>
+      </w:r>
+      <w:r>
+        <w:rPr>
+          <w:rFonts w:ascii="Arial" w:cs="Arial" w:eastAsia="Arial" w:hAnsi="Arial"/>
+          <w:b w:val="false"/>
+          <w:bCs w:val="false"/>
+          <w:sz w:val="21"/>
+          <w:szCs w:val="21"/>
+          <w:rtl/>
+        </w:rPr>
+        <w:t xml:space="preserve"> لا تغيير في قاعدة البيانات. تُحمَّل الصورتان الجديدتان، ثم يُغيَّر رقم الإصدار في </w:t>
+      </w:r>
+      <w:r>
+        <w:rPr>
+          <w:rFonts w:ascii="Courier New" w:cs="Courier New" w:eastAsia="Courier New" w:hAnsi="Courier New"/>
+          <w:b w:val="false"/>
+          <w:bCs w:val="false"/>
+          <w:color w:val="1F2937"/>
+          <w:sz w:val="18"/>
+          <w:szCs w:val="18"/>
+          <w:shd w:fill="F1F3F5" w:color="auto" w:val="clear"/>
+          <w:rtl/>
+        </w:rPr>
+        <w:t xml:space="preserve">‎compose.yml‎</w:t>
+      </w:r>
+      <w:r>
+        <w:rPr>
+          <w:rFonts w:ascii="Arial" w:cs="Arial" w:eastAsia="Arial" w:hAnsi="Arial"/>
+          <w:b w:val="false"/>
+          <w:bCs w:val="false"/>
+          <w:sz w:val="21"/>
+          <w:szCs w:val="21"/>
+          <w:rtl/>
+        </w:rPr>
+        <w:t xml:space="preserve">، ثم </w:t>
+      </w:r>
+      <w:r>
+        <w:rPr>
+          <w:rFonts w:ascii="Courier New" w:cs="Courier New" w:eastAsia="Courier New" w:hAnsi="Courier New"/>
+          <w:b w:val="false"/>
+          <w:bCs w:val="false"/>
+          <w:color w:val="1F2937"/>
+          <w:sz w:val="18"/>
+          <w:szCs w:val="18"/>
+          <w:shd w:fill="F1F3F5" w:color="auto" w:val="clear"/>
+          <w:rtl/>
+        </w:rPr>
+        <w:t xml:space="preserve">‎sudo docker compose up -d‎</w:t>
+      </w:r>
+      <w:r>
+        <w:rPr>
+          <w:rFonts w:ascii="Arial" w:cs="Arial" w:eastAsia="Arial" w:hAnsi="Arial"/>
+          <w:b w:val="false"/>
+          <w:bCs w:val="false"/>
+          <w:sz w:val="21"/>
+          <w:szCs w:val="21"/>
+          <w:rtl/>
+        </w:rPr>
+        <w:t xml:space="preserve">.</w:t>
       </w:r>
     </w:p>
     <w:p>
@@ -1963,7 +2201,7 @@
           <w:shd w:fill="F1F3F5" w:color="auto" w:val="clear"/>
           <w:rtl/>
         </w:rPr>
-        <w:t xml:space="preserve">‎bankfas-v1.0.2‎</w:t>
+        <w:t xml:space="preserve">‎bankfas-v1.0.3‎</w:t>
       </w:r>
       <w:r>
         <w:rPr>
@@ -2114,7 +2352,7 @@
                 <w:shd w:fill="F1F3F5" w:color="auto" w:val="clear"/>
                 <w:rtl/>
               </w:rPr>
-              <w:t xml:space="preserve">‎bankfas-api-1.0.2.tar.gz‎</w:t>
+              <w:t xml:space="preserve">‎bankfas-api-1.0.3.tar.gz‎</w:t>
             </w:r>
           </w:p>
         </w:tc>
@@ -2194,7 +2432,7 @@
                 <w:shd w:fill="F1F3F5" w:color="auto" w:val="clear"/>
                 <w:rtl/>
               </w:rPr>
-              <w:t xml:space="preserve">‎bankfas-worker-1.0.2.tar.gz‎</w:t>
+              <w:t xml:space="preserve">‎bankfas-worker-1.0.3.tar.gz‎</w:t>
             </w:r>
           </w:p>
         </w:tc>
@@ -2274,7 +2512,7 @@
                 <w:shd w:fill="F1F3F5" w:color="auto" w:val="clear"/>
                 <w:rtl/>
               </w:rPr>
-              <w:t xml:space="preserve">‎bankfas-source-1.0.2.tar.gz‎</w:t>
+              <w:t xml:space="preserve">‎bankfas-source-1.0.3.tar.gz‎</w:t>
             </w:r>
           </w:p>
         </w:tc>
@@ -2813,7 +3051,7 @@
           <w:szCs w:val="17"/>
           <w:rtl w:val="false"/>
         </w:rPr>
-        <w:t xml:space="preserve">cd ~/bankfas-1.0.2</w:t>
+        <w:t xml:space="preserve">cd ~/bankfas-1.0.3</w:t>
       </w:r>
     </w:p>
     <w:p>
@@ -2867,7 +3105,7 @@
           <w:szCs w:val="17"/>
           <w:rtl w:val="false"/>
         </w:rPr>
-        <w:t xml:space="preserve">tar -xzf bankfas-source-1.0.2.tar.gz</w:t>
+        <w:t xml:space="preserve">tar -xzf bankfas-source-1.0.3.tar.gz</w:t>
       </w:r>
     </w:p>
     <w:p>
@@ -3049,7 +3287,7 @@
           <w:szCs w:val="17"/>
           <w:rtl w:val="false"/>
         </w:rPr>
-        <w:t xml:space="preserve">sudo docker load -i ~/bankfas-1.0.2/bankfas-api-1.0.2.tar.gz</w:t>
+        <w:t xml:space="preserve">sudo docker load -i ~/bankfas-1.0.3/bankfas-api-1.0.3.tar.gz</w:t>
       </w:r>
     </w:p>
     <w:p>
@@ -3076,7 +3314,7 @@
           <w:szCs w:val="17"/>
           <w:rtl w:val="false"/>
         </w:rPr>
-        <w:t xml:space="preserve">sudo docker load -i ~/bankfas-1.0.2/bankfas-worker-1.0.2.tar.gz</w:t>
+        <w:t xml:space="preserve">sudo docker load -i ~/bankfas-1.0.3/bankfas-worker-1.0.3.tar.gz</w:t>
       </w:r>
     </w:p>
     <w:p>
@@ -3103,7 +3341,7 @@
           <w:szCs w:val="17"/>
           <w:rtl w:val="false"/>
         </w:rPr>
-        <w:t xml:space="preserve">sudo docker image ls | grep bankfas    # bankfas-api:1.0.2 و bankfas-worker:1.0.2</w:t>
+        <w:t xml:space="preserve">sudo docker image ls | grep bankfas    # bankfas-api:1.0.3 و bankfas-worker:1.0.3</w:t>
       </w:r>
     </w:p>
     <w:p>
@@ -3168,7 +3406,7 @@
           <w:shd w:fill="F1F3F5" w:color="auto" w:val="clear"/>
           <w:rtl/>
         </w:rPr>
-        <w:t xml:space="preserve">‎bankfas-api:1.0.2‎</w:t>
+        <w:t xml:space="preserve">‎bankfas-api:1.0.3‎</w:t>
       </w:r>
       <w:r>
         <w:rPr>
@@ -3192,7 +3430,7 @@
           <w:shd w:fill="F1F3F5" w:color="auto" w:val="clear"/>
           <w:rtl/>
         </w:rPr>
-        <w:t xml:space="preserve">‎bankfas-worker:1.0.2‎</w:t>
+        <w:t xml:space="preserve">‎bankfas-worker:1.0.3‎</w:t>
       </w:r>
       <w:r>
         <w:rPr>

--- a/treasury-platform/docs/57-RELEASE.docx
+++ b/treasury-platform/docs/57-RELEASE.docx
@@ -17,7 +17,7 @@
           <w:szCs w:val="48"/>
           <w:rtl/>
         </w:rPr>
-        <w:t xml:space="preserve">إصدارات التشغيل التجريبي، والإصدار الحالي 1.0.3 (الصفوف 60 و62 و66 و68 في </w:t>
+        <w:t xml:space="preserve">إصدارات التشغيل التجريبي، والإصدار الحالي 1.0.4 (الصفوف 60 و62 و66 و68 و69 في </w:t>
       </w:r>
       <w:r>
         <w:rPr>
@@ -167,6 +167,28 @@
           <w:rtl/>
         </w:rPr>
         <w:t xml:space="preserve">الإصدار 1.0.3: «نعم طبقه على المطبوع وأصدر 1.0.3».</w:t>
+      </w:r>
+    </w:p>
+    <w:p>
+      <w:pPr>
+        <w:pStyle w:val="ListParagraph"/>
+        <w:numPr>
+          <w:ilvl w:val="0"/>
+          <w:numId w:val="2"/>
+        </w:numPr>
+        <w:bidi/>
+        <w:spacing w:after="70" w:before="0" w:line="300"/>
+      </w:pPr>
+      <w:r>
+        <w:rPr>
+          <w:rFonts w:ascii="Arial" w:cs="Arial" w:eastAsia="Arial" w:hAnsi="Arial"/>
+          <w:b w:val="false"/>
+          <w:bCs w:val="false"/>
+          <w:sz w:val="21"/>
+          <w:szCs w:val="21"/>
+          <w:rtl/>
+        </w:rPr>
+        <w:t xml:space="preserve">الإصدار 1.0.4: «نعم أصدر 1.0.4».</w:t>
       </w:r>
     </w:p>
     <w:p>
@@ -369,7 +391,7 @@
                 <w:szCs w:val="18"/>
                 <w:rtl/>
               </w:rPr>
-              <w:t xml:space="preserve">1.0.3</w:t>
+              <w:t xml:space="preserve">1.0.4</w:t>
             </w:r>
           </w:p>
         </w:tc>
@@ -441,7 +463,7 @@
                 <w:szCs w:val="18"/>
                 <w:rtl/>
               </w:rPr>
-              <w:t xml:space="preserve">شروط الاعتماد برمز حقل سويفت MT700 بدل مراجع UCP في الشاشة والمطبوع، والقيم بالعربية، وكل حقول MT700 في القاموس، منها 47A و44A و44B و40A و58a. ولا أيام تأجيل لاعتماد الاطلاع (</w:t>
+              <w:t xml:space="preserve">تصنيف البضاعة باسمه من الكتالوج في الشاشة والمطبوع، والإنجليزية لغة افتراضية للشاشات والمطبوعات والبريد، والعربية خيار يحفظه المستخدم (</w:t>
             </w:r>
             <w:r>
               <w:rPr>
@@ -465,7 +487,7 @@
                 <w:szCs w:val="18"/>
                 <w:rtl/>
               </w:rPr>
-              <w:t xml:space="preserve"> §6 و§7)</w:t>
+              <w:t xml:space="preserve"> §8)</w:t>
             </w:r>
           </w:p>
         </w:tc>
@@ -507,7 +529,7 @@
                 <w:szCs w:val="18"/>
                 <w:rtl/>
               </w:rPr>
-              <w:t xml:space="preserve">1.0.2</w:t>
+              <w:t xml:space="preserve">1.0.3</w:t>
             </w:r>
           </w:p>
         </w:tc>
@@ -581,7 +603,7 @@
                 <w:szCs w:val="18"/>
                 <w:rtl/>
               </w:rPr>
-              <w:t xml:space="preserve">مراجع UCP 600 بجانب حقول شروط الاعتماد ومستنداته، وفحوص المواد 28 و29 و31-32 و19-24 (</w:t>
+              <w:t xml:space="preserve">شروط الاعتماد برمز حقل سويفت MT700 بدل مراجع UCP في الشاشة والمطبوع، والقيم بالعربية، وكل حقول MT700 في القاموس، منها 47A و44A و44B و40A و58a. ولا أيام تأجيل لاعتماد الاطلاع (</w:t>
             </w:r>
             <w:r>
               <w:rPr>
@@ -605,116 +627,7 @@
                 <w:szCs w:val="18"/>
                 <w:rtl/>
               </w:rPr>
-              <w:t xml:space="preserve">). ودعم الخادم الواحد للتجربة (</w:t>
-            </w:r>
-            <w:r>
-              <w:rPr>
-                <w:rFonts w:ascii="Courier New" w:cs="Courier New" w:eastAsia="Courier New" w:hAnsi="Courier New"/>
-                <w:b w:val="false"/>
-                <w:bCs w:val="false"/>
-                <w:color w:val="1F2937"/>
-                <w:sz w:val="16"/>
-                <w:szCs w:val="16"/>
-                <w:shd w:fill="F1F3F5" w:color="auto" w:val="clear"/>
-                <w:rtl/>
-              </w:rPr>
-              <w:t xml:space="preserve">‎docs/58‎</w:t>
-            </w:r>
-            <w:r>
-              <w:rPr>
-                <w:rFonts w:ascii="Arial" w:cs="Arial" w:eastAsia="Arial" w:hAnsi="Arial"/>
-                <w:b w:val="false"/>
-                <w:bCs w:val="false"/>
-                <w:sz w:val="18"/>
-                <w:szCs w:val="18"/>
-                <w:rtl/>
-              </w:rPr>
-              <w:t xml:space="preserve">): </w:t>
-            </w:r>
-            <w:r>
-              <w:rPr>
-                <w:rFonts w:ascii="Courier New" w:cs="Courier New" w:eastAsia="Courier New" w:hAnsi="Courier New"/>
-                <w:b w:val="false"/>
-                <w:bCs w:val="false"/>
-                <w:color w:val="1F2937"/>
-                <w:sz w:val="16"/>
-                <w:szCs w:val="16"/>
-                <w:shd w:fill="F1F3F5" w:color="auto" w:val="clear"/>
-                <w:rtl/>
-              </w:rPr>
-              <w:t xml:space="preserve">‎DB_ADDRESS‎</w:t>
-            </w:r>
-            <w:r>
-              <w:rPr>
-                <w:rFonts w:ascii="Arial" w:cs="Arial" w:eastAsia="Arial" w:hAnsi="Arial"/>
-                <w:b w:val="false"/>
-                <w:bCs w:val="false"/>
-                <w:sz w:val="18"/>
-                <w:szCs w:val="18"/>
-                <w:rtl/>
-              </w:rPr>
-              <w:t xml:space="preserve"> في </w:t>
-            </w:r>
-            <w:r>
-              <w:rPr>
-                <w:rFonts w:ascii="Courier New" w:cs="Courier New" w:eastAsia="Courier New" w:hAnsi="Courier New"/>
-                <w:b w:val="false"/>
-                <w:bCs w:val="false"/>
-                <w:color w:val="1F2937"/>
-                <w:sz w:val="16"/>
-                <w:szCs w:val="16"/>
-                <w:shd w:fill="F1F3F5" w:color="auto" w:val="clear"/>
-                <w:rtl/>
-              </w:rPr>
-              <w:t xml:space="preserve">‎site.conf‎</w:t>
-            </w:r>
-            <w:r>
-              <w:rPr>
-                <w:rFonts w:ascii="Arial" w:cs="Arial" w:eastAsia="Arial" w:hAnsi="Arial"/>
-                <w:b w:val="false"/>
-                <w:bCs w:val="false"/>
-                <w:sz w:val="18"/>
-                <w:szCs w:val="18"/>
-                <w:rtl/>
-              </w:rPr>
-              <w:t xml:space="preserve">، و</w:t>
-            </w:r>
-            <w:r>
-              <w:rPr>
-                <w:rFonts w:ascii="Courier New" w:cs="Courier New" w:eastAsia="Courier New" w:hAnsi="Courier New"/>
-                <w:b w:val="false"/>
-                <w:bCs w:val="false"/>
-                <w:color w:val="1F2937"/>
-                <w:sz w:val="16"/>
-                <w:szCs w:val="16"/>
-                <w:shd w:fill="F1F3F5" w:color="auto" w:val="clear"/>
-                <w:rtl/>
-              </w:rPr>
-              <w:t xml:space="preserve">‎DB_ON_THIS_HOST=1‎</w:t>
-            </w:r>
-            <w:r>
-              <w:rPr>
-                <w:rFonts w:ascii="Arial" w:cs="Arial" w:eastAsia="Arial" w:hAnsi="Arial"/>
-                <w:b w:val="false"/>
-                <w:bCs w:val="false"/>
-                <w:sz w:val="18"/>
-                <w:szCs w:val="18"/>
-                <w:rtl/>
-              </w:rPr>
-              <w:t xml:space="preserve"> في </w:t>
-            </w:r>
-            <w:r>
-              <w:rPr>
-                <w:rFonts w:ascii="Courier New" w:cs="Courier New" w:eastAsia="Courier New" w:hAnsi="Courier New"/>
-                <w:b w:val="false"/>
-                <w:bCs w:val="false"/>
-                <w:color w:val="1F2937"/>
-                <w:sz w:val="16"/>
-                <w:szCs w:val="16"/>
-                <w:shd w:fill="F1F3F5" w:color="auto" w:val="clear"/>
-                <w:rtl/>
-              </w:rPr>
-              <w:t xml:space="preserve">‎ufw.sh‎</w:t>
+              <w:t xml:space="preserve"> §6 و§7)</w:t>
             </w:r>
           </w:p>
         </w:tc>
@@ -755,7 +668,7 @@
                 <w:szCs w:val="18"/>
                 <w:rtl/>
               </w:rPr>
-              <w:t xml:space="preserve">1.0.1</w:t>
+              <w:t xml:space="preserve">1.0.2</w:t>
             </w:r>
           </w:p>
         </w:tc>
@@ -791,7 +704,7 @@
                 <w:szCs w:val="18"/>
                 <w:rtl/>
               </w:rPr>
-              <w:t xml:space="preserve">2026-10-25</w:t>
+              <w:t xml:space="preserve">2026-10-26</w:t>
             </w:r>
           </w:p>
         </w:tc>
@@ -827,7 +740,7 @@
                 <w:szCs w:val="18"/>
                 <w:rtl/>
               </w:rPr>
-              <w:t xml:space="preserve">تقرير التقييم الائتماني المطبوع بغلافه وصفحاته الداخلية على الهوية (</w:t>
+              <w:t xml:space="preserve">مراجع UCP 600 بجانب حقول شروط الاعتماد ومستنداته، وفحوص المواد 28 و29 و31-32 و19-24 (</w:t>
             </w:r>
             <w:r>
               <w:rPr>
@@ -840,18 +753,127 @@
                 <w:shd w:fill="F1F3F5" w:color="auto" w:val="clear"/>
                 <w:rtl/>
               </w:rPr>
-              <w:t xml:space="preserve">‎docs/56‎</w:t>
-            </w:r>
-            <w:r>
-              <w:rPr>
-                <w:rFonts w:ascii="Arial" w:cs="Arial" w:eastAsia="Arial" w:hAnsi="Arial"/>
-                <w:b w:val="false"/>
-                <w:bCs w:val="false"/>
-                <w:sz w:val="18"/>
-                <w:szCs w:val="18"/>
-                <w:rtl/>
-              </w:rPr>
-              <w:t xml:space="preserve"> §7)، برابطي «طباعة التقرير» و«تنزيل PDF» في شاشة التقييم. ودليل التثبيت صار جزءًا من كل إصدار باسم ثابت</w:t>
+              <w:t xml:space="preserve">‎docs/60‎</w:t>
+            </w:r>
+            <w:r>
+              <w:rPr>
+                <w:rFonts w:ascii="Arial" w:cs="Arial" w:eastAsia="Arial" w:hAnsi="Arial"/>
+                <w:b w:val="false"/>
+                <w:bCs w:val="false"/>
+                <w:sz w:val="18"/>
+                <w:szCs w:val="18"/>
+                <w:rtl/>
+              </w:rPr>
+              <w:t xml:space="preserve">). ودعم الخادم الواحد للتجربة (</w:t>
+            </w:r>
+            <w:r>
+              <w:rPr>
+                <w:rFonts w:ascii="Courier New" w:cs="Courier New" w:eastAsia="Courier New" w:hAnsi="Courier New"/>
+                <w:b w:val="false"/>
+                <w:bCs w:val="false"/>
+                <w:color w:val="1F2937"/>
+                <w:sz w:val="16"/>
+                <w:szCs w:val="16"/>
+                <w:shd w:fill="F1F3F5" w:color="auto" w:val="clear"/>
+                <w:rtl/>
+              </w:rPr>
+              <w:t xml:space="preserve">‎docs/58‎</w:t>
+            </w:r>
+            <w:r>
+              <w:rPr>
+                <w:rFonts w:ascii="Arial" w:cs="Arial" w:eastAsia="Arial" w:hAnsi="Arial"/>
+                <w:b w:val="false"/>
+                <w:bCs w:val="false"/>
+                <w:sz w:val="18"/>
+                <w:szCs w:val="18"/>
+                <w:rtl/>
+              </w:rPr>
+              <w:t xml:space="preserve">): </w:t>
+            </w:r>
+            <w:r>
+              <w:rPr>
+                <w:rFonts w:ascii="Courier New" w:cs="Courier New" w:eastAsia="Courier New" w:hAnsi="Courier New"/>
+                <w:b w:val="false"/>
+                <w:bCs w:val="false"/>
+                <w:color w:val="1F2937"/>
+                <w:sz w:val="16"/>
+                <w:szCs w:val="16"/>
+                <w:shd w:fill="F1F3F5" w:color="auto" w:val="clear"/>
+                <w:rtl/>
+              </w:rPr>
+              <w:t xml:space="preserve">‎DB_ADDRESS‎</w:t>
+            </w:r>
+            <w:r>
+              <w:rPr>
+                <w:rFonts w:ascii="Arial" w:cs="Arial" w:eastAsia="Arial" w:hAnsi="Arial"/>
+                <w:b w:val="false"/>
+                <w:bCs w:val="false"/>
+                <w:sz w:val="18"/>
+                <w:szCs w:val="18"/>
+                <w:rtl/>
+              </w:rPr>
+              <w:t xml:space="preserve"> في </w:t>
+            </w:r>
+            <w:r>
+              <w:rPr>
+                <w:rFonts w:ascii="Courier New" w:cs="Courier New" w:eastAsia="Courier New" w:hAnsi="Courier New"/>
+                <w:b w:val="false"/>
+                <w:bCs w:val="false"/>
+                <w:color w:val="1F2937"/>
+                <w:sz w:val="16"/>
+                <w:szCs w:val="16"/>
+                <w:shd w:fill="F1F3F5" w:color="auto" w:val="clear"/>
+                <w:rtl/>
+              </w:rPr>
+              <w:t xml:space="preserve">‎site.conf‎</w:t>
+            </w:r>
+            <w:r>
+              <w:rPr>
+                <w:rFonts w:ascii="Arial" w:cs="Arial" w:eastAsia="Arial" w:hAnsi="Arial"/>
+                <w:b w:val="false"/>
+                <w:bCs w:val="false"/>
+                <w:sz w:val="18"/>
+                <w:szCs w:val="18"/>
+                <w:rtl/>
+              </w:rPr>
+              <w:t xml:space="preserve">، و</w:t>
+            </w:r>
+            <w:r>
+              <w:rPr>
+                <w:rFonts w:ascii="Courier New" w:cs="Courier New" w:eastAsia="Courier New" w:hAnsi="Courier New"/>
+                <w:b w:val="false"/>
+                <w:bCs w:val="false"/>
+                <w:color w:val="1F2937"/>
+                <w:sz w:val="16"/>
+                <w:szCs w:val="16"/>
+                <w:shd w:fill="F1F3F5" w:color="auto" w:val="clear"/>
+                <w:rtl/>
+              </w:rPr>
+              <w:t xml:space="preserve">‎DB_ON_THIS_HOST=1‎</w:t>
+            </w:r>
+            <w:r>
+              <w:rPr>
+                <w:rFonts w:ascii="Arial" w:cs="Arial" w:eastAsia="Arial" w:hAnsi="Arial"/>
+                <w:b w:val="false"/>
+                <w:bCs w:val="false"/>
+                <w:sz w:val="18"/>
+                <w:szCs w:val="18"/>
+                <w:rtl/>
+              </w:rPr>
+              <w:t xml:space="preserve"> في </w:t>
+            </w:r>
+            <w:r>
+              <w:rPr>
+                <w:rFonts w:ascii="Courier New" w:cs="Courier New" w:eastAsia="Courier New" w:hAnsi="Courier New"/>
+                <w:b w:val="false"/>
+                <w:bCs w:val="false"/>
+                <w:color w:val="1F2937"/>
+                <w:sz w:val="16"/>
+                <w:szCs w:val="16"/>
+                <w:shd w:fill="F1F3F5" w:color="auto" w:val="clear"/>
+                <w:rtl/>
+              </w:rPr>
+              <w:t xml:space="preserve">‎ufw.sh‎</w:t>
             </w:r>
           </w:p>
         </w:tc>
@@ -893,6 +915,145 @@
                 <w:szCs w:val="18"/>
                 <w:rtl/>
               </w:rPr>
+              <w:t xml:space="preserve">1.0.1</w:t>
+            </w:r>
+          </w:p>
+        </w:tc>
+        <w:tc>
+          <w:tcPr>
+            <w:tcW w:type="dxa" w:w="2818"/>
+            <w:tcBorders>
+              <w:top w:val="single" w:color="BFC9D6" w:sz="4"/>
+              <w:left w:val="single" w:color="BFC9D6" w:sz="4"/>
+              <w:bottom w:val="single" w:color="BFC9D6" w:sz="4"/>
+              <w:right w:val="single" w:color="BFC9D6" w:sz="4"/>
+            </w:tcBorders>
+            <w:shd w:fill="F5F8FC" w:color="auto" w:val="clear"/>
+            <w:tcMar>
+              <w:top w:type="dxa" w:w="50"/>
+              <w:left w:type="dxa" w:w="90"/>
+              <w:bottom w:type="dxa" w:w="50"/>
+              <w:right w:type="dxa" w:w="90"/>
+            </w:tcMar>
+            <w:vAlign w:val="top"/>
+          </w:tcPr>
+          <w:p>
+            <w:pPr>
+              <w:keepNext w:val="false"/>
+              <w:bidi/>
+              <w:spacing w:after="30" w:before="30" w:line="264"/>
+            </w:pPr>
+            <w:r>
+              <w:rPr>
+                <w:rFonts w:ascii="Arial" w:cs="Arial" w:eastAsia="Arial" w:hAnsi="Arial"/>
+                <w:b w:val="false"/>
+                <w:bCs w:val="false"/>
+                <w:sz w:val="18"/>
+                <w:szCs w:val="18"/>
+                <w:rtl/>
+              </w:rPr>
+              <w:t xml:space="preserve">2026-10-25</w:t>
+            </w:r>
+          </w:p>
+        </w:tc>
+        <w:tc>
+          <w:tcPr>
+            <w:tcW w:type="dxa" w:w="5074"/>
+            <w:tcBorders>
+              <w:top w:val="single" w:color="BFC9D6" w:sz="4"/>
+              <w:left w:val="single" w:color="BFC9D6" w:sz="4"/>
+              <w:bottom w:val="single" w:color="BFC9D6" w:sz="4"/>
+              <w:right w:val="single" w:color="BFC9D6" w:sz="4"/>
+            </w:tcBorders>
+            <w:shd w:fill="F5F8FC" w:color="auto" w:val="clear"/>
+            <w:tcMar>
+              <w:top w:type="dxa" w:w="50"/>
+              <w:left w:type="dxa" w:w="90"/>
+              <w:bottom w:type="dxa" w:w="50"/>
+              <w:right w:type="dxa" w:w="90"/>
+            </w:tcMar>
+            <w:vAlign w:val="top"/>
+          </w:tcPr>
+          <w:p>
+            <w:pPr>
+              <w:keepNext w:val="false"/>
+              <w:bidi/>
+              <w:spacing w:after="30" w:before="30" w:line="264"/>
+            </w:pPr>
+            <w:r>
+              <w:rPr>
+                <w:rFonts w:ascii="Arial" w:cs="Arial" w:eastAsia="Arial" w:hAnsi="Arial"/>
+                <w:b w:val="false"/>
+                <w:bCs w:val="false"/>
+                <w:sz w:val="18"/>
+                <w:szCs w:val="18"/>
+                <w:rtl/>
+              </w:rPr>
+              <w:t xml:space="preserve">تقرير التقييم الائتماني المطبوع بغلافه وصفحاته الداخلية على الهوية (</w:t>
+            </w:r>
+            <w:r>
+              <w:rPr>
+                <w:rFonts w:ascii="Courier New" w:cs="Courier New" w:eastAsia="Courier New" w:hAnsi="Courier New"/>
+                <w:b w:val="false"/>
+                <w:bCs w:val="false"/>
+                <w:color w:val="1F2937"/>
+                <w:sz w:val="16"/>
+                <w:szCs w:val="16"/>
+                <w:shd w:fill="F1F3F5" w:color="auto" w:val="clear"/>
+                <w:rtl/>
+              </w:rPr>
+              <w:t xml:space="preserve">‎docs/56‎</w:t>
+            </w:r>
+            <w:r>
+              <w:rPr>
+                <w:rFonts w:ascii="Arial" w:cs="Arial" w:eastAsia="Arial" w:hAnsi="Arial"/>
+                <w:b w:val="false"/>
+                <w:bCs w:val="false"/>
+                <w:sz w:val="18"/>
+                <w:szCs w:val="18"/>
+                <w:rtl/>
+              </w:rPr>
+              <w:t xml:space="preserve"> §7)، برابطي «طباعة التقرير» و«تنزيل PDF» في شاشة التقييم. ودليل التثبيت صار جزءًا من كل إصدار باسم ثابت</w:t>
+            </w:r>
+          </w:p>
+        </w:tc>
+      </w:tr>
+      <w:tr>
+        <w:trPr>
+          <w:cantSplit/>
+        </w:trPr>
+        <w:tc>
+          <w:tcPr>
+            <w:tcW w:type="dxa" w:w="1972"/>
+            <w:tcBorders>
+              <w:top w:val="single" w:color="BFC9D6" w:sz="4"/>
+              <w:left w:val="single" w:color="BFC9D6" w:sz="4"/>
+              <w:bottom w:val="single" w:color="BFC9D6" w:sz="4"/>
+              <w:right w:val="single" w:color="BFC9D6" w:sz="4"/>
+            </w:tcBorders>
+            <w:tcMar>
+              <w:top w:type="dxa" w:w="50"/>
+              <w:left w:type="dxa" w:w="90"/>
+              <w:bottom w:type="dxa" w:w="50"/>
+              <w:right w:type="dxa" w:w="90"/>
+            </w:tcMar>
+            <w:vAlign w:val="top"/>
+          </w:tcPr>
+          <w:p>
+            <w:pPr>
+              <w:keepNext w:val="false"/>
+              <w:bidi/>
+              <w:spacing w:after="30" w:before="30" w:line="264"/>
+            </w:pPr>
+            <w:r>
+              <w:rPr>
+                <w:rFonts w:ascii="Arial" w:cs="Arial" w:eastAsia="Arial" w:hAnsi="Arial"/>
+                <w:b w:val="false"/>
+                <w:bCs w:val="false"/>
+                <w:sz w:val="18"/>
+                <w:szCs w:val="18"/>
+                <w:rtl/>
+              </w:rPr>
               <w:t xml:space="preserve">1.0.0</w:t>
             </w:r>
           </w:p>
@@ -906,7 +1067,6 @@
               <w:bottom w:val="single" w:color="BFC9D6" w:sz="4"/>
               <w:right w:val="single" w:color="BFC9D6" w:sz="4"/>
             </w:tcBorders>
-            <w:shd w:fill="F5F8FC" w:color="auto" w:val="clear"/>
             <w:tcMar>
               <w:top w:type="dxa" w:w="50"/>
               <w:left w:type="dxa" w:w="90"/>
@@ -943,7 +1103,6 @@
               <w:bottom w:val="single" w:color="BFC9D6" w:sz="4"/>
               <w:right w:val="single" w:color="BFC9D6" w:sz="4"/>
             </w:tcBorders>
-            <w:shd w:fill="F5F8FC" w:color="auto" w:val="clear"/>
             <w:tcMar>
               <w:top w:type="dxa" w:w="50"/>
               <w:left w:type="dxa" w:w="90"/>
@@ -1150,6 +1309,82 @@
     <w:p>
       <w:r>
         <w:br w:type="page"/>
+      </w:r>
+    </w:p>
+    <w:p>
+      <w:pPr>
+        <w:bidi/>
+        <w:spacing w:after="110" w:before="0" w:line="312"/>
+      </w:pPr>
+      <w:r>
+        <w:rPr>
+          <w:rFonts w:ascii="Arial" w:cs="Arial" w:eastAsia="Arial" w:hAnsi="Arial"/>
+          <w:b/>
+          <w:bCs/>
+          <w:sz w:val="21"/>
+          <w:szCs w:val="21"/>
+          <w:rtl/>
+        </w:rPr>
+        <w:t xml:space="preserve">الترقية من 1.0.3 إلى 1.0.4:</w:t>
+      </w:r>
+      <w:r>
+        <w:rPr>
+          <w:rFonts w:ascii="Arial" w:cs="Arial" w:eastAsia="Arial" w:hAnsi="Arial"/>
+          <w:b w:val="false"/>
+          <w:bCs w:val="false"/>
+          <w:sz w:val="21"/>
+          <w:szCs w:val="21"/>
+          <w:rtl/>
+        </w:rPr>
+        <w:t xml:space="preserve"> لا تغيير في قاعدة البيانات. تُحمَّل الصورتان الجديدتان، ثم يُغيَّر رقم الإصدار في </w:t>
+      </w:r>
+      <w:r>
+        <w:rPr>
+          <w:rFonts w:ascii="Courier New" w:cs="Courier New" w:eastAsia="Courier New" w:hAnsi="Courier New"/>
+          <w:b w:val="false"/>
+          <w:bCs w:val="false"/>
+          <w:color w:val="1F2937"/>
+          <w:sz w:val="18"/>
+          <w:szCs w:val="18"/>
+          <w:shd w:fill="F1F3F5" w:color="auto" w:val="clear"/>
+          <w:rtl/>
+        </w:rPr>
+        <w:t xml:space="preserve">‎compose.yml‎</w:t>
+      </w:r>
+      <w:r>
+        <w:rPr>
+          <w:rFonts w:ascii="Arial" w:cs="Arial" w:eastAsia="Arial" w:hAnsi="Arial"/>
+          <w:b w:val="false"/>
+          <w:bCs w:val="false"/>
+          <w:sz w:val="21"/>
+          <w:szCs w:val="21"/>
+          <w:rtl/>
+        </w:rPr>
+        <w:t xml:space="preserve">، ثم </w:t>
+      </w:r>
+      <w:r>
+        <w:rPr>
+          <w:rFonts w:ascii="Courier New" w:cs="Courier New" w:eastAsia="Courier New" w:hAnsi="Courier New"/>
+          <w:b w:val="false"/>
+          <w:bCs w:val="false"/>
+          <w:color w:val="1F2937"/>
+          <w:sz w:val="18"/>
+          <w:szCs w:val="18"/>
+          <w:shd w:fill="F1F3F5" w:color="auto" w:val="clear"/>
+          <w:rtl/>
+        </w:rPr>
+        <w:t xml:space="preserve">‎sudo docker compose up -d‎</w:t>
+      </w:r>
+      <w:r>
+        <w:rPr>
+          <w:rFonts w:ascii="Arial" w:cs="Arial" w:eastAsia="Arial" w:hAnsi="Arial"/>
+          <w:b w:val="false"/>
+          <w:bCs w:val="false"/>
+          <w:sz w:val="21"/>
+          <w:szCs w:val="21"/>
+          <w:rtl/>
+        </w:rPr>
+        <w:t xml:space="preserve">. والمستخدم الذي كان يرى العربية لأن متصفحه بالعربية يرى الإنجليزية أول مرة، ويختار العربية من زر اللغة.</w:t>
       </w:r>
     </w:p>
     <w:p>
@@ -2201,7 +2436,7 @@
           <w:shd w:fill="F1F3F5" w:color="auto" w:val="clear"/>
           <w:rtl/>
         </w:rPr>
-        <w:t xml:space="preserve">‎bankfas-v1.0.3‎</w:t>
+        <w:t xml:space="preserve">‎bankfas-v1.0.4‎</w:t>
       </w:r>
       <w:r>
         <w:rPr>
@@ -2352,7 +2587,7 @@
                 <w:shd w:fill="F1F3F5" w:color="auto" w:val="clear"/>
                 <w:rtl/>
               </w:rPr>
-              <w:t xml:space="preserve">‎bankfas-api-1.0.3.tar.gz‎</w:t>
+              <w:t xml:space="preserve">‎bankfas-api-1.0.4.tar.gz‎</w:t>
             </w:r>
           </w:p>
         </w:tc>
@@ -2432,7 +2667,7 @@
                 <w:shd w:fill="F1F3F5" w:color="auto" w:val="clear"/>
                 <w:rtl/>
               </w:rPr>
-              <w:t xml:space="preserve">‎bankfas-worker-1.0.3.tar.gz‎</w:t>
+              <w:t xml:space="preserve">‎bankfas-worker-1.0.4.tar.gz‎</w:t>
             </w:r>
           </w:p>
         </w:tc>
@@ -2512,7 +2747,7 @@
                 <w:shd w:fill="F1F3F5" w:color="auto" w:val="clear"/>
                 <w:rtl/>
               </w:rPr>
-              <w:t xml:space="preserve">‎bankfas-source-1.0.3.tar.gz‎</w:t>
+              <w:t xml:space="preserve">‎bankfas-source-1.0.4.tar.gz‎</w:t>
             </w:r>
           </w:p>
         </w:tc>
@@ -3051,7 +3286,7 @@
           <w:szCs w:val="17"/>
           <w:rtl w:val="false"/>
         </w:rPr>
-        <w:t xml:space="preserve">cd ~/bankfas-1.0.3</w:t>
+        <w:t xml:space="preserve">cd ~/bankfas-1.0.4</w:t>
       </w:r>
     </w:p>
     <w:p>
@@ -3105,7 +3340,7 @@
           <w:szCs w:val="17"/>
           <w:rtl w:val="false"/>
         </w:rPr>
-        <w:t xml:space="preserve">tar -xzf bankfas-source-1.0.3.tar.gz</w:t>
+        <w:t xml:space="preserve">tar -xzf bankfas-source-1.0.4.tar.gz</w:t>
       </w:r>
     </w:p>
     <w:p>
@@ -3287,7 +3522,7 @@
           <w:szCs w:val="17"/>
           <w:rtl w:val="false"/>
         </w:rPr>
-        <w:t xml:space="preserve">sudo docker load -i ~/bankfas-1.0.3/bankfas-api-1.0.3.tar.gz</w:t>
+        <w:t xml:space="preserve">sudo docker load -i ~/bankfas-1.0.4/bankfas-api-1.0.4.tar.gz</w:t>
       </w:r>
     </w:p>
     <w:p>
@@ -3314,7 +3549,7 @@
           <w:szCs w:val="17"/>
           <w:rtl w:val="false"/>
         </w:rPr>
-        <w:t xml:space="preserve">sudo docker load -i ~/bankfas-1.0.3/bankfas-worker-1.0.3.tar.gz</w:t>
+        <w:t xml:space="preserve">sudo docker load -i ~/bankfas-1.0.4/bankfas-worker-1.0.4.tar.gz</w:t>
       </w:r>
     </w:p>
     <w:p>
@@ -3341,7 +3576,7 @@
           <w:szCs w:val="17"/>
           <w:rtl w:val="false"/>
         </w:rPr>
-        <w:t xml:space="preserve">sudo docker image ls | grep bankfas    # bankfas-api:1.0.3 و bankfas-worker:1.0.3</w:t>
+        <w:t xml:space="preserve">sudo docker image ls | grep bankfas    # bankfas-api:1.0.4 و bankfas-worker:1.0.4</w:t>
       </w:r>
     </w:p>
     <w:p>
@@ -3406,7 +3641,7 @@
           <w:shd w:fill="F1F3F5" w:color="auto" w:val="clear"/>
           <w:rtl/>
         </w:rPr>
-        <w:t xml:space="preserve">‎bankfas-api:1.0.3‎</w:t>
+        <w:t xml:space="preserve">‎bankfas-api:1.0.4‎</w:t>
       </w:r>
       <w:r>
         <w:rPr>
@@ -3430,7 +3665,7 @@
           <w:shd w:fill="F1F3F5" w:color="auto" w:val="clear"/>
           <w:rtl/>
         </w:rPr>
-        <w:t xml:space="preserve">‎bankfas-worker:1.0.3‎</w:t>
+        <w:t xml:space="preserve">‎bankfas-worker:1.0.4‎</w:t>
       </w:r>
       <w:r>
         <w:rPr>

--- a/treasury-platform/docs/57-RELEASE.docx
+++ b/treasury-platform/docs/57-RELEASE.docx
@@ -17,7 +17,7 @@
           <w:szCs w:val="48"/>
           <w:rtl/>
         </w:rPr>
-        <w:t xml:space="preserve">إصدارات التشغيل التجريبي، والإصدار الحالي 1.0.4 (الصفوف 60 و62 و66 و68 و69 في </w:t>
+        <w:t xml:space="preserve">إصدارات التشغيل التجريبي، والإصدار الحالي 1.0.5 (الصفوف 60 و62 و66 و68 و69 في </w:t>
       </w:r>
       <w:r>
         <w:rPr>
@@ -189,6 +189,28 @@
           <w:rtl/>
         </w:rPr>
         <w:t xml:space="preserve">الإصدار 1.0.4: «نعم أصدر 1.0.4».</w:t>
+      </w:r>
+    </w:p>
+    <w:p>
+      <w:pPr>
+        <w:pStyle w:val="ListParagraph"/>
+        <w:numPr>
+          <w:ilvl w:val="0"/>
+          <w:numId w:val="2"/>
+        </w:numPr>
+        <w:bidi/>
+        <w:spacing w:after="70" w:before="0" w:line="300"/>
+      </w:pPr>
+      <w:r>
+        <w:rPr>
+          <w:rFonts w:ascii="Arial" w:cs="Arial" w:eastAsia="Arial" w:hAnsi="Arial"/>
+          <w:b w:val="false"/>
+          <w:bCs w:val="false"/>
+          <w:sz w:val="21"/>
+          <w:szCs w:val="21"/>
+          <w:rtl/>
+        </w:rPr>
+        <w:t xml:space="preserve">الإصدار 1.0.5: «نعم أصدر 1.0.5».</w:t>
       </w:r>
     </w:p>
     <w:p>
@@ -391,7 +413,7 @@
                 <w:szCs w:val="18"/>
                 <w:rtl/>
               </w:rPr>
-              <w:t xml:space="preserve">1.0.4</w:t>
+              <w:t xml:space="preserve">1.0.5</w:t>
             </w:r>
           </w:p>
         </w:tc>
@@ -463,7 +485,7 @@
                 <w:szCs w:val="18"/>
                 <w:rtl/>
               </w:rPr>
-              <w:t xml:space="preserve">تصنيف البضاعة باسمه من الكتالوج في الشاشة والمطبوع، والإنجليزية لغة افتراضية للشاشات والمطبوعات والبريد، والعربية خيار يحفظه المستخدم (</w:t>
+              <w:t xml:space="preserve">شاشة الشروط بالإنجليزية: قيم القوائم والرسوم كلمات إنجليزية بدل الرموز، وعناوين مربعات النص بحجم باقي العناوين (</w:t>
             </w:r>
             <w:r>
               <w:rPr>
@@ -476,18 +498,18 @@
                 <w:shd w:fill="F1F3F5" w:color="auto" w:val="clear"/>
                 <w:rtl/>
               </w:rPr>
-              <w:t xml:space="preserve">‎docs/60‎</w:t>
-            </w:r>
-            <w:r>
-              <w:rPr>
-                <w:rFonts w:ascii="Arial" w:cs="Arial" w:eastAsia="Arial" w:hAnsi="Arial"/>
-                <w:b w:val="false"/>
-                <w:bCs w:val="false"/>
-                <w:sz w:val="18"/>
-                <w:szCs w:val="18"/>
-                <w:rtl/>
-              </w:rPr>
-              <w:t xml:space="preserve"> §8)</w:t>
+              <w:t xml:space="preserve">‎docs/59‎</w:t>
+            </w:r>
+            <w:r>
+              <w:rPr>
+                <w:rFonts w:ascii="Arial" w:cs="Arial" w:eastAsia="Arial" w:hAnsi="Arial"/>
+                <w:b w:val="false"/>
+                <w:bCs w:val="false"/>
+                <w:sz w:val="18"/>
+                <w:szCs w:val="18"/>
+                <w:rtl/>
+              </w:rPr>
+              <w:t xml:space="preserve"> §4)</w:t>
             </w:r>
           </w:p>
         </w:tc>
@@ -529,7 +551,7 @@
                 <w:szCs w:val="18"/>
                 <w:rtl/>
               </w:rPr>
-              <w:t xml:space="preserve">1.0.3</w:t>
+              <w:t xml:space="preserve">1.0.4</w:t>
             </w:r>
           </w:p>
         </w:tc>
@@ -603,7 +625,7 @@
                 <w:szCs w:val="18"/>
                 <w:rtl/>
               </w:rPr>
-              <w:t xml:space="preserve">شروط الاعتماد برمز حقل سويفت MT700 بدل مراجع UCP في الشاشة والمطبوع، والقيم بالعربية، وكل حقول MT700 في القاموس، منها 47A و44A و44B و40A و58a. ولا أيام تأجيل لاعتماد الاطلاع (</w:t>
+              <w:t xml:space="preserve">تصنيف البضاعة باسمه من الكتالوج في الشاشة والمطبوع، والإنجليزية لغة افتراضية للشاشات والمطبوعات والبريد، والعربية خيار يحفظه المستخدم (</w:t>
             </w:r>
             <w:r>
               <w:rPr>
@@ -627,7 +649,7 @@
                 <w:szCs w:val="18"/>
                 <w:rtl/>
               </w:rPr>
-              <w:t xml:space="preserve"> §6 و§7)</w:t>
+              <w:t xml:space="preserve"> §8)</w:t>
             </w:r>
           </w:p>
         </w:tc>
@@ -668,7 +690,7 @@
                 <w:szCs w:val="18"/>
                 <w:rtl/>
               </w:rPr>
-              <w:t xml:space="preserve">1.0.2</w:t>
+              <w:t xml:space="preserve">1.0.3</w:t>
             </w:r>
           </w:p>
         </w:tc>
@@ -740,7 +762,7 @@
                 <w:szCs w:val="18"/>
                 <w:rtl/>
               </w:rPr>
-              <w:t xml:space="preserve">مراجع UCP 600 بجانب حقول شروط الاعتماد ومستنداته، وفحوص المواد 28 و29 و31-32 و19-24 (</w:t>
+              <w:t xml:space="preserve">شروط الاعتماد برمز حقل سويفت MT700 بدل مراجع UCP في الشاشة والمطبوع، والقيم بالعربية، وكل حقول MT700 في القاموس، منها 47A و44A و44B و40A و58a. ولا أيام تأجيل لاعتماد الاطلاع (</w:t>
             </w:r>
             <w:r>
               <w:rPr>
@@ -764,116 +786,7 @@
                 <w:szCs w:val="18"/>
                 <w:rtl/>
               </w:rPr>
-              <w:t xml:space="preserve">). ودعم الخادم الواحد للتجربة (</w:t>
-            </w:r>
-            <w:r>
-              <w:rPr>
-                <w:rFonts w:ascii="Courier New" w:cs="Courier New" w:eastAsia="Courier New" w:hAnsi="Courier New"/>
-                <w:b w:val="false"/>
-                <w:bCs w:val="false"/>
-                <w:color w:val="1F2937"/>
-                <w:sz w:val="16"/>
-                <w:szCs w:val="16"/>
-                <w:shd w:fill="F1F3F5" w:color="auto" w:val="clear"/>
-                <w:rtl/>
-              </w:rPr>
-              <w:t xml:space="preserve">‎docs/58‎</w:t>
-            </w:r>
-            <w:r>
-              <w:rPr>
-                <w:rFonts w:ascii="Arial" w:cs="Arial" w:eastAsia="Arial" w:hAnsi="Arial"/>
-                <w:b w:val="false"/>
-                <w:bCs w:val="false"/>
-                <w:sz w:val="18"/>
-                <w:szCs w:val="18"/>
-                <w:rtl/>
-              </w:rPr>
-              <w:t xml:space="preserve">): </w:t>
-            </w:r>
-            <w:r>
-              <w:rPr>
-                <w:rFonts w:ascii="Courier New" w:cs="Courier New" w:eastAsia="Courier New" w:hAnsi="Courier New"/>
-                <w:b w:val="false"/>
-                <w:bCs w:val="false"/>
-                <w:color w:val="1F2937"/>
-                <w:sz w:val="16"/>
-                <w:szCs w:val="16"/>
-                <w:shd w:fill="F1F3F5" w:color="auto" w:val="clear"/>
-                <w:rtl/>
-              </w:rPr>
-              <w:t xml:space="preserve">‎DB_ADDRESS‎</w:t>
-            </w:r>
-            <w:r>
-              <w:rPr>
-                <w:rFonts w:ascii="Arial" w:cs="Arial" w:eastAsia="Arial" w:hAnsi="Arial"/>
-                <w:b w:val="false"/>
-                <w:bCs w:val="false"/>
-                <w:sz w:val="18"/>
-                <w:szCs w:val="18"/>
-                <w:rtl/>
-              </w:rPr>
-              <w:t xml:space="preserve"> في </w:t>
-            </w:r>
-            <w:r>
-              <w:rPr>
-                <w:rFonts w:ascii="Courier New" w:cs="Courier New" w:eastAsia="Courier New" w:hAnsi="Courier New"/>
-                <w:b w:val="false"/>
-                <w:bCs w:val="false"/>
-                <w:color w:val="1F2937"/>
-                <w:sz w:val="16"/>
-                <w:szCs w:val="16"/>
-                <w:shd w:fill="F1F3F5" w:color="auto" w:val="clear"/>
-                <w:rtl/>
-              </w:rPr>
-              <w:t xml:space="preserve">‎site.conf‎</w:t>
-            </w:r>
-            <w:r>
-              <w:rPr>
-                <w:rFonts w:ascii="Arial" w:cs="Arial" w:eastAsia="Arial" w:hAnsi="Arial"/>
-                <w:b w:val="false"/>
-                <w:bCs w:val="false"/>
-                <w:sz w:val="18"/>
-                <w:szCs w:val="18"/>
-                <w:rtl/>
-              </w:rPr>
-              <w:t xml:space="preserve">، و</w:t>
-            </w:r>
-            <w:r>
-              <w:rPr>
-                <w:rFonts w:ascii="Courier New" w:cs="Courier New" w:eastAsia="Courier New" w:hAnsi="Courier New"/>
-                <w:b w:val="false"/>
-                <w:bCs w:val="false"/>
-                <w:color w:val="1F2937"/>
-                <w:sz w:val="16"/>
-                <w:szCs w:val="16"/>
-                <w:shd w:fill="F1F3F5" w:color="auto" w:val="clear"/>
-                <w:rtl/>
-              </w:rPr>
-              <w:t xml:space="preserve">‎DB_ON_THIS_HOST=1‎</w:t>
-            </w:r>
-            <w:r>
-              <w:rPr>
-                <w:rFonts w:ascii="Arial" w:cs="Arial" w:eastAsia="Arial" w:hAnsi="Arial"/>
-                <w:b w:val="false"/>
-                <w:bCs w:val="false"/>
-                <w:sz w:val="18"/>
-                <w:szCs w:val="18"/>
-                <w:rtl/>
-              </w:rPr>
-              <w:t xml:space="preserve"> في </w:t>
-            </w:r>
-            <w:r>
-              <w:rPr>
-                <w:rFonts w:ascii="Courier New" w:cs="Courier New" w:eastAsia="Courier New" w:hAnsi="Courier New"/>
-                <w:b w:val="false"/>
-                <w:bCs w:val="false"/>
-                <w:color w:val="1F2937"/>
-                <w:sz w:val="16"/>
-                <w:szCs w:val="16"/>
-                <w:shd w:fill="F1F3F5" w:color="auto" w:val="clear"/>
-                <w:rtl/>
-              </w:rPr>
-              <w:t xml:space="preserve">‎ufw.sh‎</w:t>
+              <w:t xml:space="preserve"> §6 و§7)</w:t>
             </w:r>
           </w:p>
         </w:tc>
@@ -915,7 +828,7 @@
                 <w:szCs w:val="18"/>
                 <w:rtl/>
               </w:rPr>
-              <w:t xml:space="preserve">1.0.1</w:t>
+              <w:t xml:space="preserve">1.0.2</w:t>
             </w:r>
           </w:p>
         </w:tc>
@@ -952,7 +865,7 @@
                 <w:szCs w:val="18"/>
                 <w:rtl/>
               </w:rPr>
-              <w:t xml:space="preserve">2026-10-25</w:t>
+              <w:t xml:space="preserve">2026-10-26</w:t>
             </w:r>
           </w:p>
         </w:tc>
@@ -989,7 +902,7 @@
                 <w:szCs w:val="18"/>
                 <w:rtl/>
               </w:rPr>
-              <w:t xml:space="preserve">تقرير التقييم الائتماني المطبوع بغلافه وصفحاته الداخلية على الهوية (</w:t>
+              <w:t xml:space="preserve">مراجع UCP 600 بجانب حقول شروط الاعتماد ومستنداته، وفحوص المواد 28 و29 و31-32 و19-24 (</w:t>
             </w:r>
             <w:r>
               <w:rPr>
@@ -1002,18 +915,127 @@
                 <w:shd w:fill="F1F3F5" w:color="auto" w:val="clear"/>
                 <w:rtl/>
               </w:rPr>
-              <w:t xml:space="preserve">‎docs/56‎</w:t>
-            </w:r>
-            <w:r>
-              <w:rPr>
-                <w:rFonts w:ascii="Arial" w:cs="Arial" w:eastAsia="Arial" w:hAnsi="Arial"/>
-                <w:b w:val="false"/>
-                <w:bCs w:val="false"/>
-                <w:sz w:val="18"/>
-                <w:szCs w:val="18"/>
-                <w:rtl/>
-              </w:rPr>
-              <w:t xml:space="preserve"> §7)، برابطي «طباعة التقرير» و«تنزيل PDF» في شاشة التقييم. ودليل التثبيت صار جزءًا من كل إصدار باسم ثابت</w:t>
+              <w:t xml:space="preserve">‎docs/60‎</w:t>
+            </w:r>
+            <w:r>
+              <w:rPr>
+                <w:rFonts w:ascii="Arial" w:cs="Arial" w:eastAsia="Arial" w:hAnsi="Arial"/>
+                <w:b w:val="false"/>
+                <w:bCs w:val="false"/>
+                <w:sz w:val="18"/>
+                <w:szCs w:val="18"/>
+                <w:rtl/>
+              </w:rPr>
+              <w:t xml:space="preserve">). ودعم الخادم الواحد للتجربة (</w:t>
+            </w:r>
+            <w:r>
+              <w:rPr>
+                <w:rFonts w:ascii="Courier New" w:cs="Courier New" w:eastAsia="Courier New" w:hAnsi="Courier New"/>
+                <w:b w:val="false"/>
+                <w:bCs w:val="false"/>
+                <w:color w:val="1F2937"/>
+                <w:sz w:val="16"/>
+                <w:szCs w:val="16"/>
+                <w:shd w:fill="F1F3F5" w:color="auto" w:val="clear"/>
+                <w:rtl/>
+              </w:rPr>
+              <w:t xml:space="preserve">‎docs/58‎</w:t>
+            </w:r>
+            <w:r>
+              <w:rPr>
+                <w:rFonts w:ascii="Arial" w:cs="Arial" w:eastAsia="Arial" w:hAnsi="Arial"/>
+                <w:b w:val="false"/>
+                <w:bCs w:val="false"/>
+                <w:sz w:val="18"/>
+                <w:szCs w:val="18"/>
+                <w:rtl/>
+              </w:rPr>
+              <w:t xml:space="preserve">): </w:t>
+            </w:r>
+            <w:r>
+              <w:rPr>
+                <w:rFonts w:ascii="Courier New" w:cs="Courier New" w:eastAsia="Courier New" w:hAnsi="Courier New"/>
+                <w:b w:val="false"/>
+                <w:bCs w:val="false"/>
+                <w:color w:val="1F2937"/>
+                <w:sz w:val="16"/>
+                <w:szCs w:val="16"/>
+                <w:shd w:fill="F1F3F5" w:color="auto" w:val="clear"/>
+                <w:rtl/>
+              </w:rPr>
+              <w:t xml:space="preserve">‎DB_ADDRESS‎</w:t>
+            </w:r>
+            <w:r>
+              <w:rPr>
+                <w:rFonts w:ascii="Arial" w:cs="Arial" w:eastAsia="Arial" w:hAnsi="Arial"/>
+                <w:b w:val="false"/>
+                <w:bCs w:val="false"/>
+                <w:sz w:val="18"/>
+                <w:szCs w:val="18"/>
+                <w:rtl/>
+              </w:rPr>
+              <w:t xml:space="preserve"> في </w:t>
+            </w:r>
+            <w:r>
+              <w:rPr>
+                <w:rFonts w:ascii="Courier New" w:cs="Courier New" w:eastAsia="Courier New" w:hAnsi="Courier New"/>
+                <w:b w:val="false"/>
+                <w:bCs w:val="false"/>
+                <w:color w:val="1F2937"/>
+                <w:sz w:val="16"/>
+                <w:szCs w:val="16"/>
+                <w:shd w:fill="F1F3F5" w:color="auto" w:val="clear"/>
+                <w:rtl/>
+              </w:rPr>
+              <w:t xml:space="preserve">‎site.conf‎</w:t>
+            </w:r>
+            <w:r>
+              <w:rPr>
+                <w:rFonts w:ascii="Arial" w:cs="Arial" w:eastAsia="Arial" w:hAnsi="Arial"/>
+                <w:b w:val="false"/>
+                <w:bCs w:val="false"/>
+                <w:sz w:val="18"/>
+                <w:szCs w:val="18"/>
+                <w:rtl/>
+              </w:rPr>
+              <w:t xml:space="preserve">، و</w:t>
+            </w:r>
+            <w:r>
+              <w:rPr>
+                <w:rFonts w:ascii="Courier New" w:cs="Courier New" w:eastAsia="Courier New" w:hAnsi="Courier New"/>
+                <w:b w:val="false"/>
+                <w:bCs w:val="false"/>
+                <w:color w:val="1F2937"/>
+                <w:sz w:val="16"/>
+                <w:szCs w:val="16"/>
+                <w:shd w:fill="F1F3F5" w:color="auto" w:val="clear"/>
+                <w:rtl/>
+              </w:rPr>
+              <w:t xml:space="preserve">‎DB_ON_THIS_HOST=1‎</w:t>
+            </w:r>
+            <w:r>
+              <w:rPr>
+                <w:rFonts w:ascii="Arial" w:cs="Arial" w:eastAsia="Arial" w:hAnsi="Arial"/>
+                <w:b w:val="false"/>
+                <w:bCs w:val="false"/>
+                <w:sz w:val="18"/>
+                <w:szCs w:val="18"/>
+                <w:rtl/>
+              </w:rPr>
+              <w:t xml:space="preserve"> في </w:t>
+            </w:r>
+            <w:r>
+              <w:rPr>
+                <w:rFonts w:ascii="Courier New" w:cs="Courier New" w:eastAsia="Courier New" w:hAnsi="Courier New"/>
+                <w:b w:val="false"/>
+                <w:bCs w:val="false"/>
+                <w:color w:val="1F2937"/>
+                <w:sz w:val="16"/>
+                <w:szCs w:val="16"/>
+                <w:shd w:fill="F1F3F5" w:color="auto" w:val="clear"/>
+                <w:rtl/>
+              </w:rPr>
+              <w:t xml:space="preserve">‎ufw.sh‎</w:t>
             </w:r>
           </w:p>
         </w:tc>
@@ -1054,6 +1076,144 @@
                 <w:szCs w:val="18"/>
                 <w:rtl/>
               </w:rPr>
+              <w:t xml:space="preserve">1.0.1</w:t>
+            </w:r>
+          </w:p>
+        </w:tc>
+        <w:tc>
+          <w:tcPr>
+            <w:tcW w:type="dxa" w:w="2818"/>
+            <w:tcBorders>
+              <w:top w:val="single" w:color="BFC9D6" w:sz="4"/>
+              <w:left w:val="single" w:color="BFC9D6" w:sz="4"/>
+              <w:bottom w:val="single" w:color="BFC9D6" w:sz="4"/>
+              <w:right w:val="single" w:color="BFC9D6" w:sz="4"/>
+            </w:tcBorders>
+            <w:tcMar>
+              <w:top w:type="dxa" w:w="50"/>
+              <w:left w:type="dxa" w:w="90"/>
+              <w:bottom w:type="dxa" w:w="50"/>
+              <w:right w:type="dxa" w:w="90"/>
+            </w:tcMar>
+            <w:vAlign w:val="top"/>
+          </w:tcPr>
+          <w:p>
+            <w:pPr>
+              <w:keepNext w:val="false"/>
+              <w:bidi/>
+              <w:spacing w:after="30" w:before="30" w:line="264"/>
+            </w:pPr>
+            <w:r>
+              <w:rPr>
+                <w:rFonts w:ascii="Arial" w:cs="Arial" w:eastAsia="Arial" w:hAnsi="Arial"/>
+                <w:b w:val="false"/>
+                <w:bCs w:val="false"/>
+                <w:sz w:val="18"/>
+                <w:szCs w:val="18"/>
+                <w:rtl/>
+              </w:rPr>
+              <w:t xml:space="preserve">2026-10-25</w:t>
+            </w:r>
+          </w:p>
+        </w:tc>
+        <w:tc>
+          <w:tcPr>
+            <w:tcW w:type="dxa" w:w="5074"/>
+            <w:tcBorders>
+              <w:top w:val="single" w:color="BFC9D6" w:sz="4"/>
+              <w:left w:val="single" w:color="BFC9D6" w:sz="4"/>
+              <w:bottom w:val="single" w:color="BFC9D6" w:sz="4"/>
+              <w:right w:val="single" w:color="BFC9D6" w:sz="4"/>
+            </w:tcBorders>
+            <w:tcMar>
+              <w:top w:type="dxa" w:w="50"/>
+              <w:left w:type="dxa" w:w="90"/>
+              <w:bottom w:type="dxa" w:w="50"/>
+              <w:right w:type="dxa" w:w="90"/>
+            </w:tcMar>
+            <w:vAlign w:val="top"/>
+          </w:tcPr>
+          <w:p>
+            <w:pPr>
+              <w:keepNext w:val="false"/>
+              <w:bidi/>
+              <w:spacing w:after="30" w:before="30" w:line="264"/>
+            </w:pPr>
+            <w:r>
+              <w:rPr>
+                <w:rFonts w:ascii="Arial" w:cs="Arial" w:eastAsia="Arial" w:hAnsi="Arial"/>
+                <w:b w:val="false"/>
+                <w:bCs w:val="false"/>
+                <w:sz w:val="18"/>
+                <w:szCs w:val="18"/>
+                <w:rtl/>
+              </w:rPr>
+              <w:t xml:space="preserve">تقرير التقييم الائتماني المطبوع بغلافه وصفحاته الداخلية على الهوية (</w:t>
+            </w:r>
+            <w:r>
+              <w:rPr>
+                <w:rFonts w:ascii="Courier New" w:cs="Courier New" w:eastAsia="Courier New" w:hAnsi="Courier New"/>
+                <w:b w:val="false"/>
+                <w:bCs w:val="false"/>
+                <w:color w:val="1F2937"/>
+                <w:sz w:val="16"/>
+                <w:szCs w:val="16"/>
+                <w:shd w:fill="F1F3F5" w:color="auto" w:val="clear"/>
+                <w:rtl/>
+              </w:rPr>
+              <w:t xml:space="preserve">‎docs/56‎</w:t>
+            </w:r>
+            <w:r>
+              <w:rPr>
+                <w:rFonts w:ascii="Arial" w:cs="Arial" w:eastAsia="Arial" w:hAnsi="Arial"/>
+                <w:b w:val="false"/>
+                <w:bCs w:val="false"/>
+                <w:sz w:val="18"/>
+                <w:szCs w:val="18"/>
+                <w:rtl/>
+              </w:rPr>
+              <w:t xml:space="preserve"> §7)، برابطي «طباعة التقرير» و«تنزيل PDF» في شاشة التقييم. ودليل التثبيت صار جزءًا من كل إصدار باسم ثابت</w:t>
+            </w:r>
+          </w:p>
+        </w:tc>
+      </w:tr>
+      <w:tr>
+        <w:trPr>
+          <w:cantSplit/>
+        </w:trPr>
+        <w:tc>
+          <w:tcPr>
+            <w:tcW w:type="dxa" w:w="1972"/>
+            <w:tcBorders>
+              <w:top w:val="single" w:color="BFC9D6" w:sz="4"/>
+              <w:left w:val="single" w:color="BFC9D6" w:sz="4"/>
+              <w:bottom w:val="single" w:color="BFC9D6" w:sz="4"/>
+              <w:right w:val="single" w:color="BFC9D6" w:sz="4"/>
+            </w:tcBorders>
+            <w:shd w:fill="F5F8FC" w:color="auto" w:val="clear"/>
+            <w:tcMar>
+              <w:top w:type="dxa" w:w="50"/>
+              <w:left w:type="dxa" w:w="90"/>
+              <w:bottom w:type="dxa" w:w="50"/>
+              <w:right w:type="dxa" w:w="90"/>
+            </w:tcMar>
+            <w:vAlign w:val="top"/>
+          </w:tcPr>
+          <w:p>
+            <w:pPr>
+              <w:keepNext w:val="false"/>
+              <w:bidi/>
+              <w:spacing w:after="30" w:before="30" w:line="264"/>
+            </w:pPr>
+            <w:r>
+              <w:rPr>
+                <w:rFonts w:ascii="Arial" w:cs="Arial" w:eastAsia="Arial" w:hAnsi="Arial"/>
+                <w:b w:val="false"/>
+                <w:bCs w:val="false"/>
+                <w:sz w:val="18"/>
+                <w:szCs w:val="18"/>
+                <w:rtl/>
+              </w:rPr>
               <w:t xml:space="preserve">1.0.0</w:t>
             </w:r>
           </w:p>
@@ -1067,6 +1227,7 @@
               <w:bottom w:val="single" w:color="BFC9D6" w:sz="4"/>
               <w:right w:val="single" w:color="BFC9D6" w:sz="4"/>
             </w:tcBorders>
+            <w:shd w:fill="F5F8FC" w:color="auto" w:val="clear"/>
             <w:tcMar>
               <w:top w:type="dxa" w:w="50"/>
               <w:left w:type="dxa" w:w="90"/>
@@ -1103,6 +1264,7 @@
               <w:bottom w:val="single" w:color="BFC9D6" w:sz="4"/>
               <w:right w:val="single" w:color="BFC9D6" w:sz="4"/>
             </w:tcBorders>
+            <w:shd w:fill="F5F8FC" w:color="auto" w:val="clear"/>
             <w:tcMar>
               <w:top w:type="dxa" w:w="50"/>
               <w:left w:type="dxa" w:w="90"/>
@@ -1309,6 +1471,82 @@
     <w:p>
       <w:r>
         <w:br w:type="page"/>
+      </w:r>
+    </w:p>
+    <w:p>
+      <w:pPr>
+        <w:bidi/>
+        <w:spacing w:after="110" w:before="0" w:line="312"/>
+      </w:pPr>
+      <w:r>
+        <w:rPr>
+          <w:rFonts w:ascii="Arial" w:cs="Arial" w:eastAsia="Arial" w:hAnsi="Arial"/>
+          <w:b/>
+          <w:bCs/>
+          <w:sz w:val="21"/>
+          <w:szCs w:val="21"/>
+          <w:rtl/>
+        </w:rPr>
+        <w:t xml:space="preserve">الترقية من 1.0.4 إلى 1.0.5:</w:t>
+      </w:r>
+      <w:r>
+        <w:rPr>
+          <w:rFonts w:ascii="Arial" w:cs="Arial" w:eastAsia="Arial" w:hAnsi="Arial"/>
+          <w:b w:val="false"/>
+          <w:bCs w:val="false"/>
+          <w:sz w:val="21"/>
+          <w:szCs w:val="21"/>
+          <w:rtl/>
+        </w:rPr>
+        <w:t xml:space="preserve"> لا تغيير في قاعدة البيانات. تُحمَّل الصورتان الجديدتان، ثم يُغيَّر رقم الإصدار في </w:t>
+      </w:r>
+      <w:r>
+        <w:rPr>
+          <w:rFonts w:ascii="Courier New" w:cs="Courier New" w:eastAsia="Courier New" w:hAnsi="Courier New"/>
+          <w:b w:val="false"/>
+          <w:bCs w:val="false"/>
+          <w:color w:val="1F2937"/>
+          <w:sz w:val="18"/>
+          <w:szCs w:val="18"/>
+          <w:shd w:fill="F1F3F5" w:color="auto" w:val="clear"/>
+          <w:rtl/>
+        </w:rPr>
+        <w:t xml:space="preserve">‎compose.yml‎</w:t>
+      </w:r>
+      <w:r>
+        <w:rPr>
+          <w:rFonts w:ascii="Arial" w:cs="Arial" w:eastAsia="Arial" w:hAnsi="Arial"/>
+          <w:b w:val="false"/>
+          <w:bCs w:val="false"/>
+          <w:sz w:val="21"/>
+          <w:szCs w:val="21"/>
+          <w:rtl/>
+        </w:rPr>
+        <w:t xml:space="preserve">، ثم </w:t>
+      </w:r>
+      <w:r>
+        <w:rPr>
+          <w:rFonts w:ascii="Courier New" w:cs="Courier New" w:eastAsia="Courier New" w:hAnsi="Courier New"/>
+          <w:b w:val="false"/>
+          <w:bCs w:val="false"/>
+          <w:color w:val="1F2937"/>
+          <w:sz w:val="18"/>
+          <w:szCs w:val="18"/>
+          <w:shd w:fill="F1F3F5" w:color="auto" w:val="clear"/>
+          <w:rtl/>
+        </w:rPr>
+        <w:t xml:space="preserve">‎sudo docker compose up -d‎</w:t>
+      </w:r>
+      <w:r>
+        <w:rPr>
+          <w:rFonts w:ascii="Arial" w:cs="Arial" w:eastAsia="Arial" w:hAnsi="Arial"/>
+          <w:b w:val="false"/>
+          <w:bCs w:val="false"/>
+          <w:sz w:val="21"/>
+          <w:szCs w:val="21"/>
+          <w:rtl/>
+        </w:rPr>
+        <w:t xml:space="preserve">.</w:t>
       </w:r>
     </w:p>
     <w:p>
@@ -2436,7 +2674,7 @@
           <w:shd w:fill="F1F3F5" w:color="auto" w:val="clear"/>
           <w:rtl/>
         </w:rPr>
-        <w:t xml:space="preserve">‎bankfas-v1.0.4‎</w:t>
+        <w:t xml:space="preserve">‎bankfas-v1.0.5‎</w:t>
       </w:r>
       <w:r>
         <w:rPr>
@@ -2587,7 +2825,7 @@
                 <w:shd w:fill="F1F3F5" w:color="auto" w:val="clear"/>
                 <w:rtl/>
               </w:rPr>
-              <w:t xml:space="preserve">‎bankfas-api-1.0.4.tar.gz‎</w:t>
+              <w:t xml:space="preserve">‎bankfas-api-1.0.5.tar.gz‎</w:t>
             </w:r>
           </w:p>
         </w:tc>
@@ -2667,7 +2905,7 @@
                 <w:shd w:fill="F1F3F5" w:color="auto" w:val="clear"/>
                 <w:rtl/>
               </w:rPr>
-              <w:t xml:space="preserve">‎bankfas-worker-1.0.4.tar.gz‎</w:t>
+              <w:t xml:space="preserve">‎bankfas-worker-1.0.5.tar.gz‎</w:t>
             </w:r>
           </w:p>
         </w:tc>
@@ -2747,7 +2985,7 @@
                 <w:shd w:fill="F1F3F5" w:color="auto" w:val="clear"/>
                 <w:rtl/>
               </w:rPr>
-              <w:t xml:space="preserve">‎bankfas-source-1.0.4.tar.gz‎</w:t>
+              <w:t xml:space="preserve">‎bankfas-source-1.0.5.tar.gz‎</w:t>
             </w:r>
           </w:p>
         </w:tc>
@@ -3286,7 +3524,7 @@
           <w:szCs w:val="17"/>
           <w:rtl w:val="false"/>
         </w:rPr>
-        <w:t xml:space="preserve">cd ~/bankfas-1.0.4</w:t>
+        <w:t xml:space="preserve">cd ~/bankfas-1.0.5</w:t>
       </w:r>
     </w:p>
     <w:p>
@@ -3340,7 +3578,7 @@
           <w:szCs w:val="17"/>
           <w:rtl w:val="false"/>
         </w:rPr>
-        <w:t xml:space="preserve">tar -xzf bankfas-source-1.0.4.tar.gz</w:t>
+        <w:t xml:space="preserve">tar -xzf bankfas-source-1.0.5.tar.gz</w:t>
       </w:r>
     </w:p>
     <w:p>
@@ -3522,7 +3760,7 @@
           <w:szCs w:val="17"/>
           <w:rtl w:val="false"/>
         </w:rPr>
-        <w:t xml:space="preserve">sudo docker load -i ~/bankfas-1.0.4/bankfas-api-1.0.4.tar.gz</w:t>
+        <w:t xml:space="preserve">sudo docker load -i ~/bankfas-1.0.5/bankfas-api-1.0.5.tar.gz</w:t>
       </w:r>
     </w:p>
     <w:p>
@@ -3549,7 +3787,7 @@
           <w:szCs w:val="17"/>
           <w:rtl w:val="false"/>
         </w:rPr>
-        <w:t xml:space="preserve">sudo docker load -i ~/bankfas-1.0.4/bankfas-worker-1.0.4.tar.gz</w:t>
+        <w:t xml:space="preserve">sudo docker load -i ~/bankfas-1.0.5/bankfas-worker-1.0.5.tar.gz</w:t>
       </w:r>
     </w:p>
     <w:p>
@@ -3576,7 +3814,7 @@
           <w:szCs w:val="17"/>
           <w:rtl w:val="false"/>
         </w:rPr>
-        <w:t xml:space="preserve">sudo docker image ls | grep bankfas    # bankfas-api:1.0.4 و bankfas-worker:1.0.4</w:t>
+        <w:t xml:space="preserve">sudo docker image ls | grep bankfas    # bankfas-api:1.0.5 و bankfas-worker:1.0.5</w:t>
       </w:r>
     </w:p>
     <w:p>
@@ -3641,7 +3879,7 @@
           <w:shd w:fill="F1F3F5" w:color="auto" w:val="clear"/>
           <w:rtl/>
         </w:rPr>
-        <w:t xml:space="preserve">‎bankfas-api:1.0.4‎</w:t>
+        <w:t xml:space="preserve">‎bankfas-api:1.0.5‎</w:t>
       </w:r>
       <w:r>
         <w:rPr>
@@ -3665,7 +3903,7 @@
           <w:shd w:fill="F1F3F5" w:color="auto" w:val="clear"/>
           <w:rtl/>
         </w:rPr>
-        <w:t xml:space="preserve">‎bankfas-worker:1.0.4‎</w:t>
+        <w:t xml:space="preserve">‎bankfas-worker:1.0.5‎</w:t>
       </w:r>
       <w:r>
         <w:rPr>

--- a/treasury-platform/docs/57-RELEASE.docx
+++ b/treasury-platform/docs/57-RELEASE.docx
@@ -17,7 +17,7 @@
           <w:szCs w:val="48"/>
           <w:rtl/>
         </w:rPr>
-        <w:t xml:space="preserve">إصدارات التشغيل التجريبي، والإصدار الحالي 1.0.5 (الصفوف 60 و62 و66 و68 و69 في </w:t>
+        <w:t xml:space="preserve">إصدارات التشغيل التجريبي، والإصدار الحالي 1.0.6 (الصفوف 60 و62 و66 و68 و69 في </w:t>
       </w:r>
       <w:r>
         <w:rPr>
@@ -211,6 +211,28 @@
           <w:rtl/>
         </w:rPr>
         <w:t xml:space="preserve">الإصدار 1.0.5: «نعم أصدر 1.0.5».</w:t>
+      </w:r>
+    </w:p>
+    <w:p>
+      <w:pPr>
+        <w:pStyle w:val="ListParagraph"/>
+        <w:numPr>
+          <w:ilvl w:val="0"/>
+          <w:numId w:val="2"/>
+        </w:numPr>
+        <w:bidi/>
+        <w:spacing w:after="70" w:before="0" w:line="300"/>
+      </w:pPr>
+      <w:r>
+        <w:rPr>
+          <w:rFonts w:ascii="Arial" w:cs="Arial" w:eastAsia="Arial" w:hAnsi="Arial"/>
+          <w:b w:val="false"/>
+          <w:bCs w:val="false"/>
+          <w:sz w:val="21"/>
+          <w:szCs w:val="21"/>
+          <w:rtl/>
+        </w:rPr>
+        <w:t xml:space="preserve">الإصدار 1.0.6: «اصلح الرموز في بطاقة التسهيل وأصدر 1.0.6».</w:t>
       </w:r>
     </w:p>
     <w:p>
@@ -413,7 +435,7 @@
                 <w:szCs w:val="18"/>
                 <w:rtl/>
               </w:rPr>
-              <w:t xml:space="preserve">1.0.5</w:t>
+              <w:t xml:space="preserve">1.0.6</w:t>
             </w:r>
           </w:p>
         </w:tc>
@@ -485,7 +507,7 @@
                 <w:szCs w:val="18"/>
                 <w:rtl/>
               </w:rPr>
-              <w:t xml:space="preserve">شاشة الشروط بالإنجليزية: قيم القوائم والرسوم كلمات إنجليزية بدل الرموز، وعناوين مربعات النص بحجم باقي العناوين (</w:t>
+              <w:t xml:space="preserve">في الشاشات الإنجليزية يظهر كل رمز من الخادم كلمة: الحالات، وأدوار البنوك، وأنواع الحدود، وأنماط التوزيع وغيرها، والاختصارات كما هي. وخطوط المنتج في الحدود باسم المنتج (</w:t>
             </w:r>
             <w:r>
               <w:rPr>
@@ -498,18 +520,18 @@
                 <w:shd w:fill="F1F3F5" w:color="auto" w:val="clear"/>
                 <w:rtl/>
               </w:rPr>
-              <w:t xml:space="preserve">‎docs/59‎</w:t>
-            </w:r>
-            <w:r>
-              <w:rPr>
-                <w:rFonts w:ascii="Arial" w:cs="Arial" w:eastAsia="Arial" w:hAnsi="Arial"/>
-                <w:b w:val="false"/>
-                <w:bCs w:val="false"/>
-                <w:sz w:val="18"/>
-                <w:szCs w:val="18"/>
-                <w:rtl/>
-              </w:rPr>
-              <w:t xml:space="preserve"> §4)</w:t>
+              <w:t xml:space="preserve">‎docs/31‎</w:t>
+            </w:r>
+            <w:r>
+              <w:rPr>
+                <w:rFonts w:ascii="Arial" w:cs="Arial" w:eastAsia="Arial" w:hAnsi="Arial"/>
+                <w:b w:val="false"/>
+                <w:bCs w:val="false"/>
+                <w:sz w:val="18"/>
+                <w:szCs w:val="18"/>
+                <w:rtl/>
+              </w:rPr>
+              <w:t xml:space="preserve"> الصف 71)</w:t>
             </w:r>
           </w:p>
         </w:tc>
@@ -551,7 +573,7 @@
                 <w:szCs w:val="18"/>
                 <w:rtl/>
               </w:rPr>
-              <w:t xml:space="preserve">1.0.4</w:t>
+              <w:t xml:space="preserve">1.0.5</w:t>
             </w:r>
           </w:p>
         </w:tc>
@@ -625,7 +647,7 @@
                 <w:szCs w:val="18"/>
                 <w:rtl/>
               </w:rPr>
-              <w:t xml:space="preserve">تصنيف البضاعة باسمه من الكتالوج في الشاشة والمطبوع، والإنجليزية لغة افتراضية للشاشات والمطبوعات والبريد، والعربية خيار يحفظه المستخدم (</w:t>
+              <w:t xml:space="preserve">شاشة الشروط بالإنجليزية: قيم القوائم والرسوم كلمات إنجليزية بدل الرموز، وعناوين مربعات النص بحجم باقي العناوين (</w:t>
             </w:r>
             <w:r>
               <w:rPr>
@@ -638,18 +660,18 @@
                 <w:shd w:fill="F1F3F5" w:color="auto" w:val="clear"/>
                 <w:rtl/>
               </w:rPr>
-              <w:t xml:space="preserve">‎docs/60‎</w:t>
-            </w:r>
-            <w:r>
-              <w:rPr>
-                <w:rFonts w:ascii="Arial" w:cs="Arial" w:eastAsia="Arial" w:hAnsi="Arial"/>
-                <w:b w:val="false"/>
-                <w:bCs w:val="false"/>
-                <w:sz w:val="18"/>
-                <w:szCs w:val="18"/>
-                <w:rtl/>
-              </w:rPr>
-              <w:t xml:space="preserve"> §8)</w:t>
+              <w:t xml:space="preserve">‎docs/59‎</w:t>
+            </w:r>
+            <w:r>
+              <w:rPr>
+                <w:rFonts w:ascii="Arial" w:cs="Arial" w:eastAsia="Arial" w:hAnsi="Arial"/>
+                <w:b w:val="false"/>
+                <w:bCs w:val="false"/>
+                <w:sz w:val="18"/>
+                <w:szCs w:val="18"/>
+                <w:rtl/>
+              </w:rPr>
+              <w:t xml:space="preserve"> §4)</w:t>
             </w:r>
           </w:p>
         </w:tc>
@@ -690,7 +712,7 @@
                 <w:szCs w:val="18"/>
                 <w:rtl/>
               </w:rPr>
-              <w:t xml:space="preserve">1.0.3</w:t>
+              <w:t xml:space="preserve">1.0.4</w:t>
             </w:r>
           </w:p>
         </w:tc>
@@ -762,7 +784,7 @@
                 <w:szCs w:val="18"/>
                 <w:rtl/>
               </w:rPr>
-              <w:t xml:space="preserve">شروط الاعتماد برمز حقل سويفت MT700 بدل مراجع UCP في الشاشة والمطبوع، والقيم بالعربية، وكل حقول MT700 في القاموس، منها 47A و44A و44B و40A و58a. ولا أيام تأجيل لاعتماد الاطلاع (</w:t>
+              <w:t xml:space="preserve">تصنيف البضاعة باسمه من الكتالوج في الشاشة والمطبوع، والإنجليزية لغة افتراضية للشاشات والمطبوعات والبريد، والعربية خيار يحفظه المستخدم (</w:t>
             </w:r>
             <w:r>
               <w:rPr>
@@ -786,7 +808,7 @@
                 <w:szCs w:val="18"/>
                 <w:rtl/>
               </w:rPr>
-              <w:t xml:space="preserve"> §6 و§7)</w:t>
+              <w:t xml:space="preserve"> §8)</w:t>
             </w:r>
           </w:p>
         </w:tc>
@@ -828,7 +850,7 @@
                 <w:szCs w:val="18"/>
                 <w:rtl/>
               </w:rPr>
-              <w:t xml:space="preserve">1.0.2</w:t>
+              <w:t xml:space="preserve">1.0.3</w:t>
             </w:r>
           </w:p>
         </w:tc>
@@ -902,7 +924,7 @@
                 <w:szCs w:val="18"/>
                 <w:rtl/>
               </w:rPr>
-              <w:t xml:space="preserve">مراجع UCP 600 بجانب حقول شروط الاعتماد ومستنداته، وفحوص المواد 28 و29 و31-32 و19-24 (</w:t>
+              <w:t xml:space="preserve">شروط الاعتماد برمز حقل سويفت MT700 بدل مراجع UCP في الشاشة والمطبوع، والقيم بالعربية، وكل حقول MT700 في القاموس، منها 47A و44A و44B و40A و58a. ولا أيام تأجيل لاعتماد الاطلاع (</w:t>
             </w:r>
             <w:r>
               <w:rPr>
@@ -926,116 +948,7 @@
                 <w:szCs w:val="18"/>
                 <w:rtl/>
               </w:rPr>
-              <w:t xml:space="preserve">). ودعم الخادم الواحد للتجربة (</w:t>
-            </w:r>
-            <w:r>
-              <w:rPr>
-                <w:rFonts w:ascii="Courier New" w:cs="Courier New" w:eastAsia="Courier New" w:hAnsi="Courier New"/>
-                <w:b w:val="false"/>
-                <w:bCs w:val="false"/>
-                <w:color w:val="1F2937"/>
-                <w:sz w:val="16"/>
-                <w:szCs w:val="16"/>
-                <w:shd w:fill="F1F3F5" w:color="auto" w:val="clear"/>
-                <w:rtl/>
-              </w:rPr>
-              <w:t xml:space="preserve">‎docs/58‎</w:t>
-            </w:r>
-            <w:r>
-              <w:rPr>
-                <w:rFonts w:ascii="Arial" w:cs="Arial" w:eastAsia="Arial" w:hAnsi="Arial"/>
-                <w:b w:val="false"/>
-                <w:bCs w:val="false"/>
-                <w:sz w:val="18"/>
-                <w:szCs w:val="18"/>
-                <w:rtl/>
-              </w:rPr>
-              <w:t xml:space="preserve">): </w:t>
-            </w:r>
-            <w:r>
-              <w:rPr>
-                <w:rFonts w:ascii="Courier New" w:cs="Courier New" w:eastAsia="Courier New" w:hAnsi="Courier New"/>
-                <w:b w:val="false"/>
-                <w:bCs w:val="false"/>
-                <w:color w:val="1F2937"/>
-                <w:sz w:val="16"/>
-                <w:szCs w:val="16"/>
-                <w:shd w:fill="F1F3F5" w:color="auto" w:val="clear"/>
-                <w:rtl/>
-              </w:rPr>
-              <w:t xml:space="preserve">‎DB_ADDRESS‎</w:t>
-            </w:r>
-            <w:r>
-              <w:rPr>
-                <w:rFonts w:ascii="Arial" w:cs="Arial" w:eastAsia="Arial" w:hAnsi="Arial"/>
-                <w:b w:val="false"/>
-                <w:bCs w:val="false"/>
-                <w:sz w:val="18"/>
-                <w:szCs w:val="18"/>
-                <w:rtl/>
-              </w:rPr>
-              <w:t xml:space="preserve"> في </w:t>
-            </w:r>
-            <w:r>
-              <w:rPr>
-                <w:rFonts w:ascii="Courier New" w:cs="Courier New" w:eastAsia="Courier New" w:hAnsi="Courier New"/>
-                <w:b w:val="false"/>
-                <w:bCs w:val="false"/>
-                <w:color w:val="1F2937"/>
-                <w:sz w:val="16"/>
-                <w:szCs w:val="16"/>
-                <w:shd w:fill="F1F3F5" w:color="auto" w:val="clear"/>
-                <w:rtl/>
-              </w:rPr>
-              <w:t xml:space="preserve">‎site.conf‎</w:t>
-            </w:r>
-            <w:r>
-              <w:rPr>
-                <w:rFonts w:ascii="Arial" w:cs="Arial" w:eastAsia="Arial" w:hAnsi="Arial"/>
-                <w:b w:val="false"/>
-                <w:bCs w:val="false"/>
-                <w:sz w:val="18"/>
-                <w:szCs w:val="18"/>
-                <w:rtl/>
-              </w:rPr>
-              <w:t xml:space="preserve">، و</w:t>
-            </w:r>
-            <w:r>
-              <w:rPr>
-                <w:rFonts w:ascii="Courier New" w:cs="Courier New" w:eastAsia="Courier New" w:hAnsi="Courier New"/>
-                <w:b w:val="false"/>
-                <w:bCs w:val="false"/>
-                <w:color w:val="1F2937"/>
-                <w:sz w:val="16"/>
-                <w:szCs w:val="16"/>
-                <w:shd w:fill="F1F3F5" w:color="auto" w:val="clear"/>
-                <w:rtl/>
-              </w:rPr>
-              <w:t xml:space="preserve">‎DB_ON_THIS_HOST=1‎</w:t>
-            </w:r>
-            <w:r>
-              <w:rPr>
-                <w:rFonts w:ascii="Arial" w:cs="Arial" w:eastAsia="Arial" w:hAnsi="Arial"/>
-                <w:b w:val="false"/>
-                <w:bCs w:val="false"/>
-                <w:sz w:val="18"/>
-                <w:szCs w:val="18"/>
-                <w:rtl/>
-              </w:rPr>
-              <w:t xml:space="preserve"> في </w:t>
-            </w:r>
-            <w:r>
-              <w:rPr>
-                <w:rFonts w:ascii="Courier New" w:cs="Courier New" w:eastAsia="Courier New" w:hAnsi="Courier New"/>
-                <w:b w:val="false"/>
-                <w:bCs w:val="false"/>
-                <w:color w:val="1F2937"/>
-                <w:sz w:val="16"/>
-                <w:szCs w:val="16"/>
-                <w:shd w:fill="F1F3F5" w:color="auto" w:val="clear"/>
-                <w:rtl/>
-              </w:rPr>
-              <w:t xml:space="preserve">‎ufw.sh‎</w:t>
+              <w:t xml:space="preserve"> §6 و§7)</w:t>
             </w:r>
           </w:p>
         </w:tc>
@@ -1076,7 +989,7 @@
                 <w:szCs w:val="18"/>
                 <w:rtl/>
               </w:rPr>
-              <w:t xml:space="preserve">1.0.1</w:t>
+              <w:t xml:space="preserve">1.0.2</w:t>
             </w:r>
           </w:p>
         </w:tc>
@@ -1112,7 +1025,7 @@
                 <w:szCs w:val="18"/>
                 <w:rtl/>
               </w:rPr>
-              <w:t xml:space="preserve">2026-10-25</w:t>
+              <w:t xml:space="preserve">2026-10-26</w:t>
             </w:r>
           </w:p>
         </w:tc>
@@ -1148,7 +1061,7 @@
                 <w:szCs w:val="18"/>
                 <w:rtl/>
               </w:rPr>
-              <w:t xml:space="preserve">تقرير التقييم الائتماني المطبوع بغلافه وصفحاته الداخلية على الهوية (</w:t>
+              <w:t xml:space="preserve">مراجع UCP 600 بجانب حقول شروط الاعتماد ومستنداته، وفحوص المواد 28 و29 و31-32 و19-24 (</w:t>
             </w:r>
             <w:r>
               <w:rPr>
@@ -1161,18 +1074,127 @@
                 <w:shd w:fill="F1F3F5" w:color="auto" w:val="clear"/>
                 <w:rtl/>
               </w:rPr>
-              <w:t xml:space="preserve">‎docs/56‎</w:t>
-            </w:r>
-            <w:r>
-              <w:rPr>
-                <w:rFonts w:ascii="Arial" w:cs="Arial" w:eastAsia="Arial" w:hAnsi="Arial"/>
-                <w:b w:val="false"/>
-                <w:bCs w:val="false"/>
-                <w:sz w:val="18"/>
-                <w:szCs w:val="18"/>
-                <w:rtl/>
-              </w:rPr>
-              <w:t xml:space="preserve"> §7)، برابطي «طباعة التقرير» و«تنزيل PDF» في شاشة التقييم. ودليل التثبيت صار جزءًا من كل إصدار باسم ثابت</w:t>
+              <w:t xml:space="preserve">‎docs/60‎</w:t>
+            </w:r>
+            <w:r>
+              <w:rPr>
+                <w:rFonts w:ascii="Arial" w:cs="Arial" w:eastAsia="Arial" w:hAnsi="Arial"/>
+                <w:b w:val="false"/>
+                <w:bCs w:val="false"/>
+                <w:sz w:val="18"/>
+                <w:szCs w:val="18"/>
+                <w:rtl/>
+              </w:rPr>
+              <w:t xml:space="preserve">). ودعم الخادم الواحد للتجربة (</w:t>
+            </w:r>
+            <w:r>
+              <w:rPr>
+                <w:rFonts w:ascii="Courier New" w:cs="Courier New" w:eastAsia="Courier New" w:hAnsi="Courier New"/>
+                <w:b w:val="false"/>
+                <w:bCs w:val="false"/>
+                <w:color w:val="1F2937"/>
+                <w:sz w:val="16"/>
+                <w:szCs w:val="16"/>
+                <w:shd w:fill="F1F3F5" w:color="auto" w:val="clear"/>
+                <w:rtl/>
+              </w:rPr>
+              <w:t xml:space="preserve">‎docs/58‎</w:t>
+            </w:r>
+            <w:r>
+              <w:rPr>
+                <w:rFonts w:ascii="Arial" w:cs="Arial" w:eastAsia="Arial" w:hAnsi="Arial"/>
+                <w:b w:val="false"/>
+                <w:bCs w:val="false"/>
+                <w:sz w:val="18"/>
+                <w:szCs w:val="18"/>
+                <w:rtl/>
+              </w:rPr>
+              <w:t xml:space="preserve">): </w:t>
+            </w:r>
+            <w:r>
+              <w:rPr>
+                <w:rFonts w:ascii="Courier New" w:cs="Courier New" w:eastAsia="Courier New" w:hAnsi="Courier New"/>
+                <w:b w:val="false"/>
+                <w:bCs w:val="false"/>
+                <w:color w:val="1F2937"/>
+                <w:sz w:val="16"/>
+                <w:szCs w:val="16"/>
+                <w:shd w:fill="F1F3F5" w:color="auto" w:val="clear"/>
+                <w:rtl/>
+              </w:rPr>
+              <w:t xml:space="preserve">‎DB_ADDRESS‎</w:t>
+            </w:r>
+            <w:r>
+              <w:rPr>
+                <w:rFonts w:ascii="Arial" w:cs="Arial" w:eastAsia="Arial" w:hAnsi="Arial"/>
+                <w:b w:val="false"/>
+                <w:bCs w:val="false"/>
+                <w:sz w:val="18"/>
+                <w:szCs w:val="18"/>
+                <w:rtl/>
+              </w:rPr>
+              <w:t xml:space="preserve"> في </w:t>
+            </w:r>
+            <w:r>
+              <w:rPr>
+                <w:rFonts w:ascii="Courier New" w:cs="Courier New" w:eastAsia="Courier New" w:hAnsi="Courier New"/>
+                <w:b w:val="false"/>
+                <w:bCs w:val="false"/>
+                <w:color w:val="1F2937"/>
+                <w:sz w:val="16"/>
+                <w:szCs w:val="16"/>
+                <w:shd w:fill="F1F3F5" w:color="auto" w:val="clear"/>
+                <w:rtl/>
+              </w:rPr>
+              <w:t xml:space="preserve">‎site.conf‎</w:t>
+            </w:r>
+            <w:r>
+              <w:rPr>
+                <w:rFonts w:ascii="Arial" w:cs="Arial" w:eastAsia="Arial" w:hAnsi="Arial"/>
+                <w:b w:val="false"/>
+                <w:bCs w:val="false"/>
+                <w:sz w:val="18"/>
+                <w:szCs w:val="18"/>
+                <w:rtl/>
+              </w:rPr>
+              <w:t xml:space="preserve">، و</w:t>
+            </w:r>
+            <w:r>
+              <w:rPr>
+                <w:rFonts w:ascii="Courier New" w:cs="Courier New" w:eastAsia="Courier New" w:hAnsi="Courier New"/>
+                <w:b w:val="false"/>
+                <w:bCs w:val="false"/>
+                <w:color w:val="1F2937"/>
+                <w:sz w:val="16"/>
+                <w:szCs w:val="16"/>
+                <w:shd w:fill="F1F3F5" w:color="auto" w:val="clear"/>
+                <w:rtl/>
+              </w:rPr>
+              <w:t xml:space="preserve">‎DB_ON_THIS_HOST=1‎</w:t>
+            </w:r>
+            <w:r>
+              <w:rPr>
+                <w:rFonts w:ascii="Arial" w:cs="Arial" w:eastAsia="Arial" w:hAnsi="Arial"/>
+                <w:b w:val="false"/>
+                <w:bCs w:val="false"/>
+                <w:sz w:val="18"/>
+                <w:szCs w:val="18"/>
+                <w:rtl/>
+              </w:rPr>
+              <w:t xml:space="preserve"> في </w:t>
+            </w:r>
+            <w:r>
+              <w:rPr>
+                <w:rFonts w:ascii="Courier New" w:cs="Courier New" w:eastAsia="Courier New" w:hAnsi="Courier New"/>
+                <w:b w:val="false"/>
+                <w:bCs w:val="false"/>
+                <w:color w:val="1F2937"/>
+                <w:sz w:val="16"/>
+                <w:szCs w:val="16"/>
+                <w:shd w:fill="F1F3F5" w:color="auto" w:val="clear"/>
+                <w:rtl/>
+              </w:rPr>
+              <w:t xml:space="preserve">‎ufw.sh‎</w:t>
             </w:r>
           </w:p>
         </w:tc>
@@ -1214,6 +1236,145 @@
                 <w:szCs w:val="18"/>
                 <w:rtl/>
               </w:rPr>
+              <w:t xml:space="preserve">1.0.1</w:t>
+            </w:r>
+          </w:p>
+        </w:tc>
+        <w:tc>
+          <w:tcPr>
+            <w:tcW w:type="dxa" w:w="2818"/>
+            <w:tcBorders>
+              <w:top w:val="single" w:color="BFC9D6" w:sz="4"/>
+              <w:left w:val="single" w:color="BFC9D6" w:sz="4"/>
+              <w:bottom w:val="single" w:color="BFC9D6" w:sz="4"/>
+              <w:right w:val="single" w:color="BFC9D6" w:sz="4"/>
+            </w:tcBorders>
+            <w:shd w:fill="F5F8FC" w:color="auto" w:val="clear"/>
+            <w:tcMar>
+              <w:top w:type="dxa" w:w="50"/>
+              <w:left w:type="dxa" w:w="90"/>
+              <w:bottom w:type="dxa" w:w="50"/>
+              <w:right w:type="dxa" w:w="90"/>
+            </w:tcMar>
+            <w:vAlign w:val="top"/>
+          </w:tcPr>
+          <w:p>
+            <w:pPr>
+              <w:keepNext w:val="false"/>
+              <w:bidi/>
+              <w:spacing w:after="30" w:before="30" w:line="264"/>
+            </w:pPr>
+            <w:r>
+              <w:rPr>
+                <w:rFonts w:ascii="Arial" w:cs="Arial" w:eastAsia="Arial" w:hAnsi="Arial"/>
+                <w:b w:val="false"/>
+                <w:bCs w:val="false"/>
+                <w:sz w:val="18"/>
+                <w:szCs w:val="18"/>
+                <w:rtl/>
+              </w:rPr>
+              <w:t xml:space="preserve">2026-10-25</w:t>
+            </w:r>
+          </w:p>
+        </w:tc>
+        <w:tc>
+          <w:tcPr>
+            <w:tcW w:type="dxa" w:w="5074"/>
+            <w:tcBorders>
+              <w:top w:val="single" w:color="BFC9D6" w:sz="4"/>
+              <w:left w:val="single" w:color="BFC9D6" w:sz="4"/>
+              <w:bottom w:val="single" w:color="BFC9D6" w:sz="4"/>
+              <w:right w:val="single" w:color="BFC9D6" w:sz="4"/>
+            </w:tcBorders>
+            <w:shd w:fill="F5F8FC" w:color="auto" w:val="clear"/>
+            <w:tcMar>
+              <w:top w:type="dxa" w:w="50"/>
+              <w:left w:type="dxa" w:w="90"/>
+              <w:bottom w:type="dxa" w:w="50"/>
+              <w:right w:type="dxa" w:w="90"/>
+            </w:tcMar>
+            <w:vAlign w:val="top"/>
+          </w:tcPr>
+          <w:p>
+            <w:pPr>
+              <w:keepNext w:val="false"/>
+              <w:bidi/>
+              <w:spacing w:after="30" w:before="30" w:line="264"/>
+            </w:pPr>
+            <w:r>
+              <w:rPr>
+                <w:rFonts w:ascii="Arial" w:cs="Arial" w:eastAsia="Arial" w:hAnsi="Arial"/>
+                <w:b w:val="false"/>
+                <w:bCs w:val="false"/>
+                <w:sz w:val="18"/>
+                <w:szCs w:val="18"/>
+                <w:rtl/>
+              </w:rPr>
+              <w:t xml:space="preserve">تقرير التقييم الائتماني المطبوع بغلافه وصفحاته الداخلية على الهوية (</w:t>
+            </w:r>
+            <w:r>
+              <w:rPr>
+                <w:rFonts w:ascii="Courier New" w:cs="Courier New" w:eastAsia="Courier New" w:hAnsi="Courier New"/>
+                <w:b w:val="false"/>
+                <w:bCs w:val="false"/>
+                <w:color w:val="1F2937"/>
+                <w:sz w:val="16"/>
+                <w:szCs w:val="16"/>
+                <w:shd w:fill="F1F3F5" w:color="auto" w:val="clear"/>
+                <w:rtl/>
+              </w:rPr>
+              <w:t xml:space="preserve">‎docs/56‎</w:t>
+            </w:r>
+            <w:r>
+              <w:rPr>
+                <w:rFonts w:ascii="Arial" w:cs="Arial" w:eastAsia="Arial" w:hAnsi="Arial"/>
+                <w:b w:val="false"/>
+                <w:bCs w:val="false"/>
+                <w:sz w:val="18"/>
+                <w:szCs w:val="18"/>
+                <w:rtl/>
+              </w:rPr>
+              <w:t xml:space="preserve"> §7)، برابطي «طباعة التقرير» و«تنزيل PDF» في شاشة التقييم. ودليل التثبيت صار جزءًا من كل إصدار باسم ثابت</w:t>
+            </w:r>
+          </w:p>
+        </w:tc>
+      </w:tr>
+      <w:tr>
+        <w:trPr>
+          <w:cantSplit/>
+        </w:trPr>
+        <w:tc>
+          <w:tcPr>
+            <w:tcW w:type="dxa" w:w="1972"/>
+            <w:tcBorders>
+              <w:top w:val="single" w:color="BFC9D6" w:sz="4"/>
+              <w:left w:val="single" w:color="BFC9D6" w:sz="4"/>
+              <w:bottom w:val="single" w:color="BFC9D6" w:sz="4"/>
+              <w:right w:val="single" w:color="BFC9D6" w:sz="4"/>
+            </w:tcBorders>
+            <w:tcMar>
+              <w:top w:type="dxa" w:w="50"/>
+              <w:left w:type="dxa" w:w="90"/>
+              <w:bottom w:type="dxa" w:w="50"/>
+              <w:right w:type="dxa" w:w="90"/>
+            </w:tcMar>
+            <w:vAlign w:val="top"/>
+          </w:tcPr>
+          <w:p>
+            <w:pPr>
+              <w:keepNext w:val="false"/>
+              <w:bidi/>
+              <w:spacing w:after="30" w:before="30" w:line="264"/>
+            </w:pPr>
+            <w:r>
+              <w:rPr>
+                <w:rFonts w:ascii="Arial" w:cs="Arial" w:eastAsia="Arial" w:hAnsi="Arial"/>
+                <w:b w:val="false"/>
+                <w:bCs w:val="false"/>
+                <w:sz w:val="18"/>
+                <w:szCs w:val="18"/>
+                <w:rtl/>
+              </w:rPr>
               <w:t xml:space="preserve">1.0.0</w:t>
             </w:r>
           </w:p>
@@ -1227,7 +1388,6 @@
               <w:bottom w:val="single" w:color="BFC9D6" w:sz="4"/>
               <w:right w:val="single" w:color="BFC9D6" w:sz="4"/>
             </w:tcBorders>
-            <w:shd w:fill="F5F8FC" w:color="auto" w:val="clear"/>
             <w:tcMar>
               <w:top w:type="dxa" w:w="50"/>
               <w:left w:type="dxa" w:w="90"/>
@@ -1264,7 +1424,6 @@
               <w:bottom w:val="single" w:color="BFC9D6" w:sz="4"/>
               <w:right w:val="single" w:color="BFC9D6" w:sz="4"/>
             </w:tcBorders>
-            <w:shd w:fill="F5F8FC" w:color="auto" w:val="clear"/>
             <w:tcMar>
               <w:top w:type="dxa" w:w="50"/>
               <w:left w:type="dxa" w:w="90"/>
@@ -1471,6 +1630,82 @@
     <w:p>
       <w:r>
         <w:br w:type="page"/>
+      </w:r>
+    </w:p>
+    <w:p>
+      <w:pPr>
+        <w:bidi/>
+        <w:spacing w:after="110" w:before="0" w:line="312"/>
+      </w:pPr>
+      <w:r>
+        <w:rPr>
+          <w:rFonts w:ascii="Arial" w:cs="Arial" w:eastAsia="Arial" w:hAnsi="Arial"/>
+          <w:b/>
+          <w:bCs/>
+          <w:sz w:val="21"/>
+          <w:szCs w:val="21"/>
+          <w:rtl/>
+        </w:rPr>
+        <w:t xml:space="preserve">الترقية من 1.0.5 إلى 1.0.6:</w:t>
+      </w:r>
+      <w:r>
+        <w:rPr>
+          <w:rFonts w:ascii="Arial" w:cs="Arial" w:eastAsia="Arial" w:hAnsi="Arial"/>
+          <w:b w:val="false"/>
+          <w:bCs w:val="false"/>
+          <w:sz w:val="21"/>
+          <w:szCs w:val="21"/>
+          <w:rtl/>
+        </w:rPr>
+        <w:t xml:space="preserve"> لا تغيير في قاعدة البيانات. تُحمَّل الصورتان الجديدتان، ثم يُغيَّر رقم الإصدار في </w:t>
+      </w:r>
+      <w:r>
+        <w:rPr>
+          <w:rFonts w:ascii="Courier New" w:cs="Courier New" w:eastAsia="Courier New" w:hAnsi="Courier New"/>
+          <w:b w:val="false"/>
+          <w:bCs w:val="false"/>
+          <w:color w:val="1F2937"/>
+          <w:sz w:val="18"/>
+          <w:szCs w:val="18"/>
+          <w:shd w:fill="F1F3F5" w:color="auto" w:val="clear"/>
+          <w:rtl/>
+        </w:rPr>
+        <w:t xml:space="preserve">‎compose.yml‎</w:t>
+      </w:r>
+      <w:r>
+        <w:rPr>
+          <w:rFonts w:ascii="Arial" w:cs="Arial" w:eastAsia="Arial" w:hAnsi="Arial"/>
+          <w:b w:val="false"/>
+          <w:bCs w:val="false"/>
+          <w:sz w:val="21"/>
+          <w:szCs w:val="21"/>
+          <w:rtl/>
+        </w:rPr>
+        <w:t xml:space="preserve">، ثم </w:t>
+      </w:r>
+      <w:r>
+        <w:rPr>
+          <w:rFonts w:ascii="Courier New" w:cs="Courier New" w:eastAsia="Courier New" w:hAnsi="Courier New"/>
+          <w:b w:val="false"/>
+          <w:bCs w:val="false"/>
+          <w:color w:val="1F2937"/>
+          <w:sz w:val="18"/>
+          <w:szCs w:val="18"/>
+          <w:shd w:fill="F1F3F5" w:color="auto" w:val="clear"/>
+          <w:rtl/>
+        </w:rPr>
+        <w:t xml:space="preserve">‎sudo docker compose up -d‎</w:t>
+      </w:r>
+      <w:r>
+        <w:rPr>
+          <w:rFonts w:ascii="Arial" w:cs="Arial" w:eastAsia="Arial" w:hAnsi="Arial"/>
+          <w:b w:val="false"/>
+          <w:bCs w:val="false"/>
+          <w:sz w:val="21"/>
+          <w:szCs w:val="21"/>
+          <w:rtl/>
+        </w:rPr>
+        <w:t xml:space="preserve">.</w:t>
       </w:r>
     </w:p>
     <w:p>
@@ -2674,7 +2909,7 @@
           <w:shd w:fill="F1F3F5" w:color="auto" w:val="clear"/>
           <w:rtl/>
         </w:rPr>
-        <w:t xml:space="preserve">‎bankfas-v1.0.5‎</w:t>
+        <w:t xml:space="preserve">‎bankfas-v1.0.6‎</w:t>
       </w:r>
       <w:r>
         <w:rPr>
@@ -2825,7 +3060,7 @@
                 <w:shd w:fill="F1F3F5" w:color="auto" w:val="clear"/>
                 <w:rtl/>
               </w:rPr>
-              <w:t xml:space="preserve">‎bankfas-api-1.0.5.tar.gz‎</w:t>
+              <w:t xml:space="preserve">‎bankfas-api-1.0.6.tar.gz‎</w:t>
             </w:r>
           </w:p>
         </w:tc>
@@ -2905,7 +3140,7 @@
                 <w:shd w:fill="F1F3F5" w:color="auto" w:val="clear"/>
                 <w:rtl/>
               </w:rPr>
-              <w:t xml:space="preserve">‎bankfas-worker-1.0.5.tar.gz‎</w:t>
+              <w:t xml:space="preserve">‎bankfas-worker-1.0.6.tar.gz‎</w:t>
             </w:r>
           </w:p>
         </w:tc>
@@ -2985,7 +3220,7 @@
                 <w:shd w:fill="F1F3F5" w:color="auto" w:val="clear"/>
                 <w:rtl/>
               </w:rPr>
-              <w:t xml:space="preserve">‎bankfas-source-1.0.5.tar.gz‎</w:t>
+              <w:t xml:space="preserve">‎bankfas-source-1.0.6.tar.gz‎</w:t>
             </w:r>
           </w:p>
         </w:tc>
@@ -3524,7 +3759,7 @@
           <w:szCs w:val="17"/>
           <w:rtl w:val="false"/>
         </w:rPr>
-        <w:t xml:space="preserve">cd ~/bankfas-1.0.5</w:t>
+        <w:t xml:space="preserve">cd ~/bankfas-1.0.6</w:t>
       </w:r>
     </w:p>
     <w:p>
@@ -3578,7 +3813,7 @@
           <w:szCs w:val="17"/>
           <w:rtl w:val="false"/>
         </w:rPr>
-        <w:t xml:space="preserve">tar -xzf bankfas-source-1.0.5.tar.gz</w:t>
+        <w:t xml:space="preserve">tar -xzf bankfas-source-1.0.6.tar.gz</w:t>
       </w:r>
     </w:p>
     <w:p>
@@ -3760,7 +3995,7 @@
           <w:szCs w:val="17"/>
           <w:rtl w:val="false"/>
         </w:rPr>
-        <w:t xml:space="preserve">sudo docker load -i ~/bankfas-1.0.5/bankfas-api-1.0.5.tar.gz</w:t>
+        <w:t xml:space="preserve">sudo docker load -i ~/bankfas-1.0.6/bankfas-api-1.0.6.tar.gz</w:t>
       </w:r>
     </w:p>
     <w:p>
@@ -3787,7 +4022,7 @@
           <w:szCs w:val="17"/>
           <w:rtl w:val="false"/>
         </w:rPr>
-        <w:t xml:space="preserve">sudo docker load -i ~/bankfas-1.0.5/bankfas-worker-1.0.5.tar.gz</w:t>
+        <w:t xml:space="preserve">sudo docker load -i ~/bankfas-1.0.6/bankfas-worker-1.0.6.tar.gz</w:t>
       </w:r>
     </w:p>
     <w:p>
@@ -3814,7 +4049,7 @@
           <w:szCs w:val="17"/>
           <w:rtl w:val="false"/>
         </w:rPr>
-        <w:t xml:space="preserve">sudo docker image ls | grep bankfas    # bankfas-api:1.0.5 و bankfas-worker:1.0.5</w:t>
+        <w:t xml:space="preserve">sudo docker image ls | grep bankfas    # bankfas-api:1.0.6 و bankfas-worker:1.0.6</w:t>
       </w:r>
     </w:p>
     <w:p>
@@ -3879,7 +4114,7 @@
           <w:shd w:fill="F1F3F5" w:color="auto" w:val="clear"/>
           <w:rtl/>
         </w:rPr>
-        <w:t xml:space="preserve">‎bankfas-api:1.0.5‎</w:t>
+        <w:t xml:space="preserve">‎bankfas-api:1.0.6‎</w:t>
       </w:r>
       <w:r>
         <w:rPr>
@@ -3903,7 +4138,7 @@
           <w:shd w:fill="F1F3F5" w:color="auto" w:val="clear"/>
           <w:rtl/>
         </w:rPr>
-        <w:t xml:space="preserve">‎bankfas-worker:1.0.5‎</w:t>
+        <w:t xml:space="preserve">‎bankfas-worker:1.0.6‎</w:t>
       </w:r>
       <w:r>
         <w:rPr>

--- a/treasury-platform/docs/57-RELEASE.docx
+++ b/treasury-platform/docs/57-RELEASE.docx
@@ -17,7 +17,7 @@
           <w:szCs w:val="48"/>
           <w:rtl/>
         </w:rPr>
-        <w:t xml:space="preserve">إصدارات التشغيل التجريبي، والإصدار الحالي 1.0.6 (الصفوف 60 و62 و66 و68 و69 في </w:t>
+        <w:t xml:space="preserve">إصدارات التشغيل التجريبي، والإصدار الحالي 1.0.7 (الصفوف 60 و62 و66 و68 و69 و74 في </w:t>
       </w:r>
       <w:r>
         <w:rPr>
@@ -233,6 +233,28 @@
           <w:rtl/>
         </w:rPr>
         <w:t xml:space="preserve">الإصدار 1.0.6: «اصلح الرموز في بطاقة التسهيل وأصدر 1.0.6».</w:t>
+      </w:r>
+    </w:p>
+    <w:p>
+      <w:pPr>
+        <w:pStyle w:val="ListParagraph"/>
+        <w:numPr>
+          <w:ilvl w:val="0"/>
+          <w:numId w:val="2"/>
+        </w:numPr>
+        <w:bidi/>
+        <w:spacing w:after="70" w:before="0" w:line="300"/>
+      </w:pPr>
+      <w:r>
+        <w:rPr>
+          <w:rFonts w:ascii="Arial" w:cs="Arial" w:eastAsia="Arial" w:hAnsi="Arial"/>
+          <w:b w:val="false"/>
+          <w:bCs w:val="false"/>
+          <w:sz w:val="21"/>
+          <w:szCs w:val="21"/>
+          <w:rtl/>
+        </w:rPr>
+        <w:t xml:space="preserve">الإصدار 1.0.7: «احتاج بيئة تجريبية خاص دون الحاجة للنشر العام... اعطني حزمة نشر لتجربة النظام ووضع ملاحظات دون ربط بموقع عام»، و«مباشرة عبر Ip السيرفر»، و«الوثائق اجعلها في ملف منفصل»، و«فقط انكليزي و عربي».</w:t>
       </w:r>
     </w:p>
     <w:p>
@@ -435,7 +457,7 @@
                 <w:szCs w:val="18"/>
                 <w:rtl/>
               </w:rPr>
-              <w:t xml:space="preserve">1.0.6</w:t>
+              <w:t xml:space="preserve">1.0.7</w:t>
             </w:r>
           </w:p>
         </w:tc>
@@ -507,7 +529,7 @@
                 <w:szCs w:val="18"/>
                 <w:rtl/>
               </w:rPr>
-              <w:t xml:space="preserve">في الشاشات الإنجليزية يظهر كل رمز من الخادم كلمة: الحالات، وأدوار البنوك، وأنواع الحدود، وأنماط التوزيع وغيرها، والاختصارات كما هي. وخطوط المنتج في الحدود باسم المنتج (</w:t>
+              <w:t xml:space="preserve">التجربة الخاصة بعنوان IP دون نطاق (</w:t>
             </w:r>
             <w:r>
               <w:rPr>
@@ -520,6 +542,54 @@
                 <w:shd w:fill="F1F3F5" w:color="auto" w:val="clear"/>
                 <w:rtl/>
               </w:rPr>
+              <w:t xml:space="preserve">‎docs/62‎</w:t>
+            </w:r>
+            <w:r>
+              <w:rPr>
+                <w:rFonts w:ascii="Arial" w:cs="Arial" w:eastAsia="Arial" w:hAnsi="Arial"/>
+                <w:b w:val="false"/>
+                <w:bCs w:val="false"/>
+                <w:sz w:val="18"/>
+                <w:szCs w:val="18"/>
+                <w:rtl/>
+              </w:rPr>
+              <w:t xml:space="preserve">): بوابة الشركة التجريبية على </w:t>
+            </w:r>
+            <w:r>
+              <w:rPr>
+                <w:rFonts w:ascii="Courier New" w:cs="Courier New" w:eastAsia="Courier New" w:hAnsi="Courier New"/>
+                <w:b w:val="false"/>
+                <w:bCs w:val="false"/>
+                <w:color w:val="1F2937"/>
+                <w:sz w:val="16"/>
+                <w:szCs w:val="16"/>
+                <w:shd w:fill="F1F3F5" w:color="auto" w:val="clear"/>
+                <w:rtl/>
+              </w:rPr>
+              <w:t xml:space="preserve">‎https://&lt;IP الخادم&gt;‎</w:t>
+            </w:r>
+            <w:r>
+              <w:rPr>
+                <w:rFonts w:ascii="Arial" w:cs="Arial" w:eastAsia="Arial" w:hAnsi="Arial"/>
+                <w:b w:val="false"/>
+                <w:bCs w:val="false"/>
+                <w:sz w:val="18"/>
+                <w:szCs w:val="18"/>
+                <w:rtl/>
+              </w:rPr>
+              <w:t xml:space="preserve">، ولوحة المنصة عبر نفق SSH فقط، وشهادات من سلطة الخادم نفسه، والبريد اختياري تحفظه المنصة على الخادم. وطابعة PDF أخف (Chromium بلا واجهة)، والصورتان في ملف واحد، والوثائق في ملف منفصل، فحزمة الخادم نحو 300 ميغابايت بدل 560. وشاشة «أنواع الطلبات ودورات العمل» لمدير النظام (</w:t>
+            </w:r>
+            <w:r>
+              <w:rPr>
+                <w:rFonts w:ascii="Courier New" w:cs="Courier New" w:eastAsia="Courier New" w:hAnsi="Courier New"/>
+                <w:b w:val="false"/>
+                <w:bCs w:val="false"/>
+                <w:color w:val="1F2937"/>
+                <w:sz w:val="16"/>
+                <w:szCs w:val="16"/>
+                <w:shd w:fill="F1F3F5" w:color="auto" w:val="clear"/>
+                <w:rtl/>
+              </w:rPr>
               <w:t xml:space="preserve">‎docs/31‎</w:t>
             </w:r>
             <w:r>
@@ -531,7 +601,7 @@
                 <w:szCs w:val="18"/>
                 <w:rtl/>
               </w:rPr>
-              <w:t xml:space="preserve"> الصف 71)</w:t>
+              <w:t xml:space="preserve"> الصف 73، الجزء الأول)</w:t>
             </w:r>
           </w:p>
         </w:tc>
@@ -573,7 +643,7 @@
                 <w:szCs w:val="18"/>
                 <w:rtl/>
               </w:rPr>
-              <w:t xml:space="preserve">1.0.5</w:t>
+              <w:t xml:space="preserve">1.0.6</w:t>
             </w:r>
           </w:p>
         </w:tc>
@@ -647,7 +717,7 @@
                 <w:szCs w:val="18"/>
                 <w:rtl/>
               </w:rPr>
-              <w:t xml:space="preserve">شاشة الشروط بالإنجليزية: قيم القوائم والرسوم كلمات إنجليزية بدل الرموز، وعناوين مربعات النص بحجم باقي العناوين (</w:t>
+              <w:t xml:space="preserve">في الشاشات الإنجليزية يظهر كل رمز من الخادم كلمة: الحالات، وأدوار البنوك، وأنواع الحدود، وأنماط التوزيع وغيرها، والاختصارات كما هي. وخطوط المنتج في الحدود باسم المنتج (</w:t>
             </w:r>
             <w:r>
               <w:rPr>
@@ -660,18 +730,18 @@
                 <w:shd w:fill="F1F3F5" w:color="auto" w:val="clear"/>
                 <w:rtl/>
               </w:rPr>
-              <w:t xml:space="preserve">‎docs/59‎</w:t>
-            </w:r>
-            <w:r>
-              <w:rPr>
-                <w:rFonts w:ascii="Arial" w:cs="Arial" w:eastAsia="Arial" w:hAnsi="Arial"/>
-                <w:b w:val="false"/>
-                <w:bCs w:val="false"/>
-                <w:sz w:val="18"/>
-                <w:szCs w:val="18"/>
-                <w:rtl/>
-              </w:rPr>
-              <w:t xml:space="preserve"> §4)</w:t>
+              <w:t xml:space="preserve">‎docs/31‎</w:t>
+            </w:r>
+            <w:r>
+              <w:rPr>
+                <w:rFonts w:ascii="Arial" w:cs="Arial" w:eastAsia="Arial" w:hAnsi="Arial"/>
+                <w:b w:val="false"/>
+                <w:bCs w:val="false"/>
+                <w:sz w:val="18"/>
+                <w:szCs w:val="18"/>
+                <w:rtl/>
+              </w:rPr>
+              <w:t xml:space="preserve"> الصف 71)</w:t>
             </w:r>
           </w:p>
         </w:tc>
@@ -712,7 +782,7 @@
                 <w:szCs w:val="18"/>
                 <w:rtl/>
               </w:rPr>
-              <w:t xml:space="preserve">1.0.4</w:t>
+              <w:t xml:space="preserve">1.0.5</w:t>
             </w:r>
           </w:p>
         </w:tc>
@@ -784,7 +854,7 @@
                 <w:szCs w:val="18"/>
                 <w:rtl/>
               </w:rPr>
-              <w:t xml:space="preserve">تصنيف البضاعة باسمه من الكتالوج في الشاشة والمطبوع، والإنجليزية لغة افتراضية للشاشات والمطبوعات والبريد، والعربية خيار يحفظه المستخدم (</w:t>
+              <w:t xml:space="preserve">شاشة الشروط بالإنجليزية: قيم القوائم والرسوم كلمات إنجليزية بدل الرموز، وعناوين مربعات النص بحجم باقي العناوين (</w:t>
             </w:r>
             <w:r>
               <w:rPr>
@@ -797,18 +867,18 @@
                 <w:shd w:fill="F1F3F5" w:color="auto" w:val="clear"/>
                 <w:rtl/>
               </w:rPr>
-              <w:t xml:space="preserve">‎docs/60‎</w:t>
-            </w:r>
-            <w:r>
-              <w:rPr>
-                <w:rFonts w:ascii="Arial" w:cs="Arial" w:eastAsia="Arial" w:hAnsi="Arial"/>
-                <w:b w:val="false"/>
-                <w:bCs w:val="false"/>
-                <w:sz w:val="18"/>
-                <w:szCs w:val="18"/>
-                <w:rtl/>
-              </w:rPr>
-              <w:t xml:space="preserve"> §8)</w:t>
+              <w:t xml:space="preserve">‎docs/59‎</w:t>
+            </w:r>
+            <w:r>
+              <w:rPr>
+                <w:rFonts w:ascii="Arial" w:cs="Arial" w:eastAsia="Arial" w:hAnsi="Arial"/>
+                <w:b w:val="false"/>
+                <w:bCs w:val="false"/>
+                <w:sz w:val="18"/>
+                <w:szCs w:val="18"/>
+                <w:rtl/>
+              </w:rPr>
+              <w:t xml:space="preserve"> §4)</w:t>
             </w:r>
           </w:p>
         </w:tc>
@@ -850,7 +920,7 @@
                 <w:szCs w:val="18"/>
                 <w:rtl/>
               </w:rPr>
-              <w:t xml:space="preserve">1.0.3</w:t>
+              <w:t xml:space="preserve">1.0.4</w:t>
             </w:r>
           </w:p>
         </w:tc>
@@ -924,7 +994,7 @@
                 <w:szCs w:val="18"/>
                 <w:rtl/>
               </w:rPr>
-              <w:t xml:space="preserve">شروط الاعتماد برمز حقل سويفت MT700 بدل مراجع UCP في الشاشة والمطبوع، والقيم بالعربية، وكل حقول MT700 في القاموس، منها 47A و44A و44B و40A و58a. ولا أيام تأجيل لاعتماد الاطلاع (</w:t>
+              <w:t xml:space="preserve">تصنيف البضاعة باسمه من الكتالوج في الشاشة والمطبوع، والإنجليزية لغة افتراضية للشاشات والمطبوعات والبريد، والعربية خيار يحفظه المستخدم (</w:t>
             </w:r>
             <w:r>
               <w:rPr>
@@ -948,7 +1018,7 @@
                 <w:szCs w:val="18"/>
                 <w:rtl/>
               </w:rPr>
-              <w:t xml:space="preserve"> §6 و§7)</w:t>
+              <w:t xml:space="preserve"> §8)</w:t>
             </w:r>
           </w:p>
         </w:tc>
@@ -989,7 +1059,7 @@
                 <w:szCs w:val="18"/>
                 <w:rtl/>
               </w:rPr>
-              <w:t xml:space="preserve">1.0.2</w:t>
+              <w:t xml:space="preserve">1.0.3</w:t>
             </w:r>
           </w:p>
         </w:tc>
@@ -1061,7 +1131,7 @@
                 <w:szCs w:val="18"/>
                 <w:rtl/>
               </w:rPr>
-              <w:t xml:space="preserve">مراجع UCP 600 بجانب حقول شروط الاعتماد ومستنداته، وفحوص المواد 28 و29 و31-32 و19-24 (</w:t>
+              <w:t xml:space="preserve">شروط الاعتماد برمز حقل سويفت MT700 بدل مراجع UCP في الشاشة والمطبوع، والقيم بالعربية، وكل حقول MT700 في القاموس، منها 47A و44A و44B و40A و58a. ولا أيام تأجيل لاعتماد الاطلاع (</w:t>
             </w:r>
             <w:r>
               <w:rPr>
@@ -1085,116 +1155,7 @@
                 <w:szCs w:val="18"/>
                 <w:rtl/>
               </w:rPr>
-              <w:t xml:space="preserve">). ودعم الخادم الواحد للتجربة (</w:t>
-            </w:r>
-            <w:r>
-              <w:rPr>
-                <w:rFonts w:ascii="Courier New" w:cs="Courier New" w:eastAsia="Courier New" w:hAnsi="Courier New"/>
-                <w:b w:val="false"/>
-                <w:bCs w:val="false"/>
-                <w:color w:val="1F2937"/>
-                <w:sz w:val="16"/>
-                <w:szCs w:val="16"/>
-                <w:shd w:fill="F1F3F5" w:color="auto" w:val="clear"/>
-                <w:rtl/>
-              </w:rPr>
-              <w:t xml:space="preserve">‎docs/58‎</w:t>
-            </w:r>
-            <w:r>
-              <w:rPr>
-                <w:rFonts w:ascii="Arial" w:cs="Arial" w:eastAsia="Arial" w:hAnsi="Arial"/>
-                <w:b w:val="false"/>
-                <w:bCs w:val="false"/>
-                <w:sz w:val="18"/>
-                <w:szCs w:val="18"/>
-                <w:rtl/>
-              </w:rPr>
-              <w:t xml:space="preserve">): </w:t>
-            </w:r>
-            <w:r>
-              <w:rPr>
-                <w:rFonts w:ascii="Courier New" w:cs="Courier New" w:eastAsia="Courier New" w:hAnsi="Courier New"/>
-                <w:b w:val="false"/>
-                <w:bCs w:val="false"/>
-                <w:color w:val="1F2937"/>
-                <w:sz w:val="16"/>
-                <w:szCs w:val="16"/>
-                <w:shd w:fill="F1F3F5" w:color="auto" w:val="clear"/>
-                <w:rtl/>
-              </w:rPr>
-              <w:t xml:space="preserve">‎DB_ADDRESS‎</w:t>
-            </w:r>
-            <w:r>
-              <w:rPr>
-                <w:rFonts w:ascii="Arial" w:cs="Arial" w:eastAsia="Arial" w:hAnsi="Arial"/>
-                <w:b w:val="false"/>
-                <w:bCs w:val="false"/>
-                <w:sz w:val="18"/>
-                <w:szCs w:val="18"/>
-                <w:rtl/>
-              </w:rPr>
-              <w:t xml:space="preserve"> في </w:t>
-            </w:r>
-            <w:r>
-              <w:rPr>
-                <w:rFonts w:ascii="Courier New" w:cs="Courier New" w:eastAsia="Courier New" w:hAnsi="Courier New"/>
-                <w:b w:val="false"/>
-                <w:bCs w:val="false"/>
-                <w:color w:val="1F2937"/>
-                <w:sz w:val="16"/>
-                <w:szCs w:val="16"/>
-                <w:shd w:fill="F1F3F5" w:color="auto" w:val="clear"/>
-                <w:rtl/>
-              </w:rPr>
-              <w:t xml:space="preserve">‎site.conf‎</w:t>
-            </w:r>
-            <w:r>
-              <w:rPr>
-                <w:rFonts w:ascii="Arial" w:cs="Arial" w:eastAsia="Arial" w:hAnsi="Arial"/>
-                <w:b w:val="false"/>
-                <w:bCs w:val="false"/>
-                <w:sz w:val="18"/>
-                <w:szCs w:val="18"/>
-                <w:rtl/>
-              </w:rPr>
-              <w:t xml:space="preserve">، و</w:t>
-            </w:r>
-            <w:r>
-              <w:rPr>
-                <w:rFonts w:ascii="Courier New" w:cs="Courier New" w:eastAsia="Courier New" w:hAnsi="Courier New"/>
-                <w:b w:val="false"/>
-                <w:bCs w:val="false"/>
-                <w:color w:val="1F2937"/>
-                <w:sz w:val="16"/>
-                <w:szCs w:val="16"/>
-                <w:shd w:fill="F1F3F5" w:color="auto" w:val="clear"/>
-                <w:rtl/>
-              </w:rPr>
-              <w:t xml:space="preserve">‎DB_ON_THIS_HOST=1‎</w:t>
-            </w:r>
-            <w:r>
-              <w:rPr>
-                <w:rFonts w:ascii="Arial" w:cs="Arial" w:eastAsia="Arial" w:hAnsi="Arial"/>
-                <w:b w:val="false"/>
-                <w:bCs w:val="false"/>
-                <w:sz w:val="18"/>
-                <w:szCs w:val="18"/>
-                <w:rtl/>
-              </w:rPr>
-              <w:t xml:space="preserve"> في </w:t>
-            </w:r>
-            <w:r>
-              <w:rPr>
-                <w:rFonts w:ascii="Courier New" w:cs="Courier New" w:eastAsia="Courier New" w:hAnsi="Courier New"/>
-                <w:b w:val="false"/>
-                <w:bCs w:val="false"/>
-                <w:color w:val="1F2937"/>
-                <w:sz w:val="16"/>
-                <w:szCs w:val="16"/>
-                <w:shd w:fill="F1F3F5" w:color="auto" w:val="clear"/>
-                <w:rtl/>
-              </w:rPr>
-              <w:t xml:space="preserve">‎ufw.sh‎</w:t>
+              <w:t xml:space="preserve"> §6 و§7)</w:t>
             </w:r>
           </w:p>
         </w:tc>
@@ -1236,7 +1197,7 @@
                 <w:szCs w:val="18"/>
                 <w:rtl/>
               </w:rPr>
-              <w:t xml:space="preserve">1.0.1</w:t>
+              <w:t xml:space="preserve">1.0.2</w:t>
             </w:r>
           </w:p>
         </w:tc>
@@ -1273,7 +1234,7 @@
                 <w:szCs w:val="18"/>
                 <w:rtl/>
               </w:rPr>
-              <w:t xml:space="preserve">2026-10-25</w:t>
+              <w:t xml:space="preserve">2026-10-26</w:t>
             </w:r>
           </w:p>
         </w:tc>
@@ -1310,7 +1271,7 @@
                 <w:szCs w:val="18"/>
                 <w:rtl/>
               </w:rPr>
-              <w:t xml:space="preserve">تقرير التقييم الائتماني المطبوع بغلافه وصفحاته الداخلية على الهوية (</w:t>
+              <w:t xml:space="preserve">مراجع UCP 600 بجانب حقول شروط الاعتماد ومستنداته، وفحوص المواد 28 و29 و31-32 و19-24 (</w:t>
             </w:r>
             <w:r>
               <w:rPr>
@@ -1323,18 +1284,127 @@
                 <w:shd w:fill="F1F3F5" w:color="auto" w:val="clear"/>
                 <w:rtl/>
               </w:rPr>
-              <w:t xml:space="preserve">‎docs/56‎</w:t>
-            </w:r>
-            <w:r>
-              <w:rPr>
-                <w:rFonts w:ascii="Arial" w:cs="Arial" w:eastAsia="Arial" w:hAnsi="Arial"/>
-                <w:b w:val="false"/>
-                <w:bCs w:val="false"/>
-                <w:sz w:val="18"/>
-                <w:szCs w:val="18"/>
-                <w:rtl/>
-              </w:rPr>
-              <w:t xml:space="preserve"> §7)، برابطي «طباعة التقرير» و«تنزيل PDF» في شاشة التقييم. ودليل التثبيت صار جزءًا من كل إصدار باسم ثابت</w:t>
+              <w:t xml:space="preserve">‎docs/60‎</w:t>
+            </w:r>
+            <w:r>
+              <w:rPr>
+                <w:rFonts w:ascii="Arial" w:cs="Arial" w:eastAsia="Arial" w:hAnsi="Arial"/>
+                <w:b w:val="false"/>
+                <w:bCs w:val="false"/>
+                <w:sz w:val="18"/>
+                <w:szCs w:val="18"/>
+                <w:rtl/>
+              </w:rPr>
+              <w:t xml:space="preserve">). ودعم الخادم الواحد للتجربة (</w:t>
+            </w:r>
+            <w:r>
+              <w:rPr>
+                <w:rFonts w:ascii="Courier New" w:cs="Courier New" w:eastAsia="Courier New" w:hAnsi="Courier New"/>
+                <w:b w:val="false"/>
+                <w:bCs w:val="false"/>
+                <w:color w:val="1F2937"/>
+                <w:sz w:val="16"/>
+                <w:szCs w:val="16"/>
+                <w:shd w:fill="F1F3F5" w:color="auto" w:val="clear"/>
+                <w:rtl/>
+              </w:rPr>
+              <w:t xml:space="preserve">‎docs/58‎</w:t>
+            </w:r>
+            <w:r>
+              <w:rPr>
+                <w:rFonts w:ascii="Arial" w:cs="Arial" w:eastAsia="Arial" w:hAnsi="Arial"/>
+                <w:b w:val="false"/>
+                <w:bCs w:val="false"/>
+                <w:sz w:val="18"/>
+                <w:szCs w:val="18"/>
+                <w:rtl/>
+              </w:rPr>
+              <w:t xml:space="preserve">): </w:t>
+            </w:r>
+            <w:r>
+              <w:rPr>
+                <w:rFonts w:ascii="Courier New" w:cs="Courier New" w:eastAsia="Courier New" w:hAnsi="Courier New"/>
+                <w:b w:val="false"/>
+                <w:bCs w:val="false"/>
+                <w:color w:val="1F2937"/>
+                <w:sz w:val="16"/>
+                <w:szCs w:val="16"/>
+                <w:shd w:fill="F1F3F5" w:color="auto" w:val="clear"/>
+                <w:rtl/>
+              </w:rPr>
+              <w:t xml:space="preserve">‎DB_ADDRESS‎</w:t>
+            </w:r>
+            <w:r>
+              <w:rPr>
+                <w:rFonts w:ascii="Arial" w:cs="Arial" w:eastAsia="Arial" w:hAnsi="Arial"/>
+                <w:b w:val="false"/>
+                <w:bCs w:val="false"/>
+                <w:sz w:val="18"/>
+                <w:szCs w:val="18"/>
+                <w:rtl/>
+              </w:rPr>
+              <w:t xml:space="preserve"> في </w:t>
+            </w:r>
+            <w:r>
+              <w:rPr>
+                <w:rFonts w:ascii="Courier New" w:cs="Courier New" w:eastAsia="Courier New" w:hAnsi="Courier New"/>
+                <w:b w:val="false"/>
+                <w:bCs w:val="false"/>
+                <w:color w:val="1F2937"/>
+                <w:sz w:val="16"/>
+                <w:szCs w:val="16"/>
+                <w:shd w:fill="F1F3F5" w:color="auto" w:val="clear"/>
+                <w:rtl/>
+              </w:rPr>
+              <w:t xml:space="preserve">‎site.conf‎</w:t>
+            </w:r>
+            <w:r>
+              <w:rPr>
+                <w:rFonts w:ascii="Arial" w:cs="Arial" w:eastAsia="Arial" w:hAnsi="Arial"/>
+                <w:b w:val="false"/>
+                <w:bCs w:val="false"/>
+                <w:sz w:val="18"/>
+                <w:szCs w:val="18"/>
+                <w:rtl/>
+              </w:rPr>
+              <w:t xml:space="preserve">، و</w:t>
+            </w:r>
+            <w:r>
+              <w:rPr>
+                <w:rFonts w:ascii="Courier New" w:cs="Courier New" w:eastAsia="Courier New" w:hAnsi="Courier New"/>
+                <w:b w:val="false"/>
+                <w:bCs w:val="false"/>
+                <w:color w:val="1F2937"/>
+                <w:sz w:val="16"/>
+                <w:szCs w:val="16"/>
+                <w:shd w:fill="F1F3F5" w:color="auto" w:val="clear"/>
+                <w:rtl/>
+              </w:rPr>
+              <w:t xml:space="preserve">‎DB_ON_THIS_HOST=1‎</w:t>
+            </w:r>
+            <w:r>
+              <w:rPr>
+                <w:rFonts w:ascii="Arial" w:cs="Arial" w:eastAsia="Arial" w:hAnsi="Arial"/>
+                <w:b w:val="false"/>
+                <w:bCs w:val="false"/>
+                <w:sz w:val="18"/>
+                <w:szCs w:val="18"/>
+                <w:rtl/>
+              </w:rPr>
+              <w:t xml:space="preserve"> في </w:t>
+            </w:r>
+            <w:r>
+              <w:rPr>
+                <w:rFonts w:ascii="Courier New" w:cs="Courier New" w:eastAsia="Courier New" w:hAnsi="Courier New"/>
+                <w:b w:val="false"/>
+                <w:bCs w:val="false"/>
+                <w:color w:val="1F2937"/>
+                <w:sz w:val="16"/>
+                <w:szCs w:val="16"/>
+                <w:shd w:fill="F1F3F5" w:color="auto" w:val="clear"/>
+                <w:rtl/>
+              </w:rPr>
+              <w:t xml:space="preserve">‎ufw.sh‎</w:t>
             </w:r>
           </w:p>
         </w:tc>
@@ -1375,6 +1445,144 @@
                 <w:szCs w:val="18"/>
                 <w:rtl/>
               </w:rPr>
+              <w:t xml:space="preserve">1.0.1</w:t>
+            </w:r>
+          </w:p>
+        </w:tc>
+        <w:tc>
+          <w:tcPr>
+            <w:tcW w:type="dxa" w:w="2818"/>
+            <w:tcBorders>
+              <w:top w:val="single" w:color="BFC9D6" w:sz="4"/>
+              <w:left w:val="single" w:color="BFC9D6" w:sz="4"/>
+              <w:bottom w:val="single" w:color="BFC9D6" w:sz="4"/>
+              <w:right w:val="single" w:color="BFC9D6" w:sz="4"/>
+            </w:tcBorders>
+            <w:tcMar>
+              <w:top w:type="dxa" w:w="50"/>
+              <w:left w:type="dxa" w:w="90"/>
+              <w:bottom w:type="dxa" w:w="50"/>
+              <w:right w:type="dxa" w:w="90"/>
+            </w:tcMar>
+            <w:vAlign w:val="top"/>
+          </w:tcPr>
+          <w:p>
+            <w:pPr>
+              <w:keepNext w:val="false"/>
+              <w:bidi/>
+              <w:spacing w:after="30" w:before="30" w:line="264"/>
+            </w:pPr>
+            <w:r>
+              <w:rPr>
+                <w:rFonts w:ascii="Arial" w:cs="Arial" w:eastAsia="Arial" w:hAnsi="Arial"/>
+                <w:b w:val="false"/>
+                <w:bCs w:val="false"/>
+                <w:sz w:val="18"/>
+                <w:szCs w:val="18"/>
+                <w:rtl/>
+              </w:rPr>
+              <w:t xml:space="preserve">2026-10-25</w:t>
+            </w:r>
+          </w:p>
+        </w:tc>
+        <w:tc>
+          <w:tcPr>
+            <w:tcW w:type="dxa" w:w="5074"/>
+            <w:tcBorders>
+              <w:top w:val="single" w:color="BFC9D6" w:sz="4"/>
+              <w:left w:val="single" w:color="BFC9D6" w:sz="4"/>
+              <w:bottom w:val="single" w:color="BFC9D6" w:sz="4"/>
+              <w:right w:val="single" w:color="BFC9D6" w:sz="4"/>
+            </w:tcBorders>
+            <w:tcMar>
+              <w:top w:type="dxa" w:w="50"/>
+              <w:left w:type="dxa" w:w="90"/>
+              <w:bottom w:type="dxa" w:w="50"/>
+              <w:right w:type="dxa" w:w="90"/>
+            </w:tcMar>
+            <w:vAlign w:val="top"/>
+          </w:tcPr>
+          <w:p>
+            <w:pPr>
+              <w:keepNext w:val="false"/>
+              <w:bidi/>
+              <w:spacing w:after="30" w:before="30" w:line="264"/>
+            </w:pPr>
+            <w:r>
+              <w:rPr>
+                <w:rFonts w:ascii="Arial" w:cs="Arial" w:eastAsia="Arial" w:hAnsi="Arial"/>
+                <w:b w:val="false"/>
+                <w:bCs w:val="false"/>
+                <w:sz w:val="18"/>
+                <w:szCs w:val="18"/>
+                <w:rtl/>
+              </w:rPr>
+              <w:t xml:space="preserve">تقرير التقييم الائتماني المطبوع بغلافه وصفحاته الداخلية على الهوية (</w:t>
+            </w:r>
+            <w:r>
+              <w:rPr>
+                <w:rFonts w:ascii="Courier New" w:cs="Courier New" w:eastAsia="Courier New" w:hAnsi="Courier New"/>
+                <w:b w:val="false"/>
+                <w:bCs w:val="false"/>
+                <w:color w:val="1F2937"/>
+                <w:sz w:val="16"/>
+                <w:szCs w:val="16"/>
+                <w:shd w:fill="F1F3F5" w:color="auto" w:val="clear"/>
+                <w:rtl/>
+              </w:rPr>
+              <w:t xml:space="preserve">‎docs/56‎</w:t>
+            </w:r>
+            <w:r>
+              <w:rPr>
+                <w:rFonts w:ascii="Arial" w:cs="Arial" w:eastAsia="Arial" w:hAnsi="Arial"/>
+                <w:b w:val="false"/>
+                <w:bCs w:val="false"/>
+                <w:sz w:val="18"/>
+                <w:szCs w:val="18"/>
+                <w:rtl/>
+              </w:rPr>
+              <w:t xml:space="preserve"> §7)، برابطي «طباعة التقرير» و«تنزيل PDF» في شاشة التقييم. ودليل التثبيت صار جزءًا من كل إصدار باسم ثابت</w:t>
+            </w:r>
+          </w:p>
+        </w:tc>
+      </w:tr>
+      <w:tr>
+        <w:trPr>
+          <w:cantSplit/>
+        </w:trPr>
+        <w:tc>
+          <w:tcPr>
+            <w:tcW w:type="dxa" w:w="1972"/>
+            <w:tcBorders>
+              <w:top w:val="single" w:color="BFC9D6" w:sz="4"/>
+              <w:left w:val="single" w:color="BFC9D6" w:sz="4"/>
+              <w:bottom w:val="single" w:color="BFC9D6" w:sz="4"/>
+              <w:right w:val="single" w:color="BFC9D6" w:sz="4"/>
+            </w:tcBorders>
+            <w:shd w:fill="F5F8FC" w:color="auto" w:val="clear"/>
+            <w:tcMar>
+              <w:top w:type="dxa" w:w="50"/>
+              <w:left w:type="dxa" w:w="90"/>
+              <w:bottom w:type="dxa" w:w="50"/>
+              <w:right w:type="dxa" w:w="90"/>
+            </w:tcMar>
+            <w:vAlign w:val="top"/>
+          </w:tcPr>
+          <w:p>
+            <w:pPr>
+              <w:keepNext w:val="false"/>
+              <w:bidi/>
+              <w:spacing w:after="30" w:before="30" w:line="264"/>
+            </w:pPr>
+            <w:r>
+              <w:rPr>
+                <w:rFonts w:ascii="Arial" w:cs="Arial" w:eastAsia="Arial" w:hAnsi="Arial"/>
+                <w:b w:val="false"/>
+                <w:bCs w:val="false"/>
+                <w:sz w:val="18"/>
+                <w:szCs w:val="18"/>
+                <w:rtl/>
+              </w:rPr>
               <w:t xml:space="preserve">1.0.0</w:t>
             </w:r>
           </w:p>
@@ -1388,6 +1596,7 @@
               <w:bottom w:val="single" w:color="BFC9D6" w:sz="4"/>
               <w:right w:val="single" w:color="BFC9D6" w:sz="4"/>
             </w:tcBorders>
+            <w:shd w:fill="F5F8FC" w:color="auto" w:val="clear"/>
             <w:tcMar>
               <w:top w:type="dxa" w:w="50"/>
               <w:left w:type="dxa" w:w="90"/>
@@ -1424,6 +1633,7 @@
               <w:bottom w:val="single" w:color="BFC9D6" w:sz="4"/>
               <w:right w:val="single" w:color="BFC9D6" w:sz="4"/>
             </w:tcBorders>
+            <w:shd w:fill="F5F8FC" w:color="auto" w:val="clear"/>
             <w:tcMar>
               <w:top w:type="dxa" w:w="50"/>
               <w:left w:type="dxa" w:w="90"/>
@@ -1630,6 +1840,178 @@
     <w:p>
       <w:r>
         <w:br w:type="page"/>
+      </w:r>
+    </w:p>
+    <w:p>
+      <w:pPr>
+        <w:bidi/>
+        <w:spacing w:after="110" w:before="0" w:line="312"/>
+      </w:pPr>
+      <w:r>
+        <w:rPr>
+          <w:rFonts w:ascii="Arial" w:cs="Arial" w:eastAsia="Arial" w:hAnsi="Arial"/>
+          <w:b/>
+          <w:bCs/>
+          <w:sz w:val="21"/>
+          <w:szCs w:val="21"/>
+          <w:rtl/>
+        </w:rPr>
+        <w:t xml:space="preserve">الترقية من 1.0.6 إلى 1.0.7:</w:t>
+      </w:r>
+      <w:r>
+        <w:rPr>
+          <w:rFonts w:ascii="Arial" w:cs="Arial" w:eastAsia="Arial" w:hAnsi="Arial"/>
+          <w:b w:val="false"/>
+          <w:bCs w:val="false"/>
+          <w:sz w:val="21"/>
+          <w:szCs w:val="21"/>
+          <w:rtl/>
+        </w:rPr>
+        <w:t xml:space="preserve"> لا تغيير في قاعدة البيانات. تُحمَّل الصورتان من الملف الواحد </w:t>
+      </w:r>
+      <w:r>
+        <w:rPr>
+          <w:rFonts w:ascii="Courier New" w:cs="Courier New" w:eastAsia="Courier New" w:hAnsi="Courier New"/>
+          <w:b w:val="false"/>
+          <w:bCs w:val="false"/>
+          <w:color w:val="1F2937"/>
+          <w:sz w:val="18"/>
+          <w:szCs w:val="18"/>
+          <w:shd w:fill="F1F3F5" w:color="auto" w:val="clear"/>
+          <w:rtl/>
+        </w:rPr>
+        <w:t xml:space="preserve">‎bankfas-images-1.0.7.tar.gz‎</w:t>
+      </w:r>
+      <w:r>
+        <w:rPr>
+          <w:rFonts w:ascii="Arial" w:cs="Arial" w:eastAsia="Arial" w:hAnsi="Arial"/>
+          <w:b w:val="false"/>
+          <w:bCs w:val="false"/>
+          <w:sz w:val="21"/>
+          <w:szCs w:val="21"/>
+          <w:rtl/>
+        </w:rPr>
+        <w:t xml:space="preserve">، ثم يُغيَّر رقم الإصدار في </w:t>
+      </w:r>
+      <w:r>
+        <w:rPr>
+          <w:rFonts w:ascii="Courier New" w:cs="Courier New" w:eastAsia="Courier New" w:hAnsi="Courier New"/>
+          <w:b w:val="false"/>
+          <w:bCs w:val="false"/>
+          <w:color w:val="1F2937"/>
+          <w:sz w:val="18"/>
+          <w:szCs w:val="18"/>
+          <w:shd w:fill="F1F3F5" w:color="auto" w:val="clear"/>
+          <w:rtl/>
+        </w:rPr>
+        <w:t xml:space="preserve">‎site.conf‎</w:t>
+      </w:r>
+      <w:r>
+        <w:rPr>
+          <w:rFonts w:ascii="Arial" w:cs="Arial" w:eastAsia="Arial" w:hAnsi="Arial"/>
+          <w:b w:val="false"/>
+          <w:bCs w:val="false"/>
+          <w:sz w:val="21"/>
+          <w:szCs w:val="21"/>
+          <w:rtl/>
+        </w:rPr>
+        <w:t xml:space="preserve"> ويُعاد </w:t>
+      </w:r>
+      <w:r>
+        <w:rPr>
+          <w:rFonts w:ascii="Courier New" w:cs="Courier New" w:eastAsia="Courier New" w:hAnsi="Courier New"/>
+          <w:b w:val="false"/>
+          <w:bCs w:val="false"/>
+          <w:color w:val="1F2937"/>
+          <w:sz w:val="18"/>
+          <w:szCs w:val="18"/>
+          <w:shd w:fill="F1F3F5" w:color="auto" w:val="clear"/>
+          <w:rtl/>
+        </w:rPr>
+        <w:t xml:space="preserve">‎provision_app_host.sh‎</w:t>
+      </w:r>
+      <w:r>
+        <w:rPr>
+          <w:rFonts w:ascii="Arial" w:cs="Arial" w:eastAsia="Arial" w:hAnsi="Arial"/>
+          <w:b w:val="false"/>
+          <w:bCs w:val="false"/>
+          <w:sz w:val="21"/>
+          <w:szCs w:val="21"/>
+          <w:rtl/>
+        </w:rPr>
+        <w:t xml:space="preserve">، أو يُغيَّر في </w:t>
+      </w:r>
+      <w:r>
+        <w:rPr>
+          <w:rFonts w:ascii="Courier New" w:cs="Courier New" w:eastAsia="Courier New" w:hAnsi="Courier New"/>
+          <w:b w:val="false"/>
+          <w:bCs w:val="false"/>
+          <w:color w:val="1F2937"/>
+          <w:sz w:val="18"/>
+          <w:szCs w:val="18"/>
+          <w:shd w:fill="F1F3F5" w:color="auto" w:val="clear"/>
+          <w:rtl/>
+        </w:rPr>
+        <w:t xml:space="preserve">‎compose.yml‎</w:t>
+      </w:r>
+      <w:r>
+        <w:rPr>
+          <w:rFonts w:ascii="Arial" w:cs="Arial" w:eastAsia="Arial" w:hAnsi="Arial"/>
+          <w:b w:val="false"/>
+          <w:bCs w:val="false"/>
+          <w:sz w:val="21"/>
+          <w:szCs w:val="21"/>
+          <w:rtl/>
+        </w:rPr>
+        <w:t xml:space="preserve"> مباشرة، ثم </w:t>
+      </w:r>
+      <w:r>
+        <w:rPr>
+          <w:rFonts w:ascii="Courier New" w:cs="Courier New" w:eastAsia="Courier New" w:hAnsi="Courier New"/>
+          <w:b w:val="false"/>
+          <w:bCs w:val="false"/>
+          <w:color w:val="1F2937"/>
+          <w:sz w:val="18"/>
+          <w:szCs w:val="18"/>
+          <w:shd w:fill="F1F3F5" w:color="auto" w:val="clear"/>
+          <w:rtl/>
+        </w:rPr>
+        <w:t xml:space="preserve">‎sudo docker compose up -d‎</w:t>
+      </w:r>
+      <w:r>
+        <w:rPr>
+          <w:rFonts w:ascii="Arial" w:cs="Arial" w:eastAsia="Arial" w:hAnsi="Arial"/>
+          <w:b w:val="false"/>
+          <w:bCs w:val="false"/>
+          <w:sz w:val="21"/>
+          <w:szCs w:val="21"/>
+          <w:rtl/>
+        </w:rPr>
+        <w:t xml:space="preserve">. ومن ينتقل إلى التجربة الخاصة بعنوان IP يتبع </w:t>
+      </w:r>
+      <w:r>
+        <w:rPr>
+          <w:rFonts w:ascii="Courier New" w:cs="Courier New" w:eastAsia="Courier New" w:hAnsi="Courier New"/>
+          <w:b w:val="false"/>
+          <w:bCs w:val="false"/>
+          <w:color w:val="1F2937"/>
+          <w:sz w:val="18"/>
+          <w:szCs w:val="18"/>
+          <w:shd w:fill="F1F3F5" w:color="auto" w:val="clear"/>
+          <w:rtl/>
+        </w:rPr>
+        <w:t xml:space="preserve">‎docs/62‎</w:t>
+      </w:r>
+      <w:r>
+        <w:rPr>
+          <w:rFonts w:ascii="Arial" w:cs="Arial" w:eastAsia="Arial" w:hAnsi="Arial"/>
+          <w:b w:val="false"/>
+          <w:bCs w:val="false"/>
+          <w:sz w:val="21"/>
+          <w:szCs w:val="21"/>
+          <w:rtl/>
+        </w:rPr>
+        <w:t xml:space="preserve">.</w:t>
       </w:r>
     </w:p>
     <w:p>
@@ -2909,7 +3291,7 @@
           <w:shd w:fill="F1F3F5" w:color="auto" w:val="clear"/>
           <w:rtl/>
         </w:rPr>
-        <w:t xml:space="preserve">‎bankfas-v1.0.6‎</w:t>
+        <w:t xml:space="preserve">‎bankfas-v1.0.7‎</w:t>
       </w:r>
       <w:r>
         <w:rPr>
@@ -2937,8 +3319,8 @@
         </w:tblBorders>
       </w:tblPr>
       <w:tblGrid>
-        <w:gridCol w:w="6632"/>
-        <w:gridCol w:w="3232"/>
+        <w:gridCol w:w="4591"/>
+        <w:gridCol w:w="5273"/>
       </w:tblGrid>
       <w:tr>
         <w:trPr>
@@ -2947,7 +3329,7 @@
         </w:trPr>
         <w:tc>
           <w:tcPr>
-            <w:tcW w:type="dxa" w:w="6632"/>
+            <w:tcW w:type="dxa" w:w="4591"/>
             <w:tcBorders>
               <w:top w:val="single" w:color="BFC9D6" w:sz="4"/>
               <w:left w:val="single" w:color="BFC9D6" w:sz="4"/>
@@ -2985,7 +3367,7 @@
         </w:tc>
         <w:tc>
           <w:tcPr>
-            <w:tcW w:type="dxa" w:w="3232"/>
+            <w:tcW w:type="dxa" w:w="5273"/>
             <w:tcBorders>
               <w:top w:val="single" w:color="BFC9D6" w:sz="4"/>
               <w:left w:val="single" w:color="BFC9D6" w:sz="4"/>
@@ -3028,7 +3410,7 @@
         </w:trPr>
         <w:tc>
           <w:tcPr>
-            <w:tcW w:type="dxa" w:w="6632"/>
+            <w:tcW w:type="dxa" w:w="4591"/>
             <w:tcBorders>
               <w:top w:val="single" w:color="BFC9D6" w:sz="4"/>
               <w:left w:val="single" w:color="BFC9D6" w:sz="4"/>
@@ -3060,13 +3442,13 @@
                 <w:shd w:fill="F1F3F5" w:color="auto" w:val="clear"/>
                 <w:rtl/>
               </w:rPr>
-              <w:t xml:space="preserve">‎bankfas-api-1.0.6.tar.gz‎</w:t>
-            </w:r>
-          </w:p>
-        </w:tc>
-        <w:tc>
-          <w:tcPr>
-            <w:tcW w:type="dxa" w:w="3232"/>
+              <w:t xml:space="preserve">‎bankfas-1.0.7-server.tar‎</w:t>
+            </w:r>
+          </w:p>
+        </w:tc>
+        <w:tc>
+          <w:tcPr>
+            <w:tcW w:type="dxa" w:w="5273"/>
             <w:tcBorders>
               <w:top w:val="single" w:color="BFC9D6" w:sz="4"/>
               <w:left w:val="single" w:color="BFC9D6" w:sz="4"/>
@@ -3090,13 +3472,61 @@
             <w:r>
               <w:rPr>
                 <w:rFonts w:ascii="Arial" w:cs="Arial" w:eastAsia="Arial" w:hAnsi="Arial"/>
-                <w:b w:val="false"/>
-                <w:bCs w:val="false"/>
-                <w:sz w:val="18"/>
-                <w:szCs w:val="18"/>
-                <w:rtl/>
-              </w:rPr>
-              <w:t xml:space="preserve">صورة خادم التطبيق: الواجهة، والخدمات، وطابعة PDF</w:t>
+                <w:b/>
+                <w:bCs/>
+                <w:sz w:val="18"/>
+                <w:szCs w:val="18"/>
+                <w:rtl/>
+              </w:rPr>
+              <w:t xml:space="preserve">الملف الواحد الذي يُرفع إلى الخادم</w:t>
+            </w:r>
+            <w:r>
+              <w:rPr>
+                <w:rFonts w:ascii="Arial" w:cs="Arial" w:eastAsia="Arial" w:hAnsi="Arial"/>
+                <w:b w:val="false"/>
+                <w:bCs w:val="false"/>
+                <w:sz w:val="18"/>
+                <w:szCs w:val="18"/>
+                <w:rtl/>
+              </w:rPr>
+              <w:t xml:space="preserve">: فيه كل ما يلي عدا الوثائق، في مجلد </w:t>
+            </w:r>
+            <w:r>
+              <w:rPr>
+                <w:rFonts w:ascii="Courier New" w:cs="Courier New" w:eastAsia="Courier New" w:hAnsi="Courier New"/>
+                <w:b w:val="false"/>
+                <w:bCs w:val="false"/>
+                <w:color w:val="1F2937"/>
+                <w:sz w:val="16"/>
+                <w:szCs w:val="16"/>
+                <w:shd w:fill="F1F3F5" w:color="auto" w:val="clear"/>
+                <w:rtl/>
+              </w:rPr>
+              <w:t xml:space="preserve">‎bankfas-1.0.7‎</w:t>
+            </w:r>
+            <w:r>
+              <w:rPr>
+                <w:rFonts w:ascii="Arial" w:cs="Arial" w:eastAsia="Arial" w:hAnsi="Arial"/>
+                <w:b w:val="false"/>
+                <w:bCs w:val="false"/>
+                <w:sz w:val="18"/>
+                <w:szCs w:val="18"/>
+                <w:rtl/>
+              </w:rPr>
+              <w:t xml:space="preserve">. وبجانبه </w:t>
+            </w:r>
+            <w:r>
+              <w:rPr>
+                <w:rFonts w:ascii="Courier New" w:cs="Courier New" w:eastAsia="Courier New" w:hAnsi="Courier New"/>
+                <w:b w:val="false"/>
+                <w:bCs w:val="false"/>
+                <w:color w:val="1F2937"/>
+                <w:sz w:val="16"/>
+                <w:szCs w:val="16"/>
+                <w:shd w:fill="F1F3F5" w:color="auto" w:val="clear"/>
+                <w:rtl/>
+              </w:rPr>
+              <w:t xml:space="preserve">‎bankfas-1.0.7-server.tar.sha256‎</w:t>
             </w:r>
           </w:p>
         </w:tc>
@@ -3107,7 +3537,7 @@
         </w:trPr>
         <w:tc>
           <w:tcPr>
-            <w:tcW w:type="dxa" w:w="6632"/>
+            <w:tcW w:type="dxa" w:w="4591"/>
             <w:tcBorders>
               <w:top w:val="single" w:color="BFC9D6" w:sz="4"/>
               <w:left w:val="single" w:color="BFC9D6" w:sz="4"/>
@@ -3140,13 +3570,13 @@
                 <w:shd w:fill="F1F3F5" w:color="auto" w:val="clear"/>
                 <w:rtl/>
               </w:rPr>
-              <w:t xml:space="preserve">‎bankfas-worker-1.0.6.tar.gz‎</w:t>
-            </w:r>
-          </w:p>
-        </w:tc>
-        <w:tc>
-          <w:tcPr>
-            <w:tcW w:type="dxa" w:w="3232"/>
+              <w:t xml:space="preserve">‎bankfas-images-1.0.7.tar.gz‎</w:t>
+            </w:r>
+          </w:p>
+        </w:tc>
+        <w:tc>
+          <w:tcPr>
+            <w:tcW w:type="dxa" w:w="5273"/>
             <w:tcBorders>
               <w:top w:val="single" w:color="BFC9D6" w:sz="4"/>
               <w:left w:val="single" w:color="BFC9D6" w:sz="4"/>
@@ -3177,7 +3607,55 @@
                 <w:szCs w:val="18"/>
                 <w:rtl/>
               </w:rPr>
-              <w:t xml:space="preserve">صورة المهام الخلفية: البريد، والإشعارات، والمهام المجدولة</w:t>
+              <w:t xml:space="preserve">الصورتان معًا: </w:t>
+            </w:r>
+            <w:r>
+              <w:rPr>
+                <w:rFonts w:ascii="Courier New" w:cs="Courier New" w:eastAsia="Courier New" w:hAnsi="Courier New"/>
+                <w:b w:val="false"/>
+                <w:bCs w:val="false"/>
+                <w:color w:val="1F2937"/>
+                <w:sz w:val="16"/>
+                <w:szCs w:val="16"/>
+                <w:shd w:fill="F1F3F5" w:color="auto" w:val="clear"/>
+                <w:rtl/>
+              </w:rPr>
+              <w:t xml:space="preserve">‎bankfas-api:1.0.7‎</w:t>
+            </w:r>
+            <w:r>
+              <w:rPr>
+                <w:rFonts w:ascii="Arial" w:cs="Arial" w:eastAsia="Arial" w:hAnsi="Arial"/>
+                <w:b w:val="false"/>
+                <w:bCs w:val="false"/>
+                <w:sz w:val="18"/>
+                <w:szCs w:val="18"/>
+                <w:rtl/>
+              </w:rPr>
+              <w:t xml:space="preserve"> (الواجهة والخدمات وطابعة PDF) و</w:t>
+            </w:r>
+            <w:r>
+              <w:rPr>
+                <w:rFonts w:ascii="Courier New" w:cs="Courier New" w:eastAsia="Courier New" w:hAnsi="Courier New"/>
+                <w:b w:val="false"/>
+                <w:bCs w:val="false"/>
+                <w:color w:val="1F2937"/>
+                <w:sz w:val="16"/>
+                <w:szCs w:val="16"/>
+                <w:shd w:fill="F1F3F5" w:color="auto" w:val="clear"/>
+                <w:rtl/>
+              </w:rPr>
+              <w:t xml:space="preserve">‎bankfas-worker:1.0.7‎</w:t>
+            </w:r>
+            <w:r>
+              <w:rPr>
+                <w:rFonts w:ascii="Arial" w:cs="Arial" w:eastAsia="Arial" w:hAnsi="Arial"/>
+                <w:b w:val="false"/>
+                <w:bCs w:val="false"/>
+                <w:sz w:val="18"/>
+                <w:szCs w:val="18"/>
+                <w:rtl/>
+              </w:rPr>
+              <w:t xml:space="preserve"> (البريد والإشعارات والمهام المجدولة). الطبقات المشتركة بينهما مرة واحدة</w:t>
             </w:r>
           </w:p>
         </w:tc>
@@ -3188,7 +3666,7 @@
         </w:trPr>
         <w:tc>
           <w:tcPr>
-            <w:tcW w:type="dxa" w:w="6632"/>
+            <w:tcW w:type="dxa" w:w="4591"/>
             <w:tcBorders>
               <w:top w:val="single" w:color="BFC9D6" w:sz="4"/>
               <w:left w:val="single" w:color="BFC9D6" w:sz="4"/>
@@ -3220,13 +3698,13 @@
                 <w:shd w:fill="F1F3F5" w:color="auto" w:val="clear"/>
                 <w:rtl/>
               </w:rPr>
-              <w:t xml:space="preserve">‎bankfas-source-1.0.6.tar.gz‎</w:t>
-            </w:r>
-          </w:p>
-        </w:tc>
-        <w:tc>
-          <w:tcPr>
-            <w:tcW w:type="dxa" w:w="3232"/>
+              <w:t xml:space="preserve">‎bankfas-kit-1.0.7.tar.gz‎</w:t>
+            </w:r>
+          </w:p>
+        </w:tc>
+        <w:tc>
+          <w:tcPr>
+            <w:tcW w:type="dxa" w:w="5273"/>
             <w:tcBorders>
               <w:top w:val="single" w:color="BFC9D6" w:sz="4"/>
               <w:left w:val="single" w:color="BFC9D6" w:sz="4"/>
@@ -3256,7 +3734,7 @@
                 <w:szCs w:val="18"/>
                 <w:rtl/>
               </w:rPr>
-              <w:t xml:space="preserve">مصدر الإصدار: أدوات النشر (</w:t>
+              <w:t xml:space="preserve">أدوات التثبيت: </w:t>
             </w:r>
             <w:r>
               <w:rPr>
@@ -3304,7 +3782,7 @@
                 <w:szCs w:val="18"/>
                 <w:rtl/>
               </w:rPr>
-              <w:t xml:space="preserve">)، وسكربتات قاعدة البيانات (</w:t>
+              <w:t xml:space="preserve"> وسكربتات قاعدة البيانات </w:t>
             </w:r>
             <w:r>
               <w:rPr>
@@ -3328,20 +3806,7 @@
                 <w:szCs w:val="18"/>
                 <w:rtl/>
               </w:rPr>
-              <w:t xml:space="preserve">)، والوثائق كلها، ومنها دليل النشر </w:t>
-            </w:r>
-            <w:r>
-              <w:rPr>
-                <w:rFonts w:ascii="Courier New" w:cs="Courier New" w:eastAsia="Courier New" w:hAnsi="Courier New"/>
-                <w:b w:val="false"/>
-                <w:bCs w:val="false"/>
-                <w:color w:val="1F2937"/>
-                <w:sz w:val="16"/>
-                <w:szCs w:val="16"/>
-                <w:shd w:fill="F1F3F5" w:color="auto" w:val="clear"/>
-                <w:rtl/>
-              </w:rPr>
-              <w:t xml:space="preserve">‎docs/54‎</w:t>
+              <w:t xml:space="preserve">، بلا وثائق</w:t>
             </w:r>
           </w:p>
         </w:tc>
@@ -3352,7 +3817,7 @@
         </w:trPr>
         <w:tc>
           <w:tcPr>
-            <w:tcW w:type="dxa" w:w="6632"/>
+            <w:tcW w:type="dxa" w:w="4591"/>
             <w:tcBorders>
               <w:top w:val="single" w:color="BFC9D6" w:sz="4"/>
               <w:left w:val="single" w:color="BFC9D6" w:sz="4"/>
@@ -3385,37 +3850,13 @@
                 <w:shd w:fill="F1F3F5" w:color="auto" w:val="clear"/>
                 <w:rtl/>
               </w:rPr>
-              <w:t xml:space="preserve">‎INSTALL-AR.md‎</w:t>
-            </w:r>
-            <w:r>
-              <w:rPr>
-                <w:rFonts w:ascii="Arial" w:cs="Arial" w:eastAsia="Arial" w:hAnsi="Arial"/>
-                <w:b w:val="false"/>
-                <w:bCs w:val="false"/>
-                <w:sz w:val="18"/>
-                <w:szCs w:val="18"/>
-                <w:rtl/>
-              </w:rPr>
-              <w:t xml:space="preserve"> و</w:t>
-            </w:r>
-            <w:r>
-              <w:rPr>
-                <w:rFonts w:ascii="Courier New" w:cs="Courier New" w:eastAsia="Courier New" w:hAnsi="Courier New"/>
-                <w:b w:val="false"/>
-                <w:bCs w:val="false"/>
-                <w:color w:val="1F2937"/>
-                <w:sz w:val="16"/>
-                <w:szCs w:val="16"/>
-                <w:shd w:fill="F1F3F5" w:color="auto" w:val="clear"/>
-                <w:rtl/>
-              </w:rPr>
-              <w:t xml:space="preserve">‎INSTALL-AR.docx‎</w:t>
-            </w:r>
-          </w:p>
-        </w:tc>
-        <w:tc>
-          <w:tcPr>
-            <w:tcW w:type="dxa" w:w="3232"/>
+              <w:t xml:space="preserve">‎bankfas-docs-1.0.7.tar.gz‎</w:t>
+            </w:r>
+          </w:p>
+        </w:tc>
+        <w:tc>
+          <w:tcPr>
+            <w:tcW w:type="dxa" w:w="5273"/>
             <w:tcBorders>
               <w:top w:val="single" w:color="BFC9D6" w:sz="4"/>
               <w:left w:val="single" w:color="BFC9D6" w:sz="4"/>
@@ -3446,7 +3887,7 @@
                 <w:szCs w:val="18"/>
                 <w:rtl/>
               </w:rPr>
-              <w:t xml:space="preserve">هذا الدليل</w:t>
+              <w:t xml:space="preserve">الوثائق كلها، ملف منفصل يُحفظ على جهاز أو في مساحة تخزين للشركة، ولا يلزم الخادم</w:t>
             </w:r>
           </w:p>
         </w:tc>
@@ -3457,7 +3898,7 @@
         </w:trPr>
         <w:tc>
           <w:tcPr>
-            <w:tcW w:type="dxa" w:w="6632"/>
+            <w:tcW w:type="dxa" w:w="4591"/>
             <w:tcBorders>
               <w:top w:val="single" w:color="BFC9D6" w:sz="4"/>
               <w:left w:val="single" w:color="BFC9D6" w:sz="4"/>
@@ -3489,13 +3930,37 @@
                 <w:shd w:fill="F1F3F5" w:color="auto" w:val="clear"/>
                 <w:rtl/>
               </w:rPr>
-              <w:t xml:space="preserve">‎VERSION.txt‎</w:t>
-            </w:r>
-          </w:p>
-        </w:tc>
-        <w:tc>
-          <w:tcPr>
-            <w:tcW w:type="dxa" w:w="3232"/>
+              <w:t xml:space="preserve">‎INSTALL-AR.md‎</w:t>
+            </w:r>
+            <w:r>
+              <w:rPr>
+                <w:rFonts w:ascii="Arial" w:cs="Arial" w:eastAsia="Arial" w:hAnsi="Arial"/>
+                <w:b w:val="false"/>
+                <w:bCs w:val="false"/>
+                <w:sz w:val="18"/>
+                <w:szCs w:val="18"/>
+                <w:rtl/>
+              </w:rPr>
+              <w:t xml:space="preserve"> و</w:t>
+            </w:r>
+            <w:r>
+              <w:rPr>
+                <w:rFonts w:ascii="Courier New" w:cs="Courier New" w:eastAsia="Courier New" w:hAnsi="Courier New"/>
+                <w:b w:val="false"/>
+                <w:bCs w:val="false"/>
+                <w:color w:val="1F2937"/>
+                <w:sz w:val="16"/>
+                <w:szCs w:val="16"/>
+                <w:shd w:fill="F1F3F5" w:color="auto" w:val="clear"/>
+                <w:rtl/>
+              </w:rPr>
+              <w:t xml:space="preserve">‎INSTALL-AR.docx‎</w:t>
+            </w:r>
+          </w:p>
+        </w:tc>
+        <w:tc>
+          <w:tcPr>
+            <w:tcW w:type="dxa" w:w="5273"/>
             <w:tcBorders>
               <w:top w:val="single" w:color="BFC9D6" w:sz="4"/>
               <w:left w:val="single" w:color="BFC9D6" w:sz="4"/>
@@ -3525,7 +3990,31 @@
                 <w:szCs w:val="18"/>
                 <w:rtl/>
               </w:rPr>
-              <w:t xml:space="preserve">رقم الإصدار، ورقم الحفظة (commit) التي بُني منها، ومعرّفا الصورتين</w:t>
+              <w:t xml:space="preserve">دليل التجربة الخاصة بعنوان IP (</w:t>
+            </w:r>
+            <w:r>
+              <w:rPr>
+                <w:rFonts w:ascii="Courier New" w:cs="Courier New" w:eastAsia="Courier New" w:hAnsi="Courier New"/>
+                <w:b w:val="false"/>
+                <w:bCs w:val="false"/>
+                <w:color w:val="1F2937"/>
+                <w:sz w:val="16"/>
+                <w:szCs w:val="16"/>
+                <w:shd w:fill="F1F3F5" w:color="auto" w:val="clear"/>
+                <w:rtl/>
+              </w:rPr>
+              <w:t xml:space="preserve">‎docs/62‎</w:t>
+            </w:r>
+            <w:r>
+              <w:rPr>
+                <w:rFonts w:ascii="Arial" w:cs="Arial" w:eastAsia="Arial" w:hAnsi="Arial"/>
+                <w:b w:val="false"/>
+                <w:bCs w:val="false"/>
+                <w:sz w:val="18"/>
+                <w:szCs w:val="18"/>
+                <w:rtl/>
+              </w:rPr>
+              <w:t xml:space="preserve">)</w:t>
             </w:r>
           </w:p>
         </w:tc>
@@ -3536,7 +4025,7 @@
         </w:trPr>
         <w:tc>
           <w:tcPr>
-            <w:tcW w:type="dxa" w:w="6632"/>
+            <w:tcW w:type="dxa" w:w="4591"/>
             <w:tcBorders>
               <w:top w:val="single" w:color="BFC9D6" w:sz="4"/>
               <w:left w:val="single" w:color="BFC9D6" w:sz="4"/>
@@ -3569,13 +4058,173 @@
                 <w:shd w:fill="F1F3F5" w:color="auto" w:val="clear"/>
                 <w:rtl/>
               </w:rPr>
+              <w:t xml:space="preserve">‎RELEASE-NOTES-AR.md‎</w:t>
+            </w:r>
+          </w:p>
+        </w:tc>
+        <w:tc>
+          <w:tcPr>
+            <w:tcW w:type="dxa" w:w="5273"/>
+            <w:tcBorders>
+              <w:top w:val="single" w:color="BFC9D6" w:sz="4"/>
+              <w:left w:val="single" w:color="BFC9D6" w:sz="4"/>
+              <w:bottom w:val="single" w:color="BFC9D6" w:sz="4"/>
+              <w:right w:val="single" w:color="BFC9D6" w:sz="4"/>
+            </w:tcBorders>
+            <w:shd w:fill="F5F8FC" w:color="auto" w:val="clear"/>
+            <w:tcMar>
+              <w:top w:type="dxa" w:w="50"/>
+              <w:left w:type="dxa" w:w="90"/>
+              <w:bottom w:type="dxa" w:w="50"/>
+              <w:right w:type="dxa" w:w="90"/>
+            </w:tcMar>
+            <w:vAlign w:val="top"/>
+          </w:tcPr>
+          <w:p>
+            <w:pPr>
+              <w:keepNext w:val="false"/>
+              <w:bidi/>
+              <w:spacing w:after="30" w:before="30" w:line="264"/>
+            </w:pPr>
+            <w:r>
+              <w:rPr>
+                <w:rFonts w:ascii="Arial" w:cs="Arial" w:eastAsia="Arial" w:hAnsi="Arial"/>
+                <w:b w:val="false"/>
+                <w:bCs w:val="false"/>
+                <w:sz w:val="18"/>
+                <w:szCs w:val="18"/>
+                <w:rtl/>
+              </w:rPr>
+              <w:t xml:space="preserve">هذه الملاحظات</w:t>
+            </w:r>
+          </w:p>
+        </w:tc>
+      </w:tr>
+      <w:tr>
+        <w:trPr>
+          <w:cantSplit/>
+        </w:trPr>
+        <w:tc>
+          <w:tcPr>
+            <w:tcW w:type="dxa" w:w="4591"/>
+            <w:tcBorders>
+              <w:top w:val="single" w:color="BFC9D6" w:sz="4"/>
+              <w:left w:val="single" w:color="BFC9D6" w:sz="4"/>
+              <w:bottom w:val="single" w:color="BFC9D6" w:sz="4"/>
+              <w:right w:val="single" w:color="BFC9D6" w:sz="4"/>
+            </w:tcBorders>
+            <w:tcMar>
+              <w:top w:type="dxa" w:w="50"/>
+              <w:left w:type="dxa" w:w="90"/>
+              <w:bottom w:type="dxa" w:w="50"/>
+              <w:right w:type="dxa" w:w="90"/>
+            </w:tcMar>
+            <w:vAlign w:val="top"/>
+          </w:tcPr>
+          <w:p>
+            <w:pPr>
+              <w:keepNext w:val="false"/>
+              <w:bidi/>
+              <w:spacing w:after="30" w:before="30" w:line="264"/>
+            </w:pPr>
+            <w:r>
+              <w:rPr>
+                <w:rFonts w:ascii="Courier New" w:cs="Courier New" w:eastAsia="Courier New" w:hAnsi="Courier New"/>
+                <w:b w:val="false"/>
+                <w:bCs w:val="false"/>
+                <w:color w:val="1F2937"/>
+                <w:sz w:val="16"/>
+                <w:szCs w:val="16"/>
+                <w:shd w:fill="F1F3F5" w:color="auto" w:val="clear"/>
+                <w:rtl/>
+              </w:rPr>
+              <w:t xml:space="preserve">‎VERSION.txt‎</w:t>
+            </w:r>
+          </w:p>
+        </w:tc>
+        <w:tc>
+          <w:tcPr>
+            <w:tcW w:type="dxa" w:w="5273"/>
+            <w:tcBorders>
+              <w:top w:val="single" w:color="BFC9D6" w:sz="4"/>
+              <w:left w:val="single" w:color="BFC9D6" w:sz="4"/>
+              <w:bottom w:val="single" w:color="BFC9D6" w:sz="4"/>
+              <w:right w:val="single" w:color="BFC9D6" w:sz="4"/>
+            </w:tcBorders>
+            <w:tcMar>
+              <w:top w:type="dxa" w:w="50"/>
+              <w:left w:type="dxa" w:w="90"/>
+              <w:bottom w:type="dxa" w:w="50"/>
+              <w:right w:type="dxa" w:w="90"/>
+            </w:tcMar>
+            <w:vAlign w:val="top"/>
+          </w:tcPr>
+          <w:p>
+            <w:pPr>
+              <w:keepNext w:val="false"/>
+              <w:bidi/>
+              <w:spacing w:after="30" w:before="30" w:line="264"/>
+            </w:pPr>
+            <w:r>
+              <w:rPr>
+                <w:rFonts w:ascii="Arial" w:cs="Arial" w:eastAsia="Arial" w:hAnsi="Arial"/>
+                <w:b w:val="false"/>
+                <w:bCs w:val="false"/>
+                <w:sz w:val="18"/>
+                <w:szCs w:val="18"/>
+                <w:rtl/>
+              </w:rPr>
+              <w:t xml:space="preserve">رقم الإصدار، ورقم الحفظة (commit) التي بُني منها، ومعرّفا الصورتين</w:t>
+            </w:r>
+          </w:p>
+        </w:tc>
+      </w:tr>
+      <w:tr>
+        <w:trPr>
+          <w:cantSplit/>
+        </w:trPr>
+        <w:tc>
+          <w:tcPr>
+            <w:tcW w:type="dxa" w:w="4591"/>
+            <w:tcBorders>
+              <w:top w:val="single" w:color="BFC9D6" w:sz="4"/>
+              <w:left w:val="single" w:color="BFC9D6" w:sz="4"/>
+              <w:bottom w:val="single" w:color="BFC9D6" w:sz="4"/>
+              <w:right w:val="single" w:color="BFC9D6" w:sz="4"/>
+            </w:tcBorders>
+            <w:shd w:fill="F5F8FC" w:color="auto" w:val="clear"/>
+            <w:tcMar>
+              <w:top w:type="dxa" w:w="50"/>
+              <w:left w:type="dxa" w:w="90"/>
+              <w:bottom w:type="dxa" w:w="50"/>
+              <w:right w:type="dxa" w:w="90"/>
+            </w:tcMar>
+            <w:vAlign w:val="top"/>
+          </w:tcPr>
+          <w:p>
+            <w:pPr>
+              <w:keepNext w:val="false"/>
+              <w:bidi/>
+              <w:spacing w:after="30" w:before="30" w:line="264"/>
+            </w:pPr>
+            <w:r>
+              <w:rPr>
+                <w:rFonts w:ascii="Courier New" w:cs="Courier New" w:eastAsia="Courier New" w:hAnsi="Courier New"/>
+                <w:b w:val="false"/>
+                <w:bCs w:val="false"/>
+                <w:color w:val="1F2937"/>
+                <w:sz w:val="16"/>
+                <w:szCs w:val="16"/>
+                <w:shd w:fill="F1F3F5" w:color="auto" w:val="clear"/>
+                <w:rtl/>
+              </w:rPr>
               <w:t xml:space="preserve">‎SHA256SUMS‎</w:t>
             </w:r>
           </w:p>
         </w:tc>
         <w:tc>
           <w:tcPr>
-            <w:tcW w:type="dxa" w:w="3232"/>
+            <w:tcW w:type="dxa" w:w="5273"/>
             <w:tcBorders>
               <w:top w:val="single" w:color="BFC9D6" w:sz="4"/>
               <w:left w:val="single" w:color="BFC9D6" w:sz="4"/>
@@ -3657,19 +4306,35 @@
     </w:p>
     <w:p>
       <w:pPr>
+        <w:pStyle w:val="ListParagraph"/>
+        <w:numPr>
+          <w:ilvl w:val="0"/>
+          <w:numId w:val="2"/>
+        </w:numPr>
         <w:bidi/>
-        <w:spacing w:after="110" w:before="0" w:line="312"/>
-      </w:pPr>
-      <w:r>
-        <w:rPr>
-          <w:rFonts w:ascii="Arial" w:cs="Arial" w:eastAsia="Arial" w:hAnsi="Arial"/>
-          <w:b w:val="false"/>
-          <w:bCs w:val="false"/>
-          <w:sz w:val="21"/>
-          <w:szCs w:val="21"/>
-          <w:rtl/>
-        </w:rPr>
-        <w:t xml:space="preserve">الخطوات هي خطوات دليل النشر </w:t>
+        <w:spacing w:after="70" w:before="0" w:line="300"/>
+      </w:pPr>
+      <w:r>
+        <w:rPr>
+          <w:rFonts w:ascii="Arial" w:cs="Arial" w:eastAsia="Arial" w:hAnsi="Arial"/>
+          <w:b/>
+          <w:bCs/>
+          <w:sz w:val="21"/>
+          <w:szCs w:val="21"/>
+          <w:rtl/>
+        </w:rPr>
+        <w:t xml:space="preserve">التجربة الخاصة بعنوان IP، دون نطاق:</w:t>
+      </w:r>
+      <w:r>
+        <w:rPr>
+          <w:rFonts w:ascii="Arial" w:cs="Arial" w:eastAsia="Arial" w:hAnsi="Arial"/>
+          <w:b w:val="false"/>
+          <w:bCs w:val="false"/>
+          <w:sz w:val="21"/>
+          <w:szCs w:val="21"/>
+          <w:rtl/>
+        </w:rPr>
+        <w:t xml:space="preserve"> </w:t>
       </w:r>
       <w:r>
         <w:rPr>
@@ -3682,19 +4347,54 @@
           <w:shd w:fill="F1F3F5" w:color="auto" w:val="clear"/>
           <w:rtl/>
         </w:rPr>
-        <w:t xml:space="preserve">‎docs/54‎</w:t>
-      </w:r>
-      <w:r>
-        <w:rPr>
-          <w:rFonts w:ascii="Arial" w:cs="Arial" w:eastAsia="Arial" w:hAnsi="Arial"/>
-          <w:b w:val="false"/>
-          <w:bCs w:val="false"/>
-          <w:sz w:val="21"/>
-          <w:szCs w:val="21"/>
-          <w:rtl/>
-        </w:rPr>
-        <w:t xml:space="preserve"> كما هي، بفرق واحد: </w:t>
-      </w:r>
+        <w:t xml:space="preserve">‎docs/62‎</w:t>
+      </w:r>
+      <w:r>
+        <w:rPr>
+          <w:rFonts w:ascii="Arial" w:cs="Arial" w:eastAsia="Arial" w:hAnsi="Arial"/>
+          <w:b w:val="false"/>
+          <w:bCs w:val="false"/>
+          <w:sz w:val="21"/>
+          <w:szCs w:val="21"/>
+          <w:rtl/>
+        </w:rPr>
+        <w:t xml:space="preserve"> خطوة بخطوة، وهو </w:t>
+      </w:r>
+      <w:r>
+        <w:rPr>
+          <w:rFonts w:ascii="Courier New" w:cs="Courier New" w:eastAsia="Courier New" w:hAnsi="Courier New"/>
+          <w:b w:val="false"/>
+          <w:bCs w:val="false"/>
+          <w:color w:val="1F2937"/>
+          <w:sz w:val="18"/>
+          <w:szCs w:val="18"/>
+          <w:shd w:fill="F1F3F5" w:color="auto" w:val="clear"/>
+          <w:rtl/>
+        </w:rPr>
+        <w:t xml:space="preserve">‎INSTALL-AR‎</w:t>
+      </w:r>
+      <w:r>
+        <w:rPr>
+          <w:rFonts w:ascii="Arial" w:cs="Arial" w:eastAsia="Arial" w:hAnsi="Arial"/>
+          <w:b w:val="false"/>
+          <w:bCs w:val="false"/>
+          <w:sz w:val="21"/>
+          <w:szCs w:val="21"/>
+          <w:rtl/>
+        </w:rPr>
+        <w:t xml:space="preserve"> في الحزمة.</w:t>
+      </w:r>
+    </w:p>
+    <w:p>
+      <w:pPr>
+        <w:pStyle w:val="ListParagraph"/>
+        <w:numPr>
+          <w:ilvl w:val="0"/>
+          <w:numId w:val="2"/>
+        </w:numPr>
+        <w:bidi/>
+        <w:spacing w:after="70" w:before="0" w:line="300"/>
+      </w:pPr>
       <w:r>
         <w:rPr>
           <w:rFonts w:ascii="Arial" w:cs="Arial" w:eastAsia="Arial" w:hAnsi="Arial"/>
@@ -3704,8 +4404,49 @@
           <w:szCs w:val="21"/>
           <w:rtl/>
         </w:rPr>
-        <w:t xml:space="preserve">الخطوة R-01 (بناء الصورتين) تصير تحميلهما من الحزمة.</w:t>
-      </w:r>
+        <w:t xml:space="preserve">منصة بنطاق:</w:t>
+      </w:r>
+      <w:r>
+        <w:rPr>
+          <w:rFonts w:ascii="Arial" w:cs="Arial" w:eastAsia="Arial" w:hAnsi="Arial"/>
+          <w:b w:val="false"/>
+          <w:bCs w:val="false"/>
+          <w:sz w:val="21"/>
+          <w:szCs w:val="21"/>
+          <w:rtl/>
+        </w:rPr>
+        <w:t xml:space="preserve"> خطوات دليل النشر </w:t>
+      </w:r>
+      <w:r>
+        <w:rPr>
+          <w:rFonts w:ascii="Courier New" w:cs="Courier New" w:eastAsia="Courier New" w:hAnsi="Courier New"/>
+          <w:b w:val="false"/>
+          <w:bCs w:val="false"/>
+          <w:color w:val="1F2937"/>
+          <w:sz w:val="18"/>
+          <w:szCs w:val="18"/>
+          <w:shd w:fill="F1F3F5" w:color="auto" w:val="clear"/>
+          <w:rtl/>
+        </w:rPr>
+        <w:t xml:space="preserve">‎docs/54‎</w:t>
+      </w:r>
+      <w:r>
+        <w:rPr>
+          <w:rFonts w:ascii="Arial" w:cs="Arial" w:eastAsia="Arial" w:hAnsi="Arial"/>
+          <w:b w:val="false"/>
+          <w:bCs w:val="false"/>
+          <w:sz w:val="21"/>
+          <w:szCs w:val="21"/>
+          <w:rtl/>
+        </w:rPr>
+        <w:t xml:space="preserve">، بفرق واحد: الخطوة R-01 (بناء الصورتين) تصير تحميلهما من الحزمة.</w:t>
+      </w:r>
+    </w:p>
+    <w:p>
+      <w:pPr>
+        <w:bidi/>
+        <w:spacing w:after="60" w:before="0"/>
+      </w:pPr>
     </w:p>
     <w:p>
       <w:pPr>
@@ -3759,7 +4500,7 @@
           <w:szCs w:val="17"/>
           <w:rtl w:val="false"/>
         </w:rPr>
-        <w:t xml:space="preserve">cd ~/bankfas-1.0.6</w:t>
+        <w:t xml:space="preserve">sha256sum -c bankfas-1.0.7-server.tar.sha256</w:t>
       </w:r>
     </w:p>
     <w:p>
@@ -3786,7 +4527,7 @@
           <w:szCs w:val="17"/>
           <w:rtl w:val="false"/>
         </w:rPr>
-        <w:t xml:space="preserve">sha256sum -c SHA256SUMS          # كل سطر يجب أن ينتهي بـ OK</w:t>
+        <w:t xml:space="preserve">tar -xf bankfas-1.0.7-server.tar</w:t>
       </w:r>
     </w:p>
     <w:p>
@@ -3813,7 +4554,61 @@
           <w:szCs w:val="17"/>
           <w:rtl w:val="false"/>
         </w:rPr>
-        <w:t xml:space="preserve">tar -xzf bankfas-source-1.0.6.tar.gz</w:t>
+        <w:t xml:space="preserve">cd bankfas-1.0.7</w:t>
+      </w:r>
+    </w:p>
+    <w:p>
+      <w:pPr>
+        <w:keepNext/>
+        <w:keepLines/>
+        <w:pBdr>
+          <w:top w:val="single" w:color="BFC9D6" w:sz="4" w:space="4"/>
+          <w:left w:val="single" w:color="BFC9D6" w:sz="4" w:space="4"/>
+          <w:bottom w:val="single" w:color="BFC9D6" w:sz="4" w:space="4"/>
+          <w:right w:val="single" w:color="BFC9D6" w:sz="4" w:space="4"/>
+        </w:pBdr>
+        <w:shd w:fill="F1F3F5" w:color="auto" w:val="clear"/>
+        <w:bidi w:val="false"/>
+        <w:spacing w:after="0" w:before="0" w:line="260"/>
+        <w:ind w:left="120" w:right="120"/>
+        <w:jc w:val="left"/>
+      </w:pPr>
+      <w:r>
+        <w:rPr>
+          <w:rFonts w:ascii="Courier New" w:cs="Courier New" w:eastAsia="Courier New" w:hAnsi="Courier New"/>
+          <w:color w:val="1F2937"/>
+          <w:sz w:val="17"/>
+          <w:szCs w:val="17"/>
+          <w:rtl w:val="false"/>
+        </w:rPr>
+        <w:t xml:space="preserve">sha256sum -c --ignore-missing SHA256SUMS   # كل سطر يجب أن ينتهي بـ OK؛ ملف الوثائق ليس هنا</w:t>
+      </w:r>
+    </w:p>
+    <w:p>
+      <w:pPr>
+        <w:keepNext/>
+        <w:keepLines/>
+        <w:pBdr>
+          <w:top w:val="single" w:color="BFC9D6" w:sz="4" w:space="4"/>
+          <w:left w:val="single" w:color="BFC9D6" w:sz="4" w:space="4"/>
+          <w:bottom w:val="single" w:color="BFC9D6" w:sz="4" w:space="4"/>
+          <w:right w:val="single" w:color="BFC9D6" w:sz="4" w:space="4"/>
+        </w:pBdr>
+        <w:shd w:fill="F1F3F5" w:color="auto" w:val="clear"/>
+        <w:bidi w:val="false"/>
+        <w:spacing w:after="0" w:before="0" w:line="260"/>
+        <w:ind w:left="120" w:right="120"/>
+        <w:jc w:val="left"/>
+      </w:pPr>
+      <w:r>
+        <w:rPr>
+          <w:rFonts w:ascii="Courier New" w:cs="Courier New" w:eastAsia="Courier New" w:hAnsi="Courier New"/>
+          <w:color w:val="1F2937"/>
+          <w:sz w:val="17"/>
+          <w:szCs w:val="17"/>
+          <w:rtl w:val="false"/>
+        </w:rPr>
+        <w:t xml:space="preserve">tar -xzf bankfas-kit-1.0.7.tar.gz</w:t>
       </w:r>
     </w:p>
     <w:p>
@@ -3840,7 +4635,7 @@
           <w:szCs w:val="17"/>
           <w:rtl w:val="false"/>
         </w:rPr>
-        <w:t xml:space="preserve">cd treasury-platform              # كل أوامر docs/54 تُنفّذ من هنا</w:t>
+        <w:t xml:space="preserve">cd treasury-platform                         # كل أوامر الأدلة تُنفّذ من هنا</w:t>
       </w:r>
     </w:p>
     <w:p>
@@ -3916,7 +4711,7 @@
           <w:szCs w:val="21"/>
           <w:rtl/>
         </w:rPr>
-        <w:t xml:space="preserve"> من المصدر المستخرج.</w:t>
+        <w:t xml:space="preserve"> من الحزمة المستخرجة.</w:t>
       </w:r>
     </w:p>
     <w:p>
@@ -3995,34 +4790,7 @@
           <w:szCs w:val="17"/>
           <w:rtl w:val="false"/>
         </w:rPr>
-        <w:t xml:space="preserve">sudo docker load -i ~/bankfas-1.0.6/bankfas-api-1.0.6.tar.gz</w:t>
-      </w:r>
-    </w:p>
-    <w:p>
-      <w:pPr>
-        <w:keepNext/>
-        <w:keepLines/>
-        <w:pBdr>
-          <w:top w:val="single" w:color="BFC9D6" w:sz="4" w:space="4"/>
-          <w:left w:val="single" w:color="BFC9D6" w:sz="4" w:space="4"/>
-          <w:bottom w:val="single" w:color="BFC9D6" w:sz="4" w:space="4"/>
-          <w:right w:val="single" w:color="BFC9D6" w:sz="4" w:space="4"/>
-        </w:pBdr>
-        <w:shd w:fill="F1F3F5" w:color="auto" w:val="clear"/>
-        <w:bidi w:val="false"/>
-        <w:spacing w:after="0" w:before="0" w:line="260"/>
-        <w:ind w:left="120" w:right="120"/>
-        <w:jc w:val="left"/>
-      </w:pPr>
-      <w:r>
-        <w:rPr>
-          <w:rFonts w:ascii="Courier New" w:cs="Courier New" w:eastAsia="Courier New" w:hAnsi="Courier New"/>
-          <w:color w:val="1F2937"/>
-          <w:sz w:val="17"/>
-          <w:szCs w:val="17"/>
-          <w:rtl w:val="false"/>
-        </w:rPr>
-        <w:t xml:space="preserve">sudo docker load -i ~/bankfas-1.0.6/bankfas-worker-1.0.6.tar.gz</w:t>
+        <w:t xml:space="preserve">sudo docker load -i ~/bankfas-1.0.7/bankfas-images-1.0.7.tar.gz</w:t>
       </w:r>
     </w:p>
     <w:p>
@@ -4049,7 +4817,7 @@
           <w:szCs w:val="17"/>
           <w:rtl w:val="false"/>
         </w:rPr>
-        <w:t xml:space="preserve">sudo docker image ls | grep bankfas    # bankfas-api:1.0.6 و bankfas-worker:1.0.6</w:t>
+        <w:t xml:space="preserve">sudo docker image ls | grep bankfas    # bankfas-api:1.0.7 و bankfas-worker:1.0.7</w:t>
       </w:r>
     </w:p>
     <w:p>
@@ -4090,7 +4858,7 @@
           <w:shd w:fill="F1F3F5" w:color="auto" w:val="clear"/>
           <w:rtl/>
         </w:rPr>
-        <w:t xml:space="preserve">‎/opt/bankfas/compose.yml‎</w:t>
+        <w:t xml:space="preserve">‎/opt/bankfas/site.conf‎</w:t>
       </w:r>
       <w:r>
         <w:rPr>
@@ -4114,7 +4882,7 @@
           <w:shd w:fill="F1F3F5" w:color="auto" w:val="clear"/>
           <w:rtl/>
         </w:rPr>
-        <w:t xml:space="preserve">‎bankfas-api:1.0.6‎</w:t>
+        <w:t xml:space="preserve">‎bankfas-api:1.0.7‎</w:t>
       </w:r>
       <w:r>
         <w:rPr>
@@ -4138,18 +4906,66 @@
           <w:shd w:fill="F1F3F5" w:color="auto" w:val="clear"/>
           <w:rtl/>
         </w:rPr>
-        <w:t xml:space="preserve">‎bankfas-worker:1.0.6‎</w:t>
-      </w:r>
-      <w:r>
-        <w:rPr>
-          <w:rFonts w:ascii="Arial" w:cs="Arial" w:eastAsia="Arial" w:hAnsi="Arial"/>
-          <w:b w:val="false"/>
-          <w:bCs w:val="false"/>
-          <w:sz w:val="21"/>
-          <w:szCs w:val="21"/>
-          <w:rtl/>
-        </w:rPr>
-        <w:t xml:space="preserve">، بلا اسم سجل. ثم تُكمل R-02a إلى R-08 كما في الدليل.</w:t>
+        <w:t xml:space="preserve">‎bankfas-worker:1.0.7‎</w:t>
+      </w:r>
+      <w:r>
+        <w:rPr>
+          <w:rFonts w:ascii="Arial" w:cs="Arial" w:eastAsia="Arial" w:hAnsi="Arial"/>
+          <w:b w:val="false"/>
+          <w:bCs w:val="false"/>
+          <w:sz w:val="21"/>
+          <w:szCs w:val="21"/>
+          <w:rtl/>
+        </w:rPr>
+        <w:t xml:space="preserve">، بلا اسم سجل، فيكتبهما </w:t>
+      </w:r>
+      <w:r>
+        <w:rPr>
+          <w:rFonts w:ascii="Courier New" w:cs="Courier New" w:eastAsia="Courier New" w:hAnsi="Courier New"/>
+          <w:b w:val="false"/>
+          <w:bCs w:val="false"/>
+          <w:color w:val="1F2937"/>
+          <w:sz w:val="18"/>
+          <w:szCs w:val="18"/>
+          <w:shd w:fill="F1F3F5" w:color="auto" w:val="clear"/>
+          <w:rtl/>
+        </w:rPr>
+        <w:t xml:space="preserve">‎provision_app_host.sh‎</w:t>
+      </w:r>
+      <w:r>
+        <w:rPr>
+          <w:rFonts w:ascii="Arial" w:cs="Arial" w:eastAsia="Arial" w:hAnsi="Arial"/>
+          <w:b w:val="false"/>
+          <w:bCs w:val="false"/>
+          <w:sz w:val="21"/>
+          <w:szCs w:val="21"/>
+          <w:rtl/>
+        </w:rPr>
+        <w:t xml:space="preserve"> في </w:t>
+      </w:r>
+      <w:r>
+        <w:rPr>
+          <w:rFonts w:ascii="Courier New" w:cs="Courier New" w:eastAsia="Courier New" w:hAnsi="Courier New"/>
+          <w:b w:val="false"/>
+          <w:bCs w:val="false"/>
+          <w:color w:val="1F2937"/>
+          <w:sz w:val="18"/>
+          <w:szCs w:val="18"/>
+          <w:shd w:fill="F1F3F5" w:color="auto" w:val="clear"/>
+          <w:rtl/>
+        </w:rPr>
+        <w:t xml:space="preserve">‎compose.yml‎</w:t>
+      </w:r>
+      <w:r>
+        <w:rPr>
+          <w:rFonts w:ascii="Arial" w:cs="Arial" w:eastAsia="Arial" w:hAnsi="Arial"/>
+          <w:b w:val="false"/>
+          <w:bCs w:val="false"/>
+          <w:sz w:val="21"/>
+          <w:szCs w:val="21"/>
+          <w:rtl/>
+        </w:rPr>
+        <w:t xml:space="preserve">. ثم تُكمل R-02a إلى R-08 كما في الدليل.</w:t>
       </w:r>
     </w:p>
     <w:p>
@@ -4202,7 +5018,31 @@
           <w:szCs w:val="21"/>
           <w:rtl/>
         </w:rPr>
-        <w:t xml:space="preserve"> </w:t>
+        <w:t xml:space="preserve"> للتجربة بعنوان IP يكفي خادم Ubuntu 24.04 وعنوانه (</w:t>
+      </w:r>
+      <w:r>
+        <w:rPr>
+          <w:rFonts w:ascii="Courier New" w:cs="Courier New" w:eastAsia="Courier New" w:hAnsi="Courier New"/>
+          <w:b w:val="false"/>
+          <w:bCs w:val="false"/>
+          <w:color w:val="1F2937"/>
+          <w:sz w:val="18"/>
+          <w:szCs w:val="18"/>
+          <w:shd w:fill="F1F3F5" w:color="auto" w:val="clear"/>
+          <w:rtl/>
+        </w:rPr>
+        <w:t xml:space="preserve">‎docs/62‎</w:t>
+      </w:r>
+      <w:r>
+        <w:rPr>
+          <w:rFonts w:ascii="Arial" w:cs="Arial" w:eastAsia="Arial" w:hAnsi="Arial"/>
+          <w:b w:val="false"/>
+          <w:bCs w:val="false"/>
+          <w:sz w:val="21"/>
+          <w:szCs w:val="21"/>
+          <w:rtl/>
+        </w:rPr>
+        <w:t xml:space="preserve">). ولمنصة بنطاق: </w:t>
       </w:r>
       <w:r>
         <w:rPr>

--- a/treasury-platform/docs/57-RELEASE.docx
+++ b/treasury-platform/docs/57-RELEASE.docx
@@ -17,7 +17,7 @@
           <w:szCs w:val="48"/>
           <w:rtl/>
         </w:rPr>
-        <w:t xml:space="preserve">إصدارات التشغيل التجريبي، والإصدار الحالي 1.0.7 (الصفوف 60 و62 و66 و68 و69 و74 في </w:t>
+        <w:t xml:space="preserve">إصدارات التشغيل التجريبي، والإصدار الحالي 1.0.8 (الصفوف 60 و62 و66 و68 و69 و74 و77 في </w:t>
       </w:r>
       <w:r>
         <w:rPr>
@@ -255,6 +255,28 @@
           <w:rtl/>
         </w:rPr>
         <w:t xml:space="preserve">الإصدار 1.0.7: «احتاج بيئة تجريبية خاص دون الحاجة للنشر العام... اعطني حزمة نشر لتجربة النظام ووضع ملاحظات دون ربط بموقع عام»، و«مباشرة عبر Ip السيرفر»، و«الوثائق اجعلها في ملف منفصل»، و«فقط انكليزي و عربي».</w:t>
+      </w:r>
+    </w:p>
+    <w:p>
+      <w:pPr>
+        <w:pStyle w:val="ListParagraph"/>
+        <w:numPr>
+          <w:ilvl w:val="0"/>
+          <w:numId w:val="2"/>
+        </w:numPr>
+        <w:bidi/>
+        <w:spacing w:after="70" w:before="0" w:line="300"/>
+      </w:pPr>
+      <w:r>
+        <w:rPr>
+          <w:rFonts w:ascii="Arial" w:cs="Arial" w:eastAsia="Arial" w:hAnsi="Arial"/>
+          <w:b w:val="false"/>
+          <w:bCs w:val="false"/>
+          <w:sz w:val="21"/>
+          <w:szCs w:val="21"/>
+          <w:rtl/>
+        </w:rPr>
+        <w:t xml:space="preserve">الإصدار 1.0.8: «اعطني ملف الحزمة لرفعها على السيرفر و تجربة النظام».</w:t>
       </w:r>
     </w:p>
     <w:p>
@@ -297,9 +319,9 @@
         </w:tblBorders>
       </w:tblPr>
       <w:tblGrid>
-        <w:gridCol w:w="1972"/>
-        <w:gridCol w:w="2818"/>
-        <w:gridCol w:w="5074"/>
+        <w:gridCol w:w="1918"/>
+        <w:gridCol w:w="2740"/>
+        <w:gridCol w:w="5206"/>
       </w:tblGrid>
       <w:tr>
         <w:trPr>
@@ -308,7 +330,7 @@
         </w:trPr>
         <w:tc>
           <w:tcPr>
-            <w:tcW w:type="dxa" w:w="1972"/>
+            <w:tcW w:type="dxa" w:w="1918"/>
             <w:tcBorders>
               <w:top w:val="single" w:color="BFC9D6" w:sz="4"/>
               <w:left w:val="single" w:color="BFC9D6" w:sz="4"/>
@@ -346,7 +368,7 @@
         </w:tc>
         <w:tc>
           <w:tcPr>
-            <w:tcW w:type="dxa" w:w="2818"/>
+            <w:tcW w:type="dxa" w:w="2740"/>
             <w:tcBorders>
               <w:top w:val="single" w:color="BFC9D6" w:sz="4"/>
               <w:left w:val="single" w:color="BFC9D6" w:sz="4"/>
@@ -384,7 +406,7 @@
         </w:tc>
         <w:tc>
           <w:tcPr>
-            <w:tcW w:type="dxa" w:w="5074"/>
+            <w:tcW w:type="dxa" w:w="5206"/>
             <w:tcBorders>
               <w:top w:val="single" w:color="BFC9D6" w:sz="4"/>
               <w:left w:val="single" w:color="BFC9D6" w:sz="4"/>
@@ -427,7 +449,7 @@
         </w:trPr>
         <w:tc>
           <w:tcPr>
-            <w:tcW w:type="dxa" w:w="1972"/>
+            <w:tcW w:type="dxa" w:w="1918"/>
             <w:tcBorders>
               <w:top w:val="single" w:color="BFC9D6" w:sz="4"/>
               <w:left w:val="single" w:color="BFC9D6" w:sz="4"/>
@@ -457,13 +479,13 @@
                 <w:szCs w:val="18"/>
                 <w:rtl/>
               </w:rPr>
-              <w:t xml:space="preserve">1.0.7</w:t>
+              <w:t xml:space="preserve">1.0.8</w:t>
             </w:r>
           </w:p>
         </w:tc>
         <w:tc>
           <w:tcPr>
-            <w:tcW w:type="dxa" w:w="2818"/>
+            <w:tcW w:type="dxa" w:w="2740"/>
             <w:tcBorders>
               <w:top w:val="single" w:color="BFC9D6" w:sz="4"/>
               <w:left w:val="single" w:color="BFC9D6" w:sz="4"/>
@@ -499,7 +521,7 @@
         </w:tc>
         <w:tc>
           <w:tcPr>
-            <w:tcW w:type="dxa" w:w="5074"/>
+            <w:tcW w:type="dxa" w:w="5206"/>
             <w:tcBorders>
               <w:top w:val="single" w:color="BFC9D6" w:sz="4"/>
               <w:left w:val="single" w:color="BFC9D6" w:sz="4"/>
@@ -523,13 +545,24 @@
             <w:r>
               <w:rPr>
                 <w:rFonts w:ascii="Arial" w:cs="Arial" w:eastAsia="Arial" w:hAnsi="Arial"/>
-                <w:b w:val="false"/>
-                <w:bCs w:val="false"/>
-                <w:sz w:val="18"/>
-                <w:szCs w:val="18"/>
-                <w:rtl/>
-              </w:rPr>
-              <w:t xml:space="preserve">التجربة الخاصة بعنوان IP دون نطاق (</w:t>
+                <w:b/>
+                <w:bCs/>
+                <w:sz w:val="18"/>
+                <w:szCs w:val="18"/>
+                <w:rtl/>
+              </w:rPr>
+              <w:t xml:space="preserve">ملف التسهيلات</w:t>
+            </w:r>
+            <w:r>
+              <w:rPr>
+                <w:rFonts w:ascii="Arial" w:cs="Arial" w:eastAsia="Arial" w:hAnsi="Arial"/>
+                <w:b w:val="false"/>
+                <w:bCs w:val="false"/>
+                <w:sz w:val="18"/>
+                <w:szCs w:val="18"/>
+                <w:rtl/>
+              </w:rPr>
+              <w:t xml:space="preserve"> لكل شركة مع كل بنك (</w:t>
             </w:r>
             <w:r>
               <w:rPr>
@@ -542,18 +575,18 @@
                 <w:shd w:fill="F1F3F5" w:color="auto" w:val="clear"/>
                 <w:rtl/>
               </w:rPr>
-              <w:t xml:space="preserve">‎docs/62‎</w:t>
-            </w:r>
-            <w:r>
-              <w:rPr>
-                <w:rFonts w:ascii="Arial" w:cs="Arial" w:eastAsia="Arial" w:hAnsi="Arial"/>
-                <w:b w:val="false"/>
-                <w:bCs w:val="false"/>
-                <w:sz w:val="18"/>
-                <w:szCs w:val="18"/>
-                <w:rtl/>
-              </w:rPr>
-              <w:t xml:space="preserve">): بوابة الشركة التجريبية على </w:t>
+              <w:t xml:space="preserve">‎SA05-ANB-0001‎</w:t>
+            </w:r>
+            <w:r>
+              <w:rPr>
+                <w:rFonts w:ascii="Arial" w:cs="Arial" w:eastAsia="Arial" w:hAnsi="Arial"/>
+                <w:b w:val="false"/>
+                <w:bCs w:val="false"/>
+                <w:sz w:val="18"/>
+                <w:szCs w:val="18"/>
+                <w:rtl/>
+              </w:rPr>
+              <w:t xml:space="preserve">) وفيه العقود حسب النوع (</w:t>
             </w:r>
             <w:r>
               <w:rPr>
@@ -566,18 +599,18 @@
                 <w:shd w:fill="F1F3F5" w:color="auto" w:val="clear"/>
                 <w:rtl/>
               </w:rPr>
-              <w:t xml:space="preserve">‎https://&lt;IP الخادم&gt;‎</w:t>
-            </w:r>
-            <w:r>
-              <w:rPr>
-                <w:rFonts w:ascii="Arial" w:cs="Arial" w:eastAsia="Arial" w:hAnsi="Arial"/>
-                <w:b w:val="false"/>
-                <w:bCs w:val="false"/>
-                <w:sz w:val="18"/>
-                <w:szCs w:val="18"/>
-                <w:rtl/>
-              </w:rPr>
-              <w:t xml:space="preserve">، ولوحة المنصة عبر نفق SSH فقط، وشهادات من سلطة الخادم نفسه، والبريد اختياري تحفظه المنصة على الخادم. وطابعة PDF أخف (Chromium بلا واجهة)، والصورتان في ملف واحد، والوثائق في ملف منفصل، فحزمة الخادم نحو 300 ميغابايت بدل 560. وشاشة «أنواع الطلبات ودورات العمل» لمدير النظام (</w:t>
+              <w:t xml:space="preserve">‎CAP-SA05-ANB-0001‎</w:t>
+            </w:r>
+            <w:r>
+              <w:rPr>
+                <w:rFonts w:ascii="Arial" w:cs="Arial" w:eastAsia="Arial" w:hAnsi="Arial"/>
+                <w:b w:val="false"/>
+                <w:bCs w:val="false"/>
+                <w:sz w:val="18"/>
+                <w:szCs w:val="18"/>
+                <w:rtl/>
+              </w:rPr>
+              <w:t xml:space="preserve">، والتجديد </w:t>
             </w:r>
             <w:r>
               <w:rPr>
@@ -590,18 +623,86 @@
                 <w:shd w:fill="F1F3F5" w:color="auto" w:val="clear"/>
                 <w:rtl/>
               </w:rPr>
-              <w:t xml:space="preserve">‎docs/31‎</w:t>
-            </w:r>
-            <w:r>
-              <w:rPr>
-                <w:rFonts w:ascii="Arial" w:cs="Arial" w:eastAsia="Arial" w:hAnsi="Arial"/>
-                <w:b w:val="false"/>
-                <w:bCs w:val="false"/>
-                <w:sz w:val="18"/>
-                <w:szCs w:val="18"/>
-                <w:rtl/>
-              </w:rPr>
-              <w:t xml:space="preserve"> الصف 73، الجزء الأول)</w:t>
+              <w:t xml:space="preserve">‎-02‎</w:t>
+            </w:r>
+            <w:r>
+              <w:rPr>
+                <w:rFonts w:ascii="Arial" w:cs="Arial" w:eastAsia="Arial" w:hAnsi="Arial"/>
+                <w:b w:val="false"/>
+                <w:bCs w:val="false"/>
+                <w:sz w:val="18"/>
+                <w:szCs w:val="18"/>
+                <w:rtl/>
+              </w:rPr>
+              <w:t xml:space="preserve">) والمراسلات وطلبات التجديد؛ واسم البنك بالعربية والإنجليزية ورمزه الثلاثي إلزامية (الصف 75). </w:t>
+            </w:r>
+            <w:r>
+              <w:rPr>
+                <w:rFonts w:ascii="Arial" w:cs="Arial" w:eastAsia="Arial" w:hAnsi="Arial"/>
+                <w:b/>
+                <w:bCs/>
+                <w:sz w:val="18"/>
+                <w:szCs w:val="18"/>
+                <w:rtl/>
+              </w:rPr>
+              <w:t xml:space="preserve">منتجات البنك</w:t>
+            </w:r>
+            <w:r>
+              <w:rPr>
+                <w:rFonts w:ascii="Arial" w:cs="Arial" w:eastAsia="Arial" w:hAnsi="Arial"/>
+                <w:b w:val="false"/>
+                <w:bCs w:val="false"/>
+                <w:sz w:val="18"/>
+                <w:szCs w:val="18"/>
+                <w:rtl/>
+              </w:rPr>
+              <w:t xml:space="preserve">: ودائع وسواب وصناديق وأسهم وملكية خاصة وإدارة ثروات ومصرفية خاصة وبطاقات مسبقة الدفع، والعمولات المتفق عليها لكل منتج حسب طبيعته (مدى وفيزا وماستر والشبكة الخليجية، وتحويلات الرواتب...)، وأحجام التعامل، وملخص البيع المتقاطع للبنك (الصف 76). </w:t>
+            </w:r>
+            <w:r>
+              <w:rPr>
+                <w:rFonts w:ascii="Arial" w:cs="Arial" w:eastAsia="Arial" w:hAnsi="Arial"/>
+                <w:b/>
+                <w:bCs/>
+                <w:sz w:val="18"/>
+                <w:szCs w:val="18"/>
+                <w:rtl/>
+              </w:rPr>
+              <w:t xml:space="preserve">رقم الطلب لدى الشركة</w:t>
+            </w:r>
+            <w:r>
+              <w:rPr>
+                <w:rFonts w:ascii="Arial" w:cs="Arial" w:eastAsia="Arial" w:hAnsi="Arial"/>
+                <w:b w:val="false"/>
+                <w:bCs w:val="false"/>
+                <w:sz w:val="18"/>
+                <w:szCs w:val="18"/>
+                <w:rtl/>
+              </w:rPr>
+              <w:t xml:space="preserve"> عند إصدار البنك (</w:t>
+            </w:r>
+            <w:r>
+              <w:rPr>
+                <w:rFonts w:ascii="Courier New" w:cs="Courier New" w:eastAsia="Courier New" w:hAnsi="Courier New"/>
+                <w:b w:val="false"/>
+                <w:bCs w:val="false"/>
+                <w:color w:val="1F2937"/>
+                <w:sz w:val="16"/>
+                <w:szCs w:val="16"/>
+                <w:shd w:fill="F1F3F5" w:color="auto" w:val="clear"/>
+                <w:rtl/>
+              </w:rPr>
+              <w:t xml:space="preserve">‎SA05-IMP-00001‎</w:t>
+            </w:r>
+            <w:r>
+              <w:rPr>
+                <w:rFonts w:ascii="Arial" w:cs="Arial" w:eastAsia="Arial" w:hAnsi="Arial"/>
+                <w:b w:val="false"/>
+                <w:bCs w:val="false"/>
+                <w:sz w:val="18"/>
+                <w:szCs w:val="18"/>
+                <w:rtl/>
+              </w:rPr>
+              <w:t xml:space="preserve">) ومراجع الطلب المتعددة (الصف 72)، وشاشة لكل فئة من الطلبات (الصف 73)</w:t>
             </w:r>
           </w:p>
         </w:tc>
@@ -612,7 +713,7 @@
         </w:trPr>
         <w:tc>
           <w:tcPr>
-            <w:tcW w:type="dxa" w:w="1972"/>
+            <w:tcW w:type="dxa" w:w="1918"/>
             <w:tcBorders>
               <w:top w:val="single" w:color="BFC9D6" w:sz="4"/>
               <w:left w:val="single" w:color="BFC9D6" w:sz="4"/>
@@ -643,13 +744,13 @@
                 <w:szCs w:val="18"/>
                 <w:rtl/>
               </w:rPr>
-              <w:t xml:space="preserve">1.0.6</w:t>
+              <w:t xml:space="preserve">1.0.7</w:t>
             </w:r>
           </w:p>
         </w:tc>
         <w:tc>
           <w:tcPr>
-            <w:tcW w:type="dxa" w:w="2818"/>
+            <w:tcW w:type="dxa" w:w="2740"/>
             <w:tcBorders>
               <w:top w:val="single" w:color="BFC9D6" w:sz="4"/>
               <w:left w:val="single" w:color="BFC9D6" w:sz="4"/>
@@ -686,7 +787,7 @@
         </w:tc>
         <w:tc>
           <w:tcPr>
-            <w:tcW w:type="dxa" w:w="5074"/>
+            <w:tcW w:type="dxa" w:w="5206"/>
             <w:tcBorders>
               <w:top w:val="single" w:color="BFC9D6" w:sz="4"/>
               <w:left w:val="single" w:color="BFC9D6" w:sz="4"/>
@@ -717,7 +818,7 @@
                 <w:szCs w:val="18"/>
                 <w:rtl/>
               </w:rPr>
-              <w:t xml:space="preserve">في الشاشات الإنجليزية يظهر كل رمز من الخادم كلمة: الحالات، وأدوار البنوك، وأنواع الحدود، وأنماط التوزيع وغيرها، والاختصارات كما هي. وخطوط المنتج في الحدود باسم المنتج (</w:t>
+              <w:t xml:space="preserve">التجربة الخاصة بعنوان IP دون نطاق (</w:t>
             </w:r>
             <w:r>
               <w:rPr>
@@ -730,6 +831,54 @@
                 <w:shd w:fill="F1F3F5" w:color="auto" w:val="clear"/>
                 <w:rtl/>
               </w:rPr>
+              <w:t xml:space="preserve">‎docs/62‎</w:t>
+            </w:r>
+            <w:r>
+              <w:rPr>
+                <w:rFonts w:ascii="Arial" w:cs="Arial" w:eastAsia="Arial" w:hAnsi="Arial"/>
+                <w:b w:val="false"/>
+                <w:bCs w:val="false"/>
+                <w:sz w:val="18"/>
+                <w:szCs w:val="18"/>
+                <w:rtl/>
+              </w:rPr>
+              <w:t xml:space="preserve">): بوابة الشركة التجريبية على </w:t>
+            </w:r>
+            <w:r>
+              <w:rPr>
+                <w:rFonts w:ascii="Courier New" w:cs="Courier New" w:eastAsia="Courier New" w:hAnsi="Courier New"/>
+                <w:b w:val="false"/>
+                <w:bCs w:val="false"/>
+                <w:color w:val="1F2937"/>
+                <w:sz w:val="16"/>
+                <w:szCs w:val="16"/>
+                <w:shd w:fill="F1F3F5" w:color="auto" w:val="clear"/>
+                <w:rtl/>
+              </w:rPr>
+              <w:t xml:space="preserve">‎https://&lt;IP الخادم&gt;‎</w:t>
+            </w:r>
+            <w:r>
+              <w:rPr>
+                <w:rFonts w:ascii="Arial" w:cs="Arial" w:eastAsia="Arial" w:hAnsi="Arial"/>
+                <w:b w:val="false"/>
+                <w:bCs w:val="false"/>
+                <w:sz w:val="18"/>
+                <w:szCs w:val="18"/>
+                <w:rtl/>
+              </w:rPr>
+              <w:t xml:space="preserve">، ولوحة المنصة عبر نفق SSH فقط، وشهادات من سلطة الخادم نفسه، والبريد اختياري تحفظه المنصة على الخادم. وطابعة PDF أخف (Chromium بلا واجهة)، والصورتان في ملف واحد، والوثائق في ملف منفصل، فحزمة الخادم نحو 300 ميغابايت بدل 560. وشاشة «أنواع الطلبات ودورات العمل» لمدير النظام (</w:t>
+            </w:r>
+            <w:r>
+              <w:rPr>
+                <w:rFonts w:ascii="Courier New" w:cs="Courier New" w:eastAsia="Courier New" w:hAnsi="Courier New"/>
+                <w:b w:val="false"/>
+                <w:bCs w:val="false"/>
+                <w:color w:val="1F2937"/>
+                <w:sz w:val="16"/>
+                <w:szCs w:val="16"/>
+                <w:shd w:fill="F1F3F5" w:color="auto" w:val="clear"/>
+                <w:rtl/>
+              </w:rPr>
               <w:t xml:space="preserve">‎docs/31‎</w:t>
             </w:r>
             <w:r>
@@ -741,7 +890,7 @@
                 <w:szCs w:val="18"/>
                 <w:rtl/>
               </w:rPr>
-              <w:t xml:space="preserve"> الصف 71)</w:t>
+              <w:t xml:space="preserve"> الصف 73، الجزء الأول)</w:t>
             </w:r>
           </w:p>
         </w:tc>
@@ -752,7 +901,7 @@
         </w:trPr>
         <w:tc>
           <w:tcPr>
-            <w:tcW w:type="dxa" w:w="1972"/>
+            <w:tcW w:type="dxa" w:w="1918"/>
             <w:tcBorders>
               <w:top w:val="single" w:color="BFC9D6" w:sz="4"/>
               <w:left w:val="single" w:color="BFC9D6" w:sz="4"/>
@@ -782,13 +931,13 @@
                 <w:szCs w:val="18"/>
                 <w:rtl/>
               </w:rPr>
-              <w:t xml:space="preserve">1.0.5</w:t>
+              <w:t xml:space="preserve">1.0.6</w:t>
             </w:r>
           </w:p>
         </w:tc>
         <w:tc>
           <w:tcPr>
-            <w:tcW w:type="dxa" w:w="2818"/>
+            <w:tcW w:type="dxa" w:w="2740"/>
             <w:tcBorders>
               <w:top w:val="single" w:color="BFC9D6" w:sz="4"/>
               <w:left w:val="single" w:color="BFC9D6" w:sz="4"/>
@@ -824,7 +973,7 @@
         </w:tc>
         <w:tc>
           <w:tcPr>
-            <w:tcW w:type="dxa" w:w="5074"/>
+            <w:tcW w:type="dxa" w:w="5206"/>
             <w:tcBorders>
               <w:top w:val="single" w:color="BFC9D6" w:sz="4"/>
               <w:left w:val="single" w:color="BFC9D6" w:sz="4"/>
@@ -854,7 +1003,7 @@
                 <w:szCs w:val="18"/>
                 <w:rtl/>
               </w:rPr>
-              <w:t xml:space="preserve">شاشة الشروط بالإنجليزية: قيم القوائم والرسوم كلمات إنجليزية بدل الرموز، وعناوين مربعات النص بحجم باقي العناوين (</w:t>
+              <w:t xml:space="preserve">في الشاشات الإنجليزية يظهر كل رمز من الخادم كلمة: الحالات، وأدوار البنوك، وأنواع الحدود، وأنماط التوزيع وغيرها، والاختصارات كما هي. وخطوط المنتج في الحدود باسم المنتج (</w:t>
             </w:r>
             <w:r>
               <w:rPr>
@@ -867,18 +1016,18 @@
                 <w:shd w:fill="F1F3F5" w:color="auto" w:val="clear"/>
                 <w:rtl/>
               </w:rPr>
-              <w:t xml:space="preserve">‎docs/59‎</w:t>
-            </w:r>
-            <w:r>
-              <w:rPr>
-                <w:rFonts w:ascii="Arial" w:cs="Arial" w:eastAsia="Arial" w:hAnsi="Arial"/>
-                <w:b w:val="false"/>
-                <w:bCs w:val="false"/>
-                <w:sz w:val="18"/>
-                <w:szCs w:val="18"/>
-                <w:rtl/>
-              </w:rPr>
-              <w:t xml:space="preserve"> §4)</w:t>
+              <w:t xml:space="preserve">‎docs/31‎</w:t>
+            </w:r>
+            <w:r>
+              <w:rPr>
+                <w:rFonts w:ascii="Arial" w:cs="Arial" w:eastAsia="Arial" w:hAnsi="Arial"/>
+                <w:b w:val="false"/>
+                <w:bCs w:val="false"/>
+                <w:sz w:val="18"/>
+                <w:szCs w:val="18"/>
+                <w:rtl/>
+              </w:rPr>
+              <w:t xml:space="preserve"> الصف 71)</w:t>
             </w:r>
           </w:p>
         </w:tc>
@@ -889,7 +1038,7 @@
         </w:trPr>
         <w:tc>
           <w:tcPr>
-            <w:tcW w:type="dxa" w:w="1972"/>
+            <w:tcW w:type="dxa" w:w="1918"/>
             <w:tcBorders>
               <w:top w:val="single" w:color="BFC9D6" w:sz="4"/>
               <w:left w:val="single" w:color="BFC9D6" w:sz="4"/>
@@ -920,13 +1069,13 @@
                 <w:szCs w:val="18"/>
                 <w:rtl/>
               </w:rPr>
-              <w:t xml:space="preserve">1.0.4</w:t>
+              <w:t xml:space="preserve">1.0.5</w:t>
             </w:r>
           </w:p>
         </w:tc>
         <w:tc>
           <w:tcPr>
-            <w:tcW w:type="dxa" w:w="2818"/>
+            <w:tcW w:type="dxa" w:w="2740"/>
             <w:tcBorders>
               <w:top w:val="single" w:color="BFC9D6" w:sz="4"/>
               <w:left w:val="single" w:color="BFC9D6" w:sz="4"/>
@@ -963,7 +1112,7 @@
         </w:tc>
         <w:tc>
           <w:tcPr>
-            <w:tcW w:type="dxa" w:w="5074"/>
+            <w:tcW w:type="dxa" w:w="5206"/>
             <w:tcBorders>
               <w:top w:val="single" w:color="BFC9D6" w:sz="4"/>
               <w:left w:val="single" w:color="BFC9D6" w:sz="4"/>
@@ -994,7 +1143,7 @@
                 <w:szCs w:val="18"/>
                 <w:rtl/>
               </w:rPr>
-              <w:t xml:space="preserve">تصنيف البضاعة باسمه من الكتالوج في الشاشة والمطبوع، والإنجليزية لغة افتراضية للشاشات والمطبوعات والبريد، والعربية خيار يحفظه المستخدم (</w:t>
+              <w:t xml:space="preserve">شاشة الشروط بالإنجليزية: قيم القوائم والرسوم كلمات إنجليزية بدل الرموز، وعناوين مربعات النص بحجم باقي العناوين (</w:t>
             </w:r>
             <w:r>
               <w:rPr>
@@ -1007,18 +1156,18 @@
                 <w:shd w:fill="F1F3F5" w:color="auto" w:val="clear"/>
                 <w:rtl/>
               </w:rPr>
-              <w:t xml:space="preserve">‎docs/60‎</w:t>
-            </w:r>
-            <w:r>
-              <w:rPr>
-                <w:rFonts w:ascii="Arial" w:cs="Arial" w:eastAsia="Arial" w:hAnsi="Arial"/>
-                <w:b w:val="false"/>
-                <w:bCs w:val="false"/>
-                <w:sz w:val="18"/>
-                <w:szCs w:val="18"/>
-                <w:rtl/>
-              </w:rPr>
-              <w:t xml:space="preserve"> §8)</w:t>
+              <w:t xml:space="preserve">‎docs/59‎</w:t>
+            </w:r>
+            <w:r>
+              <w:rPr>
+                <w:rFonts w:ascii="Arial" w:cs="Arial" w:eastAsia="Arial" w:hAnsi="Arial"/>
+                <w:b w:val="false"/>
+                <w:bCs w:val="false"/>
+                <w:sz w:val="18"/>
+                <w:szCs w:val="18"/>
+                <w:rtl/>
+              </w:rPr>
+              <w:t xml:space="preserve"> §4)</w:t>
             </w:r>
           </w:p>
         </w:tc>
@@ -1029,7 +1178,7 @@
         </w:trPr>
         <w:tc>
           <w:tcPr>
-            <w:tcW w:type="dxa" w:w="1972"/>
+            <w:tcW w:type="dxa" w:w="1918"/>
             <w:tcBorders>
               <w:top w:val="single" w:color="BFC9D6" w:sz="4"/>
               <w:left w:val="single" w:color="BFC9D6" w:sz="4"/>
@@ -1059,13 +1208,13 @@
                 <w:szCs w:val="18"/>
                 <w:rtl/>
               </w:rPr>
-              <w:t xml:space="preserve">1.0.3</w:t>
+              <w:t xml:space="preserve">1.0.4</w:t>
             </w:r>
           </w:p>
         </w:tc>
         <w:tc>
           <w:tcPr>
-            <w:tcW w:type="dxa" w:w="2818"/>
+            <w:tcW w:type="dxa" w:w="2740"/>
             <w:tcBorders>
               <w:top w:val="single" w:color="BFC9D6" w:sz="4"/>
               <w:left w:val="single" w:color="BFC9D6" w:sz="4"/>
@@ -1101,7 +1250,7 @@
         </w:tc>
         <w:tc>
           <w:tcPr>
-            <w:tcW w:type="dxa" w:w="5074"/>
+            <w:tcW w:type="dxa" w:w="5206"/>
             <w:tcBorders>
               <w:top w:val="single" w:color="BFC9D6" w:sz="4"/>
               <w:left w:val="single" w:color="BFC9D6" w:sz="4"/>
@@ -1131,7 +1280,7 @@
                 <w:szCs w:val="18"/>
                 <w:rtl/>
               </w:rPr>
-              <w:t xml:space="preserve">شروط الاعتماد برمز حقل سويفت MT700 بدل مراجع UCP في الشاشة والمطبوع، والقيم بالعربية، وكل حقول MT700 في القاموس، منها 47A و44A و44B و40A و58a. ولا أيام تأجيل لاعتماد الاطلاع (</w:t>
+              <w:t xml:space="preserve">تصنيف البضاعة باسمه من الكتالوج في الشاشة والمطبوع، والإنجليزية لغة افتراضية للشاشات والمطبوعات والبريد، والعربية خيار يحفظه المستخدم (</w:t>
             </w:r>
             <w:r>
               <w:rPr>
@@ -1155,7 +1304,7 @@
                 <w:szCs w:val="18"/>
                 <w:rtl/>
               </w:rPr>
-              <w:t xml:space="preserve"> §6 و§7)</w:t>
+              <w:t xml:space="preserve"> §8)</w:t>
             </w:r>
           </w:p>
         </w:tc>
@@ -1166,7 +1315,7 @@
         </w:trPr>
         <w:tc>
           <w:tcPr>
-            <w:tcW w:type="dxa" w:w="1972"/>
+            <w:tcW w:type="dxa" w:w="1918"/>
             <w:tcBorders>
               <w:top w:val="single" w:color="BFC9D6" w:sz="4"/>
               <w:left w:val="single" w:color="BFC9D6" w:sz="4"/>
@@ -1197,13 +1346,13 @@
                 <w:szCs w:val="18"/>
                 <w:rtl/>
               </w:rPr>
-              <w:t xml:space="preserve">1.0.2</w:t>
+              <w:t xml:space="preserve">1.0.3</w:t>
             </w:r>
           </w:p>
         </w:tc>
         <w:tc>
           <w:tcPr>
-            <w:tcW w:type="dxa" w:w="2818"/>
+            <w:tcW w:type="dxa" w:w="2740"/>
             <w:tcBorders>
               <w:top w:val="single" w:color="BFC9D6" w:sz="4"/>
               <w:left w:val="single" w:color="BFC9D6" w:sz="4"/>
@@ -1240,7 +1389,7 @@
         </w:tc>
         <w:tc>
           <w:tcPr>
-            <w:tcW w:type="dxa" w:w="5074"/>
+            <w:tcW w:type="dxa" w:w="5206"/>
             <w:tcBorders>
               <w:top w:val="single" w:color="BFC9D6" w:sz="4"/>
               <w:left w:val="single" w:color="BFC9D6" w:sz="4"/>
@@ -1271,7 +1420,7 @@
                 <w:szCs w:val="18"/>
                 <w:rtl/>
               </w:rPr>
-              <w:t xml:space="preserve">مراجع UCP 600 بجانب حقول شروط الاعتماد ومستنداته، وفحوص المواد 28 و29 و31-32 و19-24 (</w:t>
+              <w:t xml:space="preserve">شروط الاعتماد برمز حقل سويفت MT700 بدل مراجع UCP في الشاشة والمطبوع، والقيم بالعربية، وكل حقول MT700 في القاموس، منها 47A و44A و44B و40A و58a. ولا أيام تأجيل لاعتماد الاطلاع (</w:t>
             </w:r>
             <w:r>
               <w:rPr>
@@ -1295,116 +1444,7 @@
                 <w:szCs w:val="18"/>
                 <w:rtl/>
               </w:rPr>
-              <w:t xml:space="preserve">). ودعم الخادم الواحد للتجربة (</w:t>
-            </w:r>
-            <w:r>
-              <w:rPr>
-                <w:rFonts w:ascii="Courier New" w:cs="Courier New" w:eastAsia="Courier New" w:hAnsi="Courier New"/>
-                <w:b w:val="false"/>
-                <w:bCs w:val="false"/>
-                <w:color w:val="1F2937"/>
-                <w:sz w:val="16"/>
-                <w:szCs w:val="16"/>
-                <w:shd w:fill="F1F3F5" w:color="auto" w:val="clear"/>
-                <w:rtl/>
-              </w:rPr>
-              <w:t xml:space="preserve">‎docs/58‎</w:t>
-            </w:r>
-            <w:r>
-              <w:rPr>
-                <w:rFonts w:ascii="Arial" w:cs="Arial" w:eastAsia="Arial" w:hAnsi="Arial"/>
-                <w:b w:val="false"/>
-                <w:bCs w:val="false"/>
-                <w:sz w:val="18"/>
-                <w:szCs w:val="18"/>
-                <w:rtl/>
-              </w:rPr>
-              <w:t xml:space="preserve">): </w:t>
-            </w:r>
-            <w:r>
-              <w:rPr>
-                <w:rFonts w:ascii="Courier New" w:cs="Courier New" w:eastAsia="Courier New" w:hAnsi="Courier New"/>
-                <w:b w:val="false"/>
-                <w:bCs w:val="false"/>
-                <w:color w:val="1F2937"/>
-                <w:sz w:val="16"/>
-                <w:szCs w:val="16"/>
-                <w:shd w:fill="F1F3F5" w:color="auto" w:val="clear"/>
-                <w:rtl/>
-              </w:rPr>
-              <w:t xml:space="preserve">‎DB_ADDRESS‎</w:t>
-            </w:r>
-            <w:r>
-              <w:rPr>
-                <w:rFonts w:ascii="Arial" w:cs="Arial" w:eastAsia="Arial" w:hAnsi="Arial"/>
-                <w:b w:val="false"/>
-                <w:bCs w:val="false"/>
-                <w:sz w:val="18"/>
-                <w:szCs w:val="18"/>
-                <w:rtl/>
-              </w:rPr>
-              <w:t xml:space="preserve"> في </w:t>
-            </w:r>
-            <w:r>
-              <w:rPr>
-                <w:rFonts w:ascii="Courier New" w:cs="Courier New" w:eastAsia="Courier New" w:hAnsi="Courier New"/>
-                <w:b w:val="false"/>
-                <w:bCs w:val="false"/>
-                <w:color w:val="1F2937"/>
-                <w:sz w:val="16"/>
-                <w:szCs w:val="16"/>
-                <w:shd w:fill="F1F3F5" w:color="auto" w:val="clear"/>
-                <w:rtl/>
-              </w:rPr>
-              <w:t xml:space="preserve">‎site.conf‎</w:t>
-            </w:r>
-            <w:r>
-              <w:rPr>
-                <w:rFonts w:ascii="Arial" w:cs="Arial" w:eastAsia="Arial" w:hAnsi="Arial"/>
-                <w:b w:val="false"/>
-                <w:bCs w:val="false"/>
-                <w:sz w:val="18"/>
-                <w:szCs w:val="18"/>
-                <w:rtl/>
-              </w:rPr>
-              <w:t xml:space="preserve">، و</w:t>
-            </w:r>
-            <w:r>
-              <w:rPr>
-                <w:rFonts w:ascii="Courier New" w:cs="Courier New" w:eastAsia="Courier New" w:hAnsi="Courier New"/>
-                <w:b w:val="false"/>
-                <w:bCs w:val="false"/>
-                <w:color w:val="1F2937"/>
-                <w:sz w:val="16"/>
-                <w:szCs w:val="16"/>
-                <w:shd w:fill="F1F3F5" w:color="auto" w:val="clear"/>
-                <w:rtl/>
-              </w:rPr>
-              <w:t xml:space="preserve">‎DB_ON_THIS_HOST=1‎</w:t>
-            </w:r>
-            <w:r>
-              <w:rPr>
-                <w:rFonts w:ascii="Arial" w:cs="Arial" w:eastAsia="Arial" w:hAnsi="Arial"/>
-                <w:b w:val="false"/>
-                <w:bCs w:val="false"/>
-                <w:sz w:val="18"/>
-                <w:szCs w:val="18"/>
-                <w:rtl/>
-              </w:rPr>
-              <w:t xml:space="preserve"> في </w:t>
-            </w:r>
-            <w:r>
-              <w:rPr>
-                <w:rFonts w:ascii="Courier New" w:cs="Courier New" w:eastAsia="Courier New" w:hAnsi="Courier New"/>
-                <w:b w:val="false"/>
-                <w:bCs w:val="false"/>
-                <w:color w:val="1F2937"/>
-                <w:sz w:val="16"/>
-                <w:szCs w:val="16"/>
-                <w:shd w:fill="F1F3F5" w:color="auto" w:val="clear"/>
-                <w:rtl/>
-              </w:rPr>
-              <w:t xml:space="preserve">‎ufw.sh‎</w:t>
+              <w:t xml:space="preserve"> §6 و§7)</w:t>
             </w:r>
           </w:p>
         </w:tc>
@@ -1415,7 +1455,7 @@
         </w:trPr>
         <w:tc>
           <w:tcPr>
-            <w:tcW w:type="dxa" w:w="1972"/>
+            <w:tcW w:type="dxa" w:w="1918"/>
             <w:tcBorders>
               <w:top w:val="single" w:color="BFC9D6" w:sz="4"/>
               <w:left w:val="single" w:color="BFC9D6" w:sz="4"/>
@@ -1445,13 +1485,13 @@
                 <w:szCs w:val="18"/>
                 <w:rtl/>
               </w:rPr>
-              <w:t xml:space="preserve">1.0.1</w:t>
+              <w:t xml:space="preserve">1.0.2</w:t>
             </w:r>
           </w:p>
         </w:tc>
         <w:tc>
           <w:tcPr>
-            <w:tcW w:type="dxa" w:w="2818"/>
+            <w:tcW w:type="dxa" w:w="2740"/>
             <w:tcBorders>
               <w:top w:val="single" w:color="BFC9D6" w:sz="4"/>
               <w:left w:val="single" w:color="BFC9D6" w:sz="4"/>
@@ -1481,13 +1521,13 @@
                 <w:szCs w:val="18"/>
                 <w:rtl/>
               </w:rPr>
-              <w:t xml:space="preserve">2026-10-25</w:t>
+              <w:t xml:space="preserve">2026-10-26</w:t>
             </w:r>
           </w:p>
         </w:tc>
         <w:tc>
           <w:tcPr>
-            <w:tcW w:type="dxa" w:w="5074"/>
+            <w:tcW w:type="dxa" w:w="5206"/>
             <w:tcBorders>
               <w:top w:val="single" w:color="BFC9D6" w:sz="4"/>
               <w:left w:val="single" w:color="BFC9D6" w:sz="4"/>
@@ -1517,7 +1557,7 @@
                 <w:szCs w:val="18"/>
                 <w:rtl/>
               </w:rPr>
-              <w:t xml:space="preserve">تقرير التقييم الائتماني المطبوع بغلافه وصفحاته الداخلية على الهوية (</w:t>
+              <w:t xml:space="preserve">مراجع UCP 600 بجانب حقول شروط الاعتماد ومستنداته، وفحوص المواد 28 و29 و31-32 و19-24 (</w:t>
             </w:r>
             <w:r>
               <w:rPr>
@@ -1530,18 +1570,127 @@
                 <w:shd w:fill="F1F3F5" w:color="auto" w:val="clear"/>
                 <w:rtl/>
               </w:rPr>
-              <w:t xml:space="preserve">‎docs/56‎</w:t>
-            </w:r>
-            <w:r>
-              <w:rPr>
-                <w:rFonts w:ascii="Arial" w:cs="Arial" w:eastAsia="Arial" w:hAnsi="Arial"/>
-                <w:b w:val="false"/>
-                <w:bCs w:val="false"/>
-                <w:sz w:val="18"/>
-                <w:szCs w:val="18"/>
-                <w:rtl/>
-              </w:rPr>
-              <w:t xml:space="preserve"> §7)، برابطي «طباعة التقرير» و«تنزيل PDF» في شاشة التقييم. ودليل التثبيت صار جزءًا من كل إصدار باسم ثابت</w:t>
+              <w:t xml:space="preserve">‎docs/60‎</w:t>
+            </w:r>
+            <w:r>
+              <w:rPr>
+                <w:rFonts w:ascii="Arial" w:cs="Arial" w:eastAsia="Arial" w:hAnsi="Arial"/>
+                <w:b w:val="false"/>
+                <w:bCs w:val="false"/>
+                <w:sz w:val="18"/>
+                <w:szCs w:val="18"/>
+                <w:rtl/>
+              </w:rPr>
+              <w:t xml:space="preserve">). ودعم الخادم الواحد للتجربة (</w:t>
+            </w:r>
+            <w:r>
+              <w:rPr>
+                <w:rFonts w:ascii="Courier New" w:cs="Courier New" w:eastAsia="Courier New" w:hAnsi="Courier New"/>
+                <w:b w:val="false"/>
+                <w:bCs w:val="false"/>
+                <w:color w:val="1F2937"/>
+                <w:sz w:val="16"/>
+                <w:szCs w:val="16"/>
+                <w:shd w:fill="F1F3F5" w:color="auto" w:val="clear"/>
+                <w:rtl/>
+              </w:rPr>
+              <w:t xml:space="preserve">‎docs/58‎</w:t>
+            </w:r>
+            <w:r>
+              <w:rPr>
+                <w:rFonts w:ascii="Arial" w:cs="Arial" w:eastAsia="Arial" w:hAnsi="Arial"/>
+                <w:b w:val="false"/>
+                <w:bCs w:val="false"/>
+                <w:sz w:val="18"/>
+                <w:szCs w:val="18"/>
+                <w:rtl/>
+              </w:rPr>
+              <w:t xml:space="preserve">): </w:t>
+            </w:r>
+            <w:r>
+              <w:rPr>
+                <w:rFonts w:ascii="Courier New" w:cs="Courier New" w:eastAsia="Courier New" w:hAnsi="Courier New"/>
+                <w:b w:val="false"/>
+                <w:bCs w:val="false"/>
+                <w:color w:val="1F2937"/>
+                <w:sz w:val="16"/>
+                <w:szCs w:val="16"/>
+                <w:shd w:fill="F1F3F5" w:color="auto" w:val="clear"/>
+                <w:rtl/>
+              </w:rPr>
+              <w:t xml:space="preserve">‎DB_ADDRESS‎</w:t>
+            </w:r>
+            <w:r>
+              <w:rPr>
+                <w:rFonts w:ascii="Arial" w:cs="Arial" w:eastAsia="Arial" w:hAnsi="Arial"/>
+                <w:b w:val="false"/>
+                <w:bCs w:val="false"/>
+                <w:sz w:val="18"/>
+                <w:szCs w:val="18"/>
+                <w:rtl/>
+              </w:rPr>
+              <w:t xml:space="preserve"> في </w:t>
+            </w:r>
+            <w:r>
+              <w:rPr>
+                <w:rFonts w:ascii="Courier New" w:cs="Courier New" w:eastAsia="Courier New" w:hAnsi="Courier New"/>
+                <w:b w:val="false"/>
+                <w:bCs w:val="false"/>
+                <w:color w:val="1F2937"/>
+                <w:sz w:val="16"/>
+                <w:szCs w:val="16"/>
+                <w:shd w:fill="F1F3F5" w:color="auto" w:val="clear"/>
+                <w:rtl/>
+              </w:rPr>
+              <w:t xml:space="preserve">‎site.conf‎</w:t>
+            </w:r>
+            <w:r>
+              <w:rPr>
+                <w:rFonts w:ascii="Arial" w:cs="Arial" w:eastAsia="Arial" w:hAnsi="Arial"/>
+                <w:b w:val="false"/>
+                <w:bCs w:val="false"/>
+                <w:sz w:val="18"/>
+                <w:szCs w:val="18"/>
+                <w:rtl/>
+              </w:rPr>
+              <w:t xml:space="preserve">، و</w:t>
+            </w:r>
+            <w:r>
+              <w:rPr>
+                <w:rFonts w:ascii="Courier New" w:cs="Courier New" w:eastAsia="Courier New" w:hAnsi="Courier New"/>
+                <w:b w:val="false"/>
+                <w:bCs w:val="false"/>
+                <w:color w:val="1F2937"/>
+                <w:sz w:val="16"/>
+                <w:szCs w:val="16"/>
+                <w:shd w:fill="F1F3F5" w:color="auto" w:val="clear"/>
+                <w:rtl/>
+              </w:rPr>
+              <w:t xml:space="preserve">‎DB_ON_THIS_HOST=1‎</w:t>
+            </w:r>
+            <w:r>
+              <w:rPr>
+                <w:rFonts w:ascii="Arial" w:cs="Arial" w:eastAsia="Arial" w:hAnsi="Arial"/>
+                <w:b w:val="false"/>
+                <w:bCs w:val="false"/>
+                <w:sz w:val="18"/>
+                <w:szCs w:val="18"/>
+                <w:rtl/>
+              </w:rPr>
+              <w:t xml:space="preserve"> في </w:t>
+            </w:r>
+            <w:r>
+              <w:rPr>
+                <w:rFonts w:ascii="Courier New" w:cs="Courier New" w:eastAsia="Courier New" w:hAnsi="Courier New"/>
+                <w:b w:val="false"/>
+                <w:bCs w:val="false"/>
+                <w:color w:val="1F2937"/>
+                <w:sz w:val="16"/>
+                <w:szCs w:val="16"/>
+                <w:shd w:fill="F1F3F5" w:color="auto" w:val="clear"/>
+                <w:rtl/>
+              </w:rPr>
+              <w:t xml:space="preserve">‎ufw.sh‎</w:t>
             </w:r>
           </w:p>
         </w:tc>
@@ -1552,7 +1701,7 @@
         </w:trPr>
         <w:tc>
           <w:tcPr>
-            <w:tcW w:type="dxa" w:w="1972"/>
+            <w:tcW w:type="dxa" w:w="1918"/>
             <w:tcBorders>
               <w:top w:val="single" w:color="BFC9D6" w:sz="4"/>
               <w:left w:val="single" w:color="BFC9D6" w:sz="4"/>
@@ -1583,13 +1732,13 @@
                 <w:szCs w:val="18"/>
                 <w:rtl/>
               </w:rPr>
-              <w:t xml:space="preserve">1.0.0</w:t>
+              <w:t xml:space="preserve">1.0.1</w:t>
             </w:r>
           </w:p>
         </w:tc>
         <w:tc>
           <w:tcPr>
-            <w:tcW w:type="dxa" w:w="2818"/>
+            <w:tcW w:type="dxa" w:w="2740"/>
             <w:tcBorders>
               <w:top w:val="single" w:color="BFC9D6" w:sz="4"/>
               <w:left w:val="single" w:color="BFC9D6" w:sz="4"/>
@@ -1626,7 +1775,7 @@
         </w:tc>
         <w:tc>
           <w:tcPr>
-            <w:tcW w:type="dxa" w:w="5074"/>
+            <w:tcW w:type="dxa" w:w="5206"/>
             <w:tcBorders>
               <w:top w:val="single" w:color="BFC9D6" w:sz="4"/>
               <w:left w:val="single" w:color="BFC9D6" w:sz="4"/>
@@ -1657,6 +1806,143 @@
                 <w:szCs w:val="18"/>
                 <w:rtl/>
               </w:rPr>
+              <w:t xml:space="preserve">تقرير التقييم الائتماني المطبوع بغلافه وصفحاته الداخلية على الهوية (</w:t>
+            </w:r>
+            <w:r>
+              <w:rPr>
+                <w:rFonts w:ascii="Courier New" w:cs="Courier New" w:eastAsia="Courier New" w:hAnsi="Courier New"/>
+                <w:b w:val="false"/>
+                <w:bCs w:val="false"/>
+                <w:color w:val="1F2937"/>
+                <w:sz w:val="16"/>
+                <w:szCs w:val="16"/>
+                <w:shd w:fill="F1F3F5" w:color="auto" w:val="clear"/>
+                <w:rtl/>
+              </w:rPr>
+              <w:t xml:space="preserve">‎docs/56‎</w:t>
+            </w:r>
+            <w:r>
+              <w:rPr>
+                <w:rFonts w:ascii="Arial" w:cs="Arial" w:eastAsia="Arial" w:hAnsi="Arial"/>
+                <w:b w:val="false"/>
+                <w:bCs w:val="false"/>
+                <w:sz w:val="18"/>
+                <w:szCs w:val="18"/>
+                <w:rtl/>
+              </w:rPr>
+              <w:t xml:space="preserve"> §7)، برابطي «طباعة التقرير» و«تنزيل PDF» في شاشة التقييم. ودليل التثبيت صار جزءًا من كل إصدار باسم ثابت</w:t>
+            </w:r>
+          </w:p>
+        </w:tc>
+      </w:tr>
+      <w:tr>
+        <w:trPr>
+          <w:cantSplit/>
+        </w:trPr>
+        <w:tc>
+          <w:tcPr>
+            <w:tcW w:type="dxa" w:w="1918"/>
+            <w:tcBorders>
+              <w:top w:val="single" w:color="BFC9D6" w:sz="4"/>
+              <w:left w:val="single" w:color="BFC9D6" w:sz="4"/>
+              <w:bottom w:val="single" w:color="BFC9D6" w:sz="4"/>
+              <w:right w:val="single" w:color="BFC9D6" w:sz="4"/>
+            </w:tcBorders>
+            <w:tcMar>
+              <w:top w:type="dxa" w:w="50"/>
+              <w:left w:type="dxa" w:w="90"/>
+              <w:bottom w:type="dxa" w:w="50"/>
+              <w:right w:type="dxa" w:w="90"/>
+            </w:tcMar>
+            <w:vAlign w:val="top"/>
+          </w:tcPr>
+          <w:p>
+            <w:pPr>
+              <w:keepNext w:val="false"/>
+              <w:bidi/>
+              <w:spacing w:after="30" w:before="30" w:line="264"/>
+            </w:pPr>
+            <w:r>
+              <w:rPr>
+                <w:rFonts w:ascii="Arial" w:cs="Arial" w:eastAsia="Arial" w:hAnsi="Arial"/>
+                <w:b w:val="false"/>
+                <w:bCs w:val="false"/>
+                <w:sz w:val="18"/>
+                <w:szCs w:val="18"/>
+                <w:rtl/>
+              </w:rPr>
+              <w:t xml:space="preserve">1.0.0</w:t>
+            </w:r>
+          </w:p>
+        </w:tc>
+        <w:tc>
+          <w:tcPr>
+            <w:tcW w:type="dxa" w:w="2740"/>
+            <w:tcBorders>
+              <w:top w:val="single" w:color="BFC9D6" w:sz="4"/>
+              <w:left w:val="single" w:color="BFC9D6" w:sz="4"/>
+              <w:bottom w:val="single" w:color="BFC9D6" w:sz="4"/>
+              <w:right w:val="single" w:color="BFC9D6" w:sz="4"/>
+            </w:tcBorders>
+            <w:tcMar>
+              <w:top w:type="dxa" w:w="50"/>
+              <w:left w:type="dxa" w:w="90"/>
+              <w:bottom w:type="dxa" w:w="50"/>
+              <w:right w:type="dxa" w:w="90"/>
+            </w:tcMar>
+            <w:vAlign w:val="top"/>
+          </w:tcPr>
+          <w:p>
+            <w:pPr>
+              <w:keepNext w:val="false"/>
+              <w:bidi/>
+              <w:spacing w:after="30" w:before="30" w:line="264"/>
+            </w:pPr>
+            <w:r>
+              <w:rPr>
+                <w:rFonts w:ascii="Arial" w:cs="Arial" w:eastAsia="Arial" w:hAnsi="Arial"/>
+                <w:b w:val="false"/>
+                <w:bCs w:val="false"/>
+                <w:sz w:val="18"/>
+                <w:szCs w:val="18"/>
+                <w:rtl/>
+              </w:rPr>
+              <w:t xml:space="preserve">2026-10-25</w:t>
+            </w:r>
+          </w:p>
+        </w:tc>
+        <w:tc>
+          <w:tcPr>
+            <w:tcW w:type="dxa" w:w="5206"/>
+            <w:tcBorders>
+              <w:top w:val="single" w:color="BFC9D6" w:sz="4"/>
+              <w:left w:val="single" w:color="BFC9D6" w:sz="4"/>
+              <w:bottom w:val="single" w:color="BFC9D6" w:sz="4"/>
+              <w:right w:val="single" w:color="BFC9D6" w:sz="4"/>
+            </w:tcBorders>
+            <w:tcMar>
+              <w:top w:type="dxa" w:w="50"/>
+              <w:left w:type="dxa" w:w="90"/>
+              <w:bottom w:type="dxa" w:w="50"/>
+              <w:right w:type="dxa" w:w="90"/>
+            </w:tcMar>
+            <w:vAlign w:val="top"/>
+          </w:tcPr>
+          <w:p>
+            <w:pPr>
+              <w:keepNext w:val="false"/>
+              <w:bidi/>
+              <w:spacing w:after="30" w:before="30" w:line="264"/>
+            </w:pPr>
+            <w:r>
+              <w:rPr>
+                <w:rFonts w:ascii="Arial" w:cs="Arial" w:eastAsia="Arial" w:hAnsi="Arial"/>
+                <w:b w:val="false"/>
+                <w:bCs w:val="false"/>
+                <w:sz w:val="18"/>
+                <w:szCs w:val="18"/>
+                <w:rtl/>
+              </w:rPr>
               <w:t xml:space="preserve">الإصدار الأول: كل الوحدات، والهوية البصرية، والقائمة حسب الوحدات، والمطبوعات والبريد بالهوية</w:t>
             </w:r>
           </w:p>
@@ -1840,6 +2126,344 @@
     <w:p>
       <w:r>
         <w:br w:type="page"/>
+      </w:r>
+    </w:p>
+    <w:p>
+      <w:pPr>
+        <w:bidi/>
+        <w:spacing w:after="110" w:before="0" w:line="312"/>
+      </w:pPr>
+      <w:r>
+        <w:rPr>
+          <w:rFonts w:ascii="Arial" w:cs="Arial" w:eastAsia="Arial" w:hAnsi="Arial"/>
+          <w:b/>
+          <w:bCs/>
+          <w:sz w:val="21"/>
+          <w:szCs w:val="21"/>
+          <w:rtl/>
+        </w:rPr>
+        <w:t xml:space="preserve">الترقية من 1.0.7 إلى 1.0.8:</w:t>
+      </w:r>
+      <w:r>
+        <w:rPr>
+          <w:rFonts w:ascii="Arial" w:cs="Arial" w:eastAsia="Arial" w:hAnsi="Arial"/>
+          <w:b w:val="false"/>
+          <w:bCs w:val="false"/>
+          <w:sz w:val="21"/>
+          <w:szCs w:val="21"/>
+          <w:rtl/>
+        </w:rPr>
+        <w:t xml:space="preserve"> </w:t>
+      </w:r>
+      <w:r>
+        <w:rPr>
+          <w:rFonts w:ascii="Arial" w:cs="Arial" w:eastAsia="Arial" w:hAnsi="Arial"/>
+          <w:b/>
+          <w:bCs/>
+          <w:sz w:val="21"/>
+          <w:szCs w:val="21"/>
+          <w:rtl/>
+        </w:rPr>
+        <w:t xml:space="preserve">فيها تغيير في قاعدة البيانات</w:t>
+      </w:r>
+      <w:r>
+        <w:rPr>
+          <w:rFonts w:ascii="Arial" w:cs="Arial" w:eastAsia="Arial" w:hAnsi="Arial"/>
+          <w:b w:val="false"/>
+          <w:bCs w:val="false"/>
+          <w:sz w:val="21"/>
+          <w:szCs w:val="21"/>
+          <w:rtl/>
+        </w:rPr>
+        <w:t xml:space="preserve">: ثلاثة ترحيلات </w:t>
+      </w:r>
+      <w:r>
+        <w:rPr>
+          <w:rFonts w:ascii="Courier New" w:cs="Courier New" w:eastAsia="Courier New" w:hAnsi="Courier New"/>
+          <w:b w:val="false"/>
+          <w:bCs w:val="false"/>
+          <w:color w:val="1F2937"/>
+          <w:sz w:val="18"/>
+          <w:szCs w:val="18"/>
+          <w:shd w:fill="F1F3F5" w:color="auto" w:val="clear"/>
+          <w:rtl/>
+        </w:rPr>
+        <w:t xml:space="preserve">‎V0001‎</w:t>
+      </w:r>
+      <w:r>
+        <w:rPr>
+          <w:rFonts w:ascii="Arial" w:cs="Arial" w:eastAsia="Arial" w:hAnsi="Arial"/>
+          <w:b w:val="false"/>
+          <w:bCs w:val="false"/>
+          <w:sz w:val="21"/>
+          <w:szCs w:val="21"/>
+          <w:rtl/>
+        </w:rPr>
+        <w:t xml:space="preserve"> (رقم الطلب لدى الشركة) و</w:t>
+      </w:r>
+      <w:r>
+        <w:rPr>
+          <w:rFonts w:ascii="Courier New" w:cs="Courier New" w:eastAsia="Courier New" w:hAnsi="Courier New"/>
+          <w:b w:val="false"/>
+          <w:bCs w:val="false"/>
+          <w:color w:val="1F2937"/>
+          <w:sz w:val="18"/>
+          <w:szCs w:val="18"/>
+          <w:shd w:fill="F1F3F5" w:color="auto" w:val="clear"/>
+          <w:rtl/>
+        </w:rPr>
+        <w:t xml:space="preserve">‎V0002‎</w:t>
+      </w:r>
+      <w:r>
+        <w:rPr>
+          <w:rFonts w:ascii="Arial" w:cs="Arial" w:eastAsia="Arial" w:hAnsi="Arial"/>
+          <w:b w:val="false"/>
+          <w:bCs w:val="false"/>
+          <w:sz w:val="21"/>
+          <w:szCs w:val="21"/>
+          <w:rtl/>
+        </w:rPr>
+        <w:t xml:space="preserve"> (ملف التسهيلات، ورمز الشركة حتى ستة أحرف) و</w:t>
+      </w:r>
+      <w:r>
+        <w:rPr>
+          <w:rFonts w:ascii="Courier New" w:cs="Courier New" w:eastAsia="Courier New" w:hAnsi="Courier New"/>
+          <w:b w:val="false"/>
+          <w:bCs w:val="false"/>
+          <w:color w:val="1F2937"/>
+          <w:sz w:val="18"/>
+          <w:szCs w:val="18"/>
+          <w:shd w:fill="F1F3F5" w:color="auto" w:val="clear"/>
+          <w:rtl/>
+        </w:rPr>
+        <w:t xml:space="preserve">‎V0003‎</w:t>
+      </w:r>
+      <w:r>
+        <w:rPr>
+          <w:rFonts w:ascii="Arial" w:cs="Arial" w:eastAsia="Arial" w:hAnsi="Arial"/>
+          <w:b w:val="false"/>
+          <w:bCs w:val="false"/>
+          <w:sz w:val="21"/>
+          <w:szCs w:val="21"/>
+          <w:rtl/>
+        </w:rPr>
+        <w:t xml:space="preserve"> (أسعار منتجات البنك وأحجامها). تُنفَّذ قبل تشغيل الصورتين الجديدتين كما في </w:t>
+      </w:r>
+      <w:r>
+        <w:rPr>
+          <w:rFonts w:ascii="Courier New" w:cs="Courier New" w:eastAsia="Courier New" w:hAnsi="Courier New"/>
+          <w:b w:val="false"/>
+          <w:bCs w:val="false"/>
+          <w:color w:val="1F2937"/>
+          <w:sz w:val="18"/>
+          <w:szCs w:val="18"/>
+          <w:shd w:fill="F1F3F5" w:color="auto" w:val="clear"/>
+          <w:rtl/>
+        </w:rPr>
+        <w:t xml:space="preserve">‎docs/62‎</w:t>
+      </w:r>
+      <w:r>
+        <w:rPr>
+          <w:rFonts w:ascii="Arial" w:cs="Arial" w:eastAsia="Arial" w:hAnsi="Arial"/>
+          <w:b w:val="false"/>
+          <w:bCs w:val="false"/>
+          <w:sz w:val="21"/>
+          <w:szCs w:val="21"/>
+          <w:rtl/>
+        </w:rPr>
+        <w:t xml:space="preserve"> القسم 16.7: إيقاف التطبيق، ثم نسخة كاملة حديثة، ثم من مجلد أدوات 1.0.8 </w:t>
+      </w:r>
+      <w:r>
+        <w:rPr>
+          <w:rFonts w:ascii="Courier New" w:cs="Courier New" w:eastAsia="Courier New" w:hAnsi="Courier New"/>
+          <w:b w:val="false"/>
+          <w:bCs w:val="false"/>
+          <w:color w:val="1F2937"/>
+          <w:sz w:val="18"/>
+          <w:szCs w:val="18"/>
+          <w:shd w:fill="F1F3F5" w:color="auto" w:val="clear"/>
+          <w:rtl/>
+        </w:rPr>
+        <w:t xml:space="preserve">‎prepare_database.sh open‎</w:t>
+      </w:r>
+      <w:r>
+        <w:rPr>
+          <w:rFonts w:ascii="Arial" w:cs="Arial" w:eastAsia="Arial" w:hAnsi="Arial"/>
+          <w:b w:val="false"/>
+          <w:bCs w:val="false"/>
+          <w:sz w:val="21"/>
+          <w:szCs w:val="21"/>
+          <w:rtl/>
+        </w:rPr>
+        <w:t xml:space="preserve">، ثم </w:t>
+      </w:r>
+      <w:r>
+        <w:rPr>
+          <w:rFonts w:ascii="Courier New" w:cs="Courier New" w:eastAsia="Courier New" w:hAnsi="Courier New"/>
+          <w:b w:val="false"/>
+          <w:bCs w:val="false"/>
+          <w:color w:val="1F2937"/>
+          <w:sz w:val="18"/>
+          <w:szCs w:val="18"/>
+          <w:shd w:fill="F1F3F5" w:color="auto" w:val="clear"/>
+          <w:rtl/>
+        </w:rPr>
+        <w:t xml:space="preserve">‎migrate.sh status‎</w:t>
+      </w:r>
+      <w:r>
+        <w:rPr>
+          <w:rFonts w:ascii="Arial" w:cs="Arial" w:eastAsia="Arial" w:hAnsi="Arial"/>
+          <w:b w:val="false"/>
+          <w:bCs w:val="false"/>
+          <w:sz w:val="21"/>
+          <w:szCs w:val="21"/>
+          <w:rtl/>
+        </w:rPr>
+        <w:t xml:space="preserve"> ثم </w:t>
+      </w:r>
+      <w:r>
+        <w:rPr>
+          <w:rFonts w:ascii="Courier New" w:cs="Courier New" w:eastAsia="Courier New" w:hAnsi="Courier New"/>
+          <w:b w:val="false"/>
+          <w:bCs w:val="false"/>
+          <w:color w:val="1F2937"/>
+          <w:sz w:val="18"/>
+          <w:szCs w:val="18"/>
+          <w:shd w:fill="F1F3F5" w:color="auto" w:val="clear"/>
+          <w:rtl/>
+        </w:rPr>
+        <w:t xml:space="preserve">‎migrate.sh apply‎</w:t>
+      </w:r>
+      <w:r>
+        <w:rPr>
+          <w:rFonts w:ascii="Arial" w:cs="Arial" w:eastAsia="Arial" w:hAnsi="Arial"/>
+          <w:b w:val="false"/>
+          <w:bCs w:val="false"/>
+          <w:sz w:val="21"/>
+          <w:szCs w:val="21"/>
+          <w:rtl/>
+        </w:rPr>
+        <w:t xml:space="preserve">، ثم </w:t>
+      </w:r>
+      <w:r>
+        <w:rPr>
+          <w:rFonts w:ascii="Courier New" w:cs="Courier New" w:eastAsia="Courier New" w:hAnsi="Courier New"/>
+          <w:b w:val="false"/>
+          <w:bCs w:val="false"/>
+          <w:color w:val="1F2937"/>
+          <w:sz w:val="18"/>
+          <w:szCs w:val="18"/>
+          <w:shd w:fill="F1F3F5" w:color="auto" w:val="clear"/>
+          <w:rtl/>
+        </w:rPr>
+        <w:t xml:space="preserve">‎prepare_database.sh close‎</w:t>
+      </w:r>
+      <w:r>
+        <w:rPr>
+          <w:rFonts w:ascii="Arial" w:cs="Arial" w:eastAsia="Arial" w:hAnsi="Arial"/>
+          <w:b w:val="false"/>
+          <w:bCs w:val="false"/>
+          <w:sz w:val="21"/>
+          <w:szCs w:val="21"/>
+          <w:rtl/>
+        </w:rPr>
+        <w:t xml:space="preserve">، ثم تحميل الصورتين وتغيير الرقم في </w:t>
+      </w:r>
+      <w:r>
+        <w:rPr>
+          <w:rFonts w:ascii="Courier New" w:cs="Courier New" w:eastAsia="Courier New" w:hAnsi="Courier New"/>
+          <w:b w:val="false"/>
+          <w:bCs w:val="false"/>
+          <w:color w:val="1F2937"/>
+          <w:sz w:val="18"/>
+          <w:szCs w:val="18"/>
+          <w:shd w:fill="F1F3F5" w:color="auto" w:val="clear"/>
+          <w:rtl/>
+        </w:rPr>
+        <w:t xml:space="preserve">‎site.conf‎</w:t>
+      </w:r>
+      <w:r>
+        <w:rPr>
+          <w:rFonts w:ascii="Arial" w:cs="Arial" w:eastAsia="Arial" w:hAnsi="Arial"/>
+          <w:b w:val="false"/>
+          <w:bCs w:val="false"/>
+          <w:sz w:val="21"/>
+          <w:szCs w:val="21"/>
+          <w:rtl/>
+        </w:rPr>
+        <w:t xml:space="preserve"> و</w:t>
+      </w:r>
+      <w:r>
+        <w:rPr>
+          <w:rFonts w:ascii="Courier New" w:cs="Courier New" w:eastAsia="Courier New" w:hAnsi="Courier New"/>
+          <w:b w:val="false"/>
+          <w:bCs w:val="false"/>
+          <w:color w:val="1F2937"/>
+          <w:sz w:val="18"/>
+          <w:szCs w:val="18"/>
+          <w:shd w:fill="F1F3F5" w:color="auto" w:val="clear"/>
+          <w:rtl/>
+        </w:rPr>
+        <w:t xml:space="preserve">‎sudo docker compose up -d‎</w:t>
+      </w:r>
+      <w:r>
+        <w:rPr>
+          <w:rFonts w:ascii="Arial" w:cs="Arial" w:eastAsia="Arial" w:hAnsi="Arial"/>
+          <w:b w:val="false"/>
+          <w:bCs w:val="false"/>
+          <w:sz w:val="21"/>
+          <w:szCs w:val="21"/>
+          <w:rtl/>
+        </w:rPr>
+        <w:t xml:space="preserve">. لا تنتقل بيانات، والمراجع المكتوبة للتسهيلات القديمة لا تتغير. ومنتجات الدليل الجديدة وقائمة بنود العمولات تُضاف إلى كل مشترك تلقائيًا بمهمة ترقية الحزم. ومن يثبّت لأول مرة يتبع </w:t>
+      </w:r>
+      <w:r>
+        <w:rPr>
+          <w:rFonts w:ascii="Courier New" w:cs="Courier New" w:eastAsia="Courier New" w:hAnsi="Courier New"/>
+          <w:b w:val="false"/>
+          <w:bCs w:val="false"/>
+          <w:color w:val="1F2937"/>
+          <w:sz w:val="18"/>
+          <w:szCs w:val="18"/>
+          <w:shd w:fill="F1F3F5" w:color="auto" w:val="clear"/>
+          <w:rtl/>
+        </w:rPr>
+        <w:t xml:space="preserve">‎docs/62‎</w:t>
+      </w:r>
+      <w:r>
+        <w:rPr>
+          <w:rFonts w:ascii="Arial" w:cs="Arial" w:eastAsia="Arial" w:hAnsi="Arial"/>
+          <w:b w:val="false"/>
+          <w:bCs w:val="false"/>
+          <w:sz w:val="21"/>
+          <w:szCs w:val="21"/>
+          <w:rtl/>
+        </w:rPr>
+        <w:t xml:space="preserve"> كما هو، فيبني </w:t>
+      </w:r>
+      <w:r>
+        <w:rPr>
+          <w:rFonts w:ascii="Courier New" w:cs="Courier New" w:eastAsia="Courier New" w:hAnsi="Courier New"/>
+          <w:b w:val="false"/>
+          <w:bCs w:val="false"/>
+          <w:color w:val="1F2937"/>
+          <w:sz w:val="18"/>
+          <w:szCs w:val="18"/>
+          <w:shd w:fill="F1F3F5" w:color="auto" w:val="clear"/>
+          <w:rtl/>
+        </w:rPr>
+        <w:t xml:space="preserve">‎deploy.sh‎</w:t>
+      </w:r>
+      <w:r>
+        <w:rPr>
+          <w:rFonts w:ascii="Arial" w:cs="Arial" w:eastAsia="Arial" w:hAnsi="Arial"/>
+          <w:b w:val="false"/>
+          <w:bCs w:val="false"/>
+          <w:sz w:val="21"/>
+          <w:szCs w:val="21"/>
+          <w:rtl/>
+        </w:rPr>
+        <w:t xml:space="preserve"> القاعدة كاملة بلا ترحيل.</w:t>
       </w:r>
     </w:p>
     <w:p>
@@ -3291,7 +3915,7 @@
           <w:shd w:fill="F1F3F5" w:color="auto" w:val="clear"/>
           <w:rtl/>
         </w:rPr>
-        <w:t xml:space="preserve">‎bankfas-v1.0.7‎</w:t>
+        <w:t xml:space="preserve">‎bankfas-v1.0.8‎</w:t>
       </w:r>
       <w:r>
         <w:rPr>
@@ -3442,7 +4066,7 @@
                 <w:shd w:fill="F1F3F5" w:color="auto" w:val="clear"/>
                 <w:rtl/>
               </w:rPr>
-              <w:t xml:space="preserve">‎bankfas-1.0.7-server.tar‎</w:t>
+              <w:t xml:space="preserve">‎bankfas-1.0.8-server.tar‎</w:t>
             </w:r>
           </w:p>
         </w:tc>
@@ -3502,7 +4126,7 @@
                 <w:shd w:fill="F1F3F5" w:color="auto" w:val="clear"/>
                 <w:rtl/>
               </w:rPr>
-              <w:t xml:space="preserve">‎bankfas-1.0.7‎</w:t>
+              <w:t xml:space="preserve">‎bankfas-1.0.8‎</w:t>
             </w:r>
             <w:r>
               <w:rPr>
@@ -3526,7 +4150,7 @@
                 <w:shd w:fill="F1F3F5" w:color="auto" w:val="clear"/>
                 <w:rtl/>
               </w:rPr>
-              <w:t xml:space="preserve">‎bankfas-1.0.7-server.tar.sha256‎</w:t>
+              <w:t xml:space="preserve">‎bankfas-1.0.8-server.tar.sha256‎</w:t>
             </w:r>
           </w:p>
         </w:tc>
@@ -3570,7 +4194,7 @@
                 <w:shd w:fill="F1F3F5" w:color="auto" w:val="clear"/>
                 <w:rtl/>
               </w:rPr>
-              <w:t xml:space="preserve">‎bankfas-images-1.0.7.tar.gz‎</w:t>
+              <w:t xml:space="preserve">‎bankfas-images-1.0.8.tar.gz‎</w:t>
             </w:r>
           </w:p>
         </w:tc>
@@ -3620,7 +4244,7 @@
                 <w:shd w:fill="F1F3F5" w:color="auto" w:val="clear"/>
                 <w:rtl/>
               </w:rPr>
-              <w:t xml:space="preserve">‎bankfas-api:1.0.7‎</w:t>
+              <w:t xml:space="preserve">‎bankfas-api:1.0.8‎</w:t>
             </w:r>
             <w:r>
               <w:rPr>
@@ -3644,7 +4268,7 @@
                 <w:shd w:fill="F1F3F5" w:color="auto" w:val="clear"/>
                 <w:rtl/>
               </w:rPr>
-              <w:t xml:space="preserve">‎bankfas-worker:1.0.7‎</w:t>
+              <w:t xml:space="preserve">‎bankfas-worker:1.0.8‎</w:t>
             </w:r>
             <w:r>
               <w:rPr>
@@ -3698,7 +4322,7 @@
                 <w:shd w:fill="F1F3F5" w:color="auto" w:val="clear"/>
                 <w:rtl/>
               </w:rPr>
-              <w:t xml:space="preserve">‎bankfas-kit-1.0.7.tar.gz‎</w:t>
+              <w:t xml:space="preserve">‎bankfas-kit-1.0.8.tar.gz‎</w:t>
             </w:r>
           </w:p>
         </w:tc>
@@ -3850,7 +4474,7 @@
                 <w:shd w:fill="F1F3F5" w:color="auto" w:val="clear"/>
                 <w:rtl/>
               </w:rPr>
-              <w:t xml:space="preserve">‎bankfas-docs-1.0.7.tar.gz‎</w:t>
+              <w:t xml:space="preserve">‎bankfas-docs-1.0.8.tar.gz‎</w:t>
             </w:r>
           </w:p>
         </w:tc>
@@ -4500,7 +5124,7 @@
           <w:szCs w:val="17"/>
           <w:rtl w:val="false"/>
         </w:rPr>
-        <w:t xml:space="preserve">sha256sum -c bankfas-1.0.7-server.tar.sha256</w:t>
+        <w:t xml:space="preserve">sha256sum -c bankfas-1.0.8-server.tar.sha256</w:t>
       </w:r>
     </w:p>
     <w:p>
@@ -4527,7 +5151,7 @@
           <w:szCs w:val="17"/>
           <w:rtl w:val="false"/>
         </w:rPr>
-        <w:t xml:space="preserve">tar -xf bankfas-1.0.7-server.tar</w:t>
+        <w:t xml:space="preserve">tar -xf bankfas-1.0.8-server.tar</w:t>
       </w:r>
     </w:p>
     <w:p>
@@ -4554,7 +5178,7 @@
           <w:szCs w:val="17"/>
           <w:rtl w:val="false"/>
         </w:rPr>
-        <w:t xml:space="preserve">cd bankfas-1.0.7</w:t>
+        <w:t xml:space="preserve">cd bankfas-1.0.8</w:t>
       </w:r>
     </w:p>
     <w:p>
@@ -4608,7 +5232,7 @@
           <w:szCs w:val="17"/>
           <w:rtl w:val="false"/>
         </w:rPr>
-        <w:t xml:space="preserve">tar -xzf bankfas-kit-1.0.7.tar.gz</w:t>
+        <w:t xml:space="preserve">tar -xzf bankfas-kit-1.0.8.tar.gz</w:t>
       </w:r>
     </w:p>
     <w:p>
@@ -4790,7 +5414,7 @@
           <w:szCs w:val="17"/>
           <w:rtl w:val="false"/>
         </w:rPr>
-        <w:t xml:space="preserve">sudo docker load -i ~/bankfas-1.0.7/bankfas-images-1.0.7.tar.gz</w:t>
+        <w:t xml:space="preserve">sudo docker load -i ~/bankfas-1.0.8/bankfas-images-1.0.8.tar.gz</w:t>
       </w:r>
     </w:p>
     <w:p>
@@ -4817,7 +5441,7 @@
           <w:szCs w:val="17"/>
           <w:rtl w:val="false"/>
         </w:rPr>
-        <w:t xml:space="preserve">sudo docker image ls | grep bankfas    # bankfas-api:1.0.7 و bankfas-worker:1.0.7</w:t>
+        <w:t xml:space="preserve">sudo docker image ls | grep bankfas    # bankfas-api:1.0.8 و bankfas-worker:1.0.8</w:t>
       </w:r>
     </w:p>
     <w:p>
@@ -4882,7 +5506,7 @@
           <w:shd w:fill="F1F3F5" w:color="auto" w:val="clear"/>
           <w:rtl/>
         </w:rPr>
-        <w:t xml:space="preserve">‎bankfas-api:1.0.7‎</w:t>
+        <w:t xml:space="preserve">‎bankfas-api:1.0.8‎</w:t>
       </w:r>
       <w:r>
         <w:rPr>
@@ -4906,7 +5530,7 @@
           <w:shd w:fill="F1F3F5" w:color="auto" w:val="clear"/>
           <w:rtl/>
         </w:rPr>
-        <w:t xml:space="preserve">‎bankfas-worker:1.0.7‎</w:t>
+        <w:t xml:space="preserve">‎bankfas-worker:1.0.8‎</w:t>
       </w:r>
       <w:r>
         <w:rPr>
